--- a/Documents/Assignment3 - Lowkenuinely - Report.docx
+++ b/Documents/Assignment3 - Lowkenuinely - Report.docx
@@ -123,9 +123,9 @@
           <w:lang w:val="en-US"/>
         </w:rPr>
       </w:pPr>
-      <w:bookmarkStart w:id="3" w:name="_Toc6709"/>
+      <w:bookmarkStart w:id="3" w:name="_Toc1139"/>
       <w:bookmarkStart w:id="4" w:name="_Toc4586"/>
-      <w:bookmarkStart w:id="5" w:name="_Toc1139"/>
+      <w:bookmarkStart w:id="5" w:name="_Toc6709"/>
       <w:r>
         <w:rPr>
           <w:rFonts w:hint="default" w:ascii="Times New Roman" w:hAnsi="Times New Roman" w:cs="Times New Roman"/>
@@ -988,9 +988,9 @@
           <w:rFonts w:hint="default"/>
         </w:rPr>
       </w:pPr>
-      <w:bookmarkStart w:id="6" w:name="_Toc166571946"/>
-      <w:bookmarkStart w:id="7" w:name="_Toc19771"/>
-      <w:bookmarkStart w:id="8" w:name="_Toc3434"/>
+      <w:bookmarkStart w:id="6" w:name="_Toc3434"/>
+      <w:bookmarkStart w:id="7" w:name="_Toc166571946"/>
+      <w:bookmarkStart w:id="8" w:name="_Toc19771"/>
       <w:r>
         <w:rPr>
           <w:rFonts w:hint="default"/>
@@ -1556,6 +1556,277 @@
           <w:lang w:val="en-US"/>
         </w:rPr>
         <w:t>2.5 Error Handling and Validation</w:t>
+      </w:r>
+      <w:r>
+        <w:rPr>
+          <w:rFonts w:hint="default" w:ascii="Times New Roman" w:hAnsi="Times New Roman" w:cs="Times New Roman"/>
+          <w:b/>
+          <w:bCs/>
+          <w:color w:val="auto"/>
+          <w:sz w:val="28"/>
+          <w:szCs w:val="28"/>
+          <w:highlight w:val="none"/>
+          <w:shd w:val="clear" w:color="auto" w:fill="auto"/>
+        </w:rPr>
+        <w:tab/>
+      </w:r>
+    </w:p>
+    <w:p>
+      <w:pPr>
+        <w:pStyle w:val="21"/>
+        <w:tabs>
+          <w:tab w:val="right" w:leader="dot" w:pos="8302"/>
+        </w:tabs>
+        <w:spacing w:line="240" w:lineRule="auto"/>
+        <w:jc w:val="both"/>
+        <w:rPr>
+          <w:rFonts w:hint="default" w:ascii="Times New Roman" w:hAnsi="Times New Roman" w:cs="Times New Roman"/>
+          <w:b/>
+          <w:bCs/>
+          <w:color w:val="auto"/>
+          <w:sz w:val="32"/>
+          <w:szCs w:val="32"/>
+          <w:highlight w:val="none"/>
+          <w:shd w:val="clear" w:color="auto" w:fill="auto"/>
+          <w:lang w:val="en-US"/>
+        </w:rPr>
+      </w:pPr>
+      <w:r>
+        <w:rPr>
+          <w:rStyle w:val="27"/>
+          <w:rFonts w:hint="default" w:ascii="Times New Roman" w:hAnsi="Times New Roman" w:cs="Times New Roman"/>
+          <w:b/>
+          <w:sz w:val="32"/>
+          <w:szCs w:val="32"/>
+          <w:lang w:val="en-US"/>
+        </w:rPr>
+        <w:t xml:space="preserve">Part </w:t>
+      </w:r>
+      <w:r>
+        <w:rPr>
+          <w:rStyle w:val="27"/>
+          <w:rFonts w:hint="default" w:cs="Times New Roman"/>
+          <w:b/>
+          <w:sz w:val="32"/>
+          <w:szCs w:val="32"/>
+          <w:lang w:val="en-US"/>
+        </w:rPr>
+        <w:t>C</w:t>
+      </w:r>
+      <w:r>
+        <w:rPr>
+          <w:rStyle w:val="27"/>
+          <w:rFonts w:hint="default" w:ascii="Times New Roman" w:hAnsi="Times New Roman" w:cs="Times New Roman"/>
+          <w:b/>
+          <w:sz w:val="32"/>
+          <w:szCs w:val="32"/>
+          <w:lang w:val="en-US"/>
+        </w:rPr>
+        <w:t xml:space="preserve">: </w:t>
+      </w:r>
+      <w:r>
+        <w:rPr>
+          <w:rStyle w:val="27"/>
+          <w:rFonts w:hint="default" w:cs="Times New Roman"/>
+          <w:b/>
+          <w:sz w:val="32"/>
+          <w:szCs w:val="32"/>
+          <w:lang w:val="en-US"/>
+        </w:rPr>
+        <w:t>Frontend</w:t>
+      </w:r>
+      <w:r>
+        <w:rPr>
+          <w:rStyle w:val="27"/>
+          <w:rFonts w:hint="default" w:ascii="Times New Roman" w:hAnsi="Times New Roman" w:cs="Times New Roman"/>
+          <w:b/>
+          <w:sz w:val="32"/>
+          <w:szCs w:val="32"/>
+          <w:lang w:val="en-US"/>
+        </w:rPr>
+        <w:t xml:space="preserve"> Integration</w:t>
+      </w:r>
+      <w:r>
+        <w:rPr>
+          <w:rFonts w:hint="default" w:ascii="Times New Roman" w:hAnsi="Times New Roman" w:cs="Times New Roman"/>
+          <w:b/>
+          <w:bCs/>
+          <w:color w:val="auto"/>
+          <w:sz w:val="32"/>
+          <w:szCs w:val="32"/>
+          <w:highlight w:val="none"/>
+          <w:shd w:val="clear" w:color="auto" w:fill="auto"/>
+        </w:rPr>
+        <w:tab/>
+      </w:r>
+    </w:p>
+    <w:p>
+      <w:pPr>
+        <w:pStyle w:val="21"/>
+        <w:tabs>
+          <w:tab w:val="right" w:leader="dot" w:pos="8302"/>
+        </w:tabs>
+        <w:spacing w:line="240" w:lineRule="auto"/>
+        <w:ind w:left="220" w:leftChars="100" w:firstLine="0" w:firstLineChars="0"/>
+        <w:jc w:val="both"/>
+        <w:rPr>
+          <w:rFonts w:hint="default" w:ascii="Times New Roman" w:hAnsi="Times New Roman" w:cs="Times New Roman"/>
+          <w:b/>
+          <w:bCs/>
+          <w:color w:val="auto"/>
+          <w:sz w:val="28"/>
+          <w:szCs w:val="28"/>
+          <w:highlight w:val="none"/>
+          <w:shd w:val="clear" w:color="auto" w:fill="auto"/>
+          <w:lang w:val="en-US"/>
+        </w:rPr>
+      </w:pPr>
+      <w:r>
+        <w:rPr>
+          <w:rFonts w:hint="default" w:cs="Times New Roman"/>
+          <w:b/>
+          <w:bCs/>
+          <w:color w:val="auto"/>
+          <w:sz w:val="28"/>
+          <w:szCs w:val="28"/>
+          <w:highlight w:val="none"/>
+          <w:shd w:val="clear" w:color="auto" w:fill="auto"/>
+          <w:lang w:val="en-US"/>
+        </w:rPr>
+        <w:t>3</w:t>
+      </w:r>
+      <w:r>
+        <w:rPr>
+          <w:rFonts w:hint="default" w:ascii="Times New Roman" w:hAnsi="Times New Roman" w:cs="Times New Roman"/>
+          <w:b/>
+          <w:bCs/>
+          <w:color w:val="auto"/>
+          <w:sz w:val="28"/>
+          <w:szCs w:val="28"/>
+          <w:highlight w:val="none"/>
+          <w:shd w:val="clear" w:color="auto" w:fill="auto"/>
+          <w:lang w:val="en-US"/>
+        </w:rPr>
+        <w:t xml:space="preserve">.1 </w:t>
+      </w:r>
+      <w:r>
+        <w:rPr>
+          <w:rFonts w:hint="default" w:cs="Times New Roman"/>
+          <w:b/>
+          <w:bCs/>
+          <w:color w:val="auto"/>
+          <w:sz w:val="28"/>
+          <w:szCs w:val="28"/>
+          <w:highlight w:val="none"/>
+          <w:shd w:val="clear" w:color="auto" w:fill="auto"/>
+          <w:lang w:val="en-US"/>
+        </w:rPr>
+        <w:t>Architecture Diagram</w:t>
+      </w:r>
+      <w:r>
+        <w:rPr>
+          <w:rFonts w:hint="default" w:ascii="Times New Roman" w:hAnsi="Times New Roman" w:cs="Times New Roman"/>
+          <w:b/>
+          <w:bCs/>
+          <w:color w:val="auto"/>
+          <w:sz w:val="28"/>
+          <w:szCs w:val="28"/>
+          <w:highlight w:val="none"/>
+          <w:shd w:val="clear" w:color="auto" w:fill="auto"/>
+        </w:rPr>
+        <w:tab/>
+      </w:r>
+    </w:p>
+    <w:p>
+      <w:pPr>
+        <w:pStyle w:val="21"/>
+        <w:tabs>
+          <w:tab w:val="right" w:leader="dot" w:pos="8302"/>
+        </w:tabs>
+        <w:spacing w:line="240" w:lineRule="auto"/>
+        <w:ind w:left="220" w:leftChars="100" w:firstLine="0" w:firstLineChars="0"/>
+        <w:jc w:val="both"/>
+        <w:rPr>
+          <w:rFonts w:hint="default" w:ascii="Times New Roman" w:hAnsi="Times New Roman" w:cs="Times New Roman"/>
+          <w:b/>
+          <w:bCs/>
+          <w:color w:val="auto"/>
+          <w:sz w:val="28"/>
+          <w:szCs w:val="28"/>
+          <w:highlight w:val="none"/>
+          <w:shd w:val="clear" w:color="auto" w:fill="auto"/>
+          <w:lang w:val="en-US"/>
+        </w:rPr>
+      </w:pPr>
+      <w:r>
+        <w:rPr>
+          <w:rFonts w:hint="default" w:cs="Times New Roman"/>
+          <w:b/>
+          <w:bCs/>
+          <w:color w:val="auto"/>
+          <w:sz w:val="28"/>
+          <w:szCs w:val="28"/>
+          <w:highlight w:val="none"/>
+          <w:shd w:val="clear" w:color="auto" w:fill="auto"/>
+          <w:lang w:val="en-US"/>
+        </w:rPr>
+        <w:t>3</w:t>
+      </w:r>
+      <w:r>
+        <w:rPr>
+          <w:rFonts w:hint="default" w:ascii="Times New Roman" w:hAnsi="Times New Roman" w:cs="Times New Roman"/>
+          <w:b/>
+          <w:bCs/>
+          <w:color w:val="auto"/>
+          <w:sz w:val="28"/>
+          <w:szCs w:val="28"/>
+          <w:highlight w:val="none"/>
+          <w:shd w:val="clear" w:color="auto" w:fill="auto"/>
+          <w:lang w:val="en-US"/>
+        </w:rPr>
+        <w:t>.</w:t>
+      </w:r>
+      <w:r>
+        <w:rPr>
+          <w:rFonts w:hint="default" w:cs="Times New Roman"/>
+          <w:b/>
+          <w:bCs/>
+          <w:color w:val="auto"/>
+          <w:sz w:val="28"/>
+          <w:szCs w:val="28"/>
+          <w:highlight w:val="none"/>
+          <w:shd w:val="clear" w:color="auto" w:fill="auto"/>
+          <w:lang w:val="en-US"/>
+        </w:rPr>
+        <w:t>2</w:t>
+      </w:r>
+      <w:r>
+        <w:rPr>
+          <w:rFonts w:hint="default" w:ascii="Times New Roman" w:hAnsi="Times New Roman" w:cs="Times New Roman"/>
+          <w:b/>
+          <w:bCs/>
+          <w:color w:val="auto"/>
+          <w:sz w:val="28"/>
+          <w:szCs w:val="28"/>
+          <w:highlight w:val="none"/>
+          <w:shd w:val="clear" w:color="auto" w:fill="auto"/>
+          <w:lang w:val="en-US"/>
+        </w:rPr>
+        <w:t xml:space="preserve"> </w:t>
+      </w:r>
+      <w:r>
+        <w:rPr>
+          <w:rFonts w:hint="default" w:cs="Times New Roman"/>
+          <w:b/>
+          <w:bCs/>
+          <w:color w:val="auto"/>
+          <w:sz w:val="28"/>
+          <w:szCs w:val="28"/>
+          <w:highlight w:val="none"/>
+          <w:shd w:val="clear" w:color="auto" w:fill="auto"/>
+          <w:lang w:val="en-US"/>
+        </w:rPr>
+        <w:t>Frontend Components and User Interface</w:t>
       </w:r>
       <w:r>
         <w:rPr>
@@ -1792,63 +2063,6 @@
         <w:suppressLineNumbers w:val="0"/>
         <w:bidi w:val="0"/>
         <w:spacing w:before="0" w:beforeAutospacing="1" w:after="0" w:afterAutospacing="1" w:line="240" w:lineRule="auto"/>
-        <w:ind w:left="220" w:leftChars="100" w:firstLine="0" w:firstLineChars="0"/>
-        <w:jc w:val="both"/>
-        <w:textAlignment w:val="baseline"/>
-        <w:rPr>
-          <w:rFonts w:hint="default" w:ascii="Times New Roman" w:hAnsi="Times New Roman" w:cs="Times New Roman"/>
-          <w:b/>
-          <w:bCs/>
-          <w:color w:val="auto"/>
-          <w:sz w:val="25"/>
-          <w:szCs w:val="25"/>
-          <w:highlight w:val="none"/>
-          <w:shd w:val="clear" w:color="auto" w:fill="auto"/>
-          <w:lang w:val="en-US"/>
-        </w:rPr>
-      </w:pPr>
-    </w:p>
-    <w:p>
-      <w:pPr>
-        <w:keepNext w:val="0"/>
-        <w:keepLines w:val="0"/>
-        <w:widowControl/>
-        <w:numPr>
-          <w:ilvl w:val="0"/>
-          <w:numId w:val="0"/>
-        </w:numPr>
-        <w:suppressLineNumbers w:val="0"/>
-        <w:bidi w:val="0"/>
-        <w:spacing w:before="0" w:beforeAutospacing="1" w:after="0" w:afterAutospacing="1" w:line="240" w:lineRule="auto"/>
-        <w:ind w:left="220" w:leftChars="100" w:firstLine="0" w:firstLineChars="0"/>
-        <w:jc w:val="both"/>
-        <w:textAlignment w:val="baseline"/>
-        <w:rPr>
-          <w:rFonts w:hint="default" w:ascii="Times New Roman" w:hAnsi="Times New Roman" w:cs="Times New Roman"/>
-          <w:b/>
-          <w:bCs/>
-          <w:color w:val="auto"/>
-          <w:sz w:val="25"/>
-          <w:szCs w:val="25"/>
-          <w:highlight w:val="none"/>
-          <w:shd w:val="clear" w:color="auto" w:fill="auto"/>
-          <w:lang w:val="en-US"/>
-        </w:rPr>
-      </w:pPr>
-    </w:p>
-    <w:p>
-      <w:pPr>
-        <w:keepNext w:val="0"/>
-        <w:keepLines w:val="0"/>
-        <w:widowControl/>
-        <w:numPr>
-          <w:ilvl w:val="0"/>
-          <w:numId w:val="0"/>
-        </w:numPr>
-        <w:suppressLineNumbers w:val="0"/>
-        <w:bidi w:val="0"/>
-        <w:spacing w:before="0" w:beforeAutospacing="1" w:after="0" w:afterAutospacing="1" w:line="240" w:lineRule="auto"/>
-        <w:ind w:left="220" w:leftChars="100" w:firstLine="0" w:firstLineChars="0"/>
         <w:jc w:val="both"/>
         <w:textAlignment w:val="baseline"/>
         <w:rPr>
@@ -2492,86 +2706,6 @@
         </w:rPr>
         <w:t>1.4 Executive Summary</w:t>
       </w:r>
-    </w:p>
-    <w:p>
-      <w:pPr>
-        <w:rPr>
-          <w:rFonts w:hint="default" w:ascii="Times New Roman" w:hAnsi="Times New Roman" w:cs="Times New Roman"/>
-          <w:sz w:val="28"/>
-          <w:szCs w:val="28"/>
-          <w:lang w:val="en-US"/>
-        </w:rPr>
-      </w:pPr>
-    </w:p>
-    <w:p>
-      <w:pPr>
-        <w:rPr>
-          <w:rFonts w:hint="default" w:ascii="Times New Roman" w:hAnsi="Times New Roman" w:cs="Times New Roman"/>
-          <w:sz w:val="28"/>
-          <w:szCs w:val="28"/>
-          <w:lang w:val="en-US"/>
-        </w:rPr>
-      </w:pPr>
-    </w:p>
-    <w:p>
-      <w:pPr>
-        <w:rPr>
-          <w:rFonts w:hint="default" w:ascii="Times New Roman" w:hAnsi="Times New Roman" w:cs="Times New Roman"/>
-          <w:sz w:val="28"/>
-          <w:szCs w:val="28"/>
-          <w:lang w:val="en-US"/>
-        </w:rPr>
-      </w:pPr>
-    </w:p>
-    <w:p>
-      <w:pPr>
-        <w:rPr>
-          <w:rFonts w:hint="default" w:ascii="Times New Roman" w:hAnsi="Times New Roman" w:cs="Times New Roman"/>
-          <w:sz w:val="28"/>
-          <w:szCs w:val="28"/>
-          <w:lang w:val="en-US"/>
-        </w:rPr>
-      </w:pPr>
-    </w:p>
-    <w:p>
-      <w:pPr>
-        <w:rPr>
-          <w:rFonts w:hint="default" w:ascii="Times New Roman" w:hAnsi="Times New Roman" w:cs="Times New Roman"/>
-          <w:sz w:val="28"/>
-          <w:szCs w:val="28"/>
-          <w:lang w:val="en-US"/>
-        </w:rPr>
-      </w:pPr>
-    </w:p>
-    <w:p>
-      <w:pPr>
-        <w:rPr>
-          <w:rFonts w:hint="default" w:ascii="Times New Roman" w:hAnsi="Times New Roman" w:cs="Times New Roman"/>
-          <w:sz w:val="28"/>
-          <w:szCs w:val="28"/>
-          <w:lang w:val="en-US"/>
-        </w:rPr>
-      </w:pPr>
-    </w:p>
-    <w:p>
-      <w:pPr>
-        <w:rPr>
-          <w:rFonts w:hint="default" w:ascii="Times New Roman" w:hAnsi="Times New Roman" w:cs="Times New Roman"/>
-          <w:sz w:val="28"/>
-          <w:szCs w:val="28"/>
-          <w:lang w:val="en-US"/>
-        </w:rPr>
-      </w:pPr>
-    </w:p>
-    <w:p>
-      <w:pPr>
-        <w:rPr>
-          <w:rFonts w:hint="default" w:ascii="Times New Roman" w:hAnsi="Times New Roman" w:cs="Times New Roman"/>
-          <w:sz w:val="28"/>
-          <w:szCs w:val="28"/>
-          <w:lang w:val="en-US"/>
-        </w:rPr>
-      </w:pPr>
     </w:p>
     <w:p>
       <w:pPr>
@@ -3550,6 +3684,7 @@
         <w:keepLines w:val="0"/>
         <w:widowControl/>
         <w:numPr>
+          <w:ilvl w:val="0"/>
           <w:numId w:val="0"/>
         </w:numPr>
         <w:suppressLineNumbers w:val="0"/>
@@ -4634,8 +4769,2264 @@
         </w:rPr>
         <w:t xml:space="preserve"> route is wrapped in a Try-Except block. This catches runtime anomalies (e.g., model loading issues) and returns a structured 500 Internal Server Error, preventing backend crashes while providing clear feedback.</w:t>
       </w:r>
-      <w:bookmarkStart w:id="9" w:name="_GoBack"/>
-      <w:bookmarkEnd w:id="9"/>
+    </w:p>
+    <w:p>
+      <w:pPr>
+        <w:pStyle w:val="19"/>
+        <w:keepNext w:val="0"/>
+        <w:keepLines w:val="0"/>
+        <w:widowControl/>
+        <w:numPr>
+          <w:ilvl w:val="0"/>
+          <w:numId w:val="0"/>
+        </w:numPr>
+        <w:suppressLineNumbers w:val="0"/>
+        <w:jc w:val="both"/>
+        <w:rPr>
+          <w:rFonts w:hint="default" w:ascii="Times New Roman" w:hAnsi="Times New Roman" w:eastAsia="SimSun" w:cs="Times New Roman"/>
+          <w:b w:val="0"/>
+          <w:bCs w:val="0"/>
+          <w:sz w:val="25"/>
+          <w:szCs w:val="25"/>
+        </w:rPr>
+      </w:pPr>
+      <w:r>
+        <w:rPr>
+          <w:rFonts w:hint="default" w:ascii="Times New Roman" w:hAnsi="Times New Roman" w:eastAsia="SimSun" w:cs="Times New Roman"/>
+          <w:b w:val="0"/>
+          <w:bCs w:val="0"/>
+          <w:sz w:val="25"/>
+          <w:szCs w:val="25"/>
+          <w:lang w:val="en-US"/>
+        </w:rPr>
+        <w:t xml:space="preserve">In summary, the integration of </w:t>
+      </w:r>
+      <w:r>
+        <w:rPr>
+          <w:rFonts w:hint="default" w:ascii="Times New Roman" w:hAnsi="Times New Roman" w:eastAsia="SimSun" w:cs="Times New Roman"/>
+          <w:b w:val="0"/>
+          <w:bCs w:val="0"/>
+          <w:sz w:val="25"/>
+          <w:szCs w:val="25"/>
+        </w:rPr>
+        <w:t xml:space="preserve">the backend infrastructure successfully transitions theoretical AI models into a functional web service.  </w:t>
+      </w:r>
+      <w:r>
+        <w:rPr>
+          <w:rFonts w:hint="default" w:ascii="Times New Roman" w:hAnsi="Times New Roman" w:eastAsia="SimSun" w:cs="Times New Roman"/>
+          <w:b w:val="0"/>
+          <w:bCs w:val="0"/>
+          <w:sz w:val="25"/>
+          <w:szCs w:val="25"/>
+          <w:lang w:val="en-US"/>
+        </w:rPr>
+        <w:t xml:space="preserve">Therefore, we believe that </w:t>
+      </w:r>
+      <w:r>
+        <w:rPr>
+          <w:rFonts w:hint="default" w:ascii="Times New Roman" w:hAnsi="Times New Roman" w:eastAsia="SimSun" w:cs="Times New Roman"/>
+          <w:b w:val="0"/>
+          <w:bCs w:val="0"/>
+          <w:sz w:val="25"/>
+          <w:szCs w:val="25"/>
+        </w:rPr>
+        <w:t>the system delivers a responsive and reliable security analysis tool</w:t>
+      </w:r>
+      <w:r>
+        <w:rPr>
+          <w:rFonts w:hint="default" w:ascii="Times New Roman" w:hAnsi="Times New Roman" w:eastAsia="SimSun" w:cs="Times New Roman"/>
+          <w:b w:val="0"/>
+          <w:bCs w:val="0"/>
+          <w:sz w:val="25"/>
+          <w:szCs w:val="25"/>
+          <w:lang w:val="en-US"/>
+        </w:rPr>
+        <w:t xml:space="preserve"> b</w:t>
+      </w:r>
+      <w:r>
+        <w:rPr>
+          <w:rFonts w:hint="default" w:ascii="Times New Roman" w:hAnsi="Times New Roman" w:eastAsia="SimSun" w:cs="Times New Roman"/>
+          <w:b w:val="0"/>
+          <w:bCs w:val="0"/>
+          <w:sz w:val="25"/>
+          <w:szCs w:val="25"/>
+        </w:rPr>
+        <w:t xml:space="preserve">y combining FastAPI’s high-performance routing with Joblib’s efficient serialization,. </w:t>
+      </w:r>
+      <w:r>
+        <w:rPr>
+          <w:rFonts w:hint="default" w:ascii="Times New Roman" w:hAnsi="Times New Roman" w:eastAsia="SimSun" w:cs="Times New Roman"/>
+          <w:b w:val="0"/>
+          <w:bCs w:val="0"/>
+          <w:sz w:val="25"/>
+          <w:szCs w:val="25"/>
+          <w:lang w:val="en-US"/>
+        </w:rPr>
+        <w:t>Notably, t</w:t>
+      </w:r>
+      <w:r>
+        <w:rPr>
+          <w:rFonts w:hint="default" w:ascii="Times New Roman" w:hAnsi="Times New Roman" w:eastAsia="SimSun" w:cs="Times New Roman"/>
+          <w:b w:val="0"/>
+          <w:bCs w:val="0"/>
+          <w:sz w:val="25"/>
+          <w:szCs w:val="25"/>
+        </w:rPr>
+        <w:t>he implementation of a centralized, validated API ensures that the platform is production-ready, providing real-time intelligence with optimized latency for the final user interface.</w:t>
+      </w:r>
+    </w:p>
+    <w:p>
+      <w:pPr>
+        <w:pStyle w:val="2"/>
+        <w:bidi w:val="0"/>
+        <w:rPr>
+          <w:rFonts w:hint="default" w:ascii="Times New Roman" w:hAnsi="Times New Roman" w:cs="Times New Roman"/>
+          <w:lang w:val="en-US"/>
+        </w:rPr>
+      </w:pPr>
+      <w:r>
+        <w:rPr>
+          <w:rFonts w:hint="default" w:ascii="Times New Roman" w:hAnsi="Times New Roman" w:cs="Times New Roman"/>
+          <w:lang w:val="en-US"/>
+        </w:rPr>
+        <w:t xml:space="preserve">Part </w:t>
+      </w:r>
+      <w:r>
+        <w:rPr>
+          <w:rFonts w:hint="default" w:cs="Times New Roman"/>
+          <w:lang w:val="en-US"/>
+        </w:rPr>
+        <w:t>C</w:t>
+      </w:r>
+      <w:r>
+        <w:rPr>
+          <w:rFonts w:hint="default" w:ascii="Times New Roman" w:hAnsi="Times New Roman" w:cs="Times New Roman"/>
+          <w:lang w:val="en-US"/>
+        </w:rPr>
+        <w:t xml:space="preserve">: </w:t>
+      </w:r>
+      <w:r>
+        <w:rPr>
+          <w:rFonts w:hint="default" w:cs="Times New Roman"/>
+          <w:lang w:val="en-US"/>
+        </w:rPr>
+        <w:t>Frontend Integration</w:t>
+      </w:r>
+    </w:p>
+    <w:p>
+      <w:pPr>
+        <w:pStyle w:val="3"/>
+        <w:bidi w:val="0"/>
+        <w:rPr>
+          <w:rFonts w:hint="default" w:cs="Times New Roman"/>
+          <w:b/>
+          <w:bCs/>
+          <w:color w:val="auto"/>
+          <w:sz w:val="28"/>
+          <w:szCs w:val="28"/>
+          <w:highlight w:val="none"/>
+          <w:shd w:val="clear" w:color="auto" w:fill="auto"/>
+          <w:lang w:val="en-US"/>
+        </w:rPr>
+      </w:pPr>
+      <w:r>
+        <w:rPr>
+          <w:rFonts w:hint="default" w:cs="Times New Roman"/>
+          <w:sz w:val="28"/>
+          <w:szCs w:val="28"/>
+          <w:lang w:val="en-US"/>
+        </w:rPr>
+        <w:t>3</w:t>
+      </w:r>
+      <w:r>
+        <w:rPr>
+          <w:rFonts w:hint="default" w:ascii="Times New Roman" w:hAnsi="Times New Roman" w:cs="Times New Roman"/>
+          <w:sz w:val="28"/>
+          <w:szCs w:val="28"/>
+          <w:lang w:val="en-US"/>
+        </w:rPr>
+        <w:t>.</w:t>
+      </w:r>
+      <w:r>
+        <w:rPr>
+          <w:rFonts w:hint="default" w:cs="Times New Roman"/>
+          <w:sz w:val="28"/>
+          <w:szCs w:val="28"/>
+          <w:lang w:val="en-US"/>
+        </w:rPr>
+        <w:t xml:space="preserve">1 </w:t>
+      </w:r>
+      <w:r>
+        <w:rPr>
+          <w:rFonts w:hint="default" w:cs="Times New Roman"/>
+          <w:b/>
+          <w:bCs/>
+          <w:color w:val="auto"/>
+          <w:sz w:val="28"/>
+          <w:szCs w:val="28"/>
+          <w:highlight w:val="none"/>
+          <w:shd w:val="clear" w:color="auto" w:fill="auto"/>
+          <w:lang w:val="en-US"/>
+        </w:rPr>
+        <w:t>Architecture Diagram</w:t>
+      </w:r>
+    </w:p>
+    <w:p>
+      <w:pPr>
+        <w:rPr>
+          <w:rFonts w:hint="default"/>
+          <w:lang w:val="en-US"/>
+        </w:rPr>
+      </w:pPr>
+      <w:r>
+        <w:rPr>
+          <w:rFonts w:hint="default"/>
+          <w:lang w:val="en-US"/>
+        </w:rPr>
+        <w:drawing>
+          <wp:anchor distT="0" distB="0" distL="114300" distR="114300" simplePos="0" relativeHeight="251662336" behindDoc="0" locked="0" layoutInCell="1" allowOverlap="1">
+            <wp:simplePos x="0" y="0"/>
+            <wp:positionH relativeFrom="column">
+              <wp:posOffset>384810</wp:posOffset>
+            </wp:positionH>
+            <wp:positionV relativeFrom="paragraph">
+              <wp:posOffset>0</wp:posOffset>
+            </wp:positionV>
+            <wp:extent cx="4508500" cy="3380740"/>
+            <wp:effectExtent l="0" t="0" r="2540" b="2540"/>
+            <wp:wrapSquare wrapText="bothSides"/>
+            <wp:docPr id="5" name="Picture 5" descr="Gemini_Generated_Image_17akl917akl917ak"/>
+            <wp:cNvGraphicFramePr>
+              <a:graphicFrameLocks xmlns:a="http://schemas.openxmlformats.org/drawingml/2006/main" noChangeAspect="1"/>
+            </wp:cNvGraphicFramePr>
+            <a:graphic xmlns:a="http://schemas.openxmlformats.org/drawingml/2006/main">
+              <a:graphicData uri="http://schemas.openxmlformats.org/drawingml/2006/picture">
+                <pic:pic xmlns:pic="http://schemas.openxmlformats.org/drawingml/2006/picture">
+                  <pic:nvPicPr>
+                    <pic:cNvPr id="5" name="Picture 5" descr="Gemini_Generated_Image_17akl917akl917ak"/>
+                    <pic:cNvPicPr>
+                      <a:picLocks noChangeAspect="1"/>
+                    </pic:cNvPicPr>
+                  </pic:nvPicPr>
+                  <pic:blipFill>
+                    <a:blip r:embed="rId11"/>
+                    <a:stretch>
+                      <a:fillRect/>
+                    </a:stretch>
+                  </pic:blipFill>
+                  <pic:spPr>
+                    <a:xfrm>
+                      <a:off x="0" y="0"/>
+                      <a:ext cx="4508500" cy="3380740"/>
+                    </a:xfrm>
+                    <a:prstGeom prst="rect">
+                      <a:avLst/>
+                    </a:prstGeom>
+                  </pic:spPr>
+                </pic:pic>
+              </a:graphicData>
+            </a:graphic>
+          </wp:anchor>
+        </w:drawing>
+      </w:r>
+    </w:p>
+    <w:p>
+      <w:pPr>
+        <w:jc w:val="center"/>
+        <w:rPr>
+          <w:rFonts w:hint="default" w:ascii="Times New Roman" w:hAnsi="Times New Roman" w:eastAsia="SimSun" w:cs="Times New Roman"/>
+          <w:b/>
+          <w:bCs/>
+          <w:i/>
+          <w:iCs/>
+          <w:sz w:val="21"/>
+          <w:szCs w:val="21"/>
+        </w:rPr>
+      </w:pPr>
+      <w:r>
+        <w:rPr>
+          <w:rFonts w:hint="default" w:ascii="Times New Roman" w:hAnsi="Times New Roman" w:eastAsia="SimSun" w:cs="Times New Roman"/>
+          <w:b w:val="0"/>
+          <w:bCs w:val="0"/>
+          <w:sz w:val="25"/>
+          <w:szCs w:val="25"/>
+          <w:lang w:val="en-US"/>
+        </w:rPr>
+        <w:br w:type="textWrapping"/>
+      </w:r>
+      <w:r>
+        <w:rPr>
+          <w:rFonts w:hint="default" w:ascii="Times New Roman" w:hAnsi="Times New Roman" w:eastAsia="SimSun" w:cs="Times New Roman"/>
+          <w:b w:val="0"/>
+          <w:bCs w:val="0"/>
+          <w:sz w:val="25"/>
+          <w:szCs w:val="25"/>
+          <w:lang w:val="en-US"/>
+        </w:rPr>
+        <w:br w:type="textWrapping"/>
+      </w:r>
+      <w:r>
+        <w:rPr>
+          <w:rFonts w:hint="default" w:ascii="Times New Roman" w:hAnsi="Times New Roman" w:eastAsia="SimSun" w:cs="Times New Roman"/>
+          <w:b w:val="0"/>
+          <w:bCs w:val="0"/>
+          <w:sz w:val="25"/>
+          <w:szCs w:val="25"/>
+          <w:lang w:val="en-US"/>
+        </w:rPr>
+        <w:br w:type="textWrapping"/>
+      </w:r>
+      <w:r>
+        <w:rPr>
+          <w:rFonts w:hint="default" w:ascii="Times New Roman" w:hAnsi="Times New Roman" w:eastAsia="SimSun" w:cs="Times New Roman"/>
+          <w:b w:val="0"/>
+          <w:bCs w:val="0"/>
+          <w:sz w:val="25"/>
+          <w:szCs w:val="25"/>
+          <w:lang w:val="en-US"/>
+        </w:rPr>
+        <w:br w:type="textWrapping"/>
+      </w:r>
+      <w:r>
+        <w:rPr>
+          <w:rFonts w:hint="default" w:ascii="Times New Roman" w:hAnsi="Times New Roman" w:eastAsia="SimSun" w:cs="Times New Roman"/>
+          <w:b w:val="0"/>
+          <w:bCs w:val="0"/>
+          <w:sz w:val="25"/>
+          <w:szCs w:val="25"/>
+          <w:lang w:val="en-US"/>
+        </w:rPr>
+        <w:br w:type="textWrapping"/>
+      </w:r>
+      <w:r>
+        <w:rPr>
+          <w:rFonts w:hint="default" w:ascii="Times New Roman" w:hAnsi="Times New Roman" w:eastAsia="SimSun" w:cs="Times New Roman"/>
+          <w:b w:val="0"/>
+          <w:bCs w:val="0"/>
+          <w:sz w:val="25"/>
+          <w:szCs w:val="25"/>
+          <w:lang w:val="en-US"/>
+        </w:rPr>
+        <w:br w:type="textWrapping"/>
+      </w:r>
+      <w:r>
+        <w:rPr>
+          <w:rFonts w:hint="default" w:ascii="Times New Roman" w:hAnsi="Times New Roman" w:eastAsia="SimSun" w:cs="Times New Roman"/>
+          <w:b w:val="0"/>
+          <w:bCs w:val="0"/>
+          <w:sz w:val="25"/>
+          <w:szCs w:val="25"/>
+          <w:lang w:val="en-US"/>
+        </w:rPr>
+        <w:br w:type="textWrapping"/>
+      </w:r>
+      <w:r>
+        <w:rPr>
+          <w:rFonts w:hint="default" w:ascii="Times New Roman" w:hAnsi="Times New Roman" w:eastAsia="SimSun" w:cs="Times New Roman"/>
+          <w:b w:val="0"/>
+          <w:bCs w:val="0"/>
+          <w:sz w:val="25"/>
+          <w:szCs w:val="25"/>
+          <w:lang w:val="en-US"/>
+        </w:rPr>
+        <w:br w:type="textWrapping"/>
+      </w:r>
+      <w:r>
+        <w:rPr>
+          <w:rFonts w:hint="default" w:ascii="Times New Roman" w:hAnsi="Times New Roman" w:eastAsia="SimSun" w:cs="Times New Roman"/>
+          <w:b w:val="0"/>
+          <w:bCs w:val="0"/>
+          <w:sz w:val="25"/>
+          <w:szCs w:val="25"/>
+          <w:lang w:val="en-US"/>
+        </w:rPr>
+        <w:br w:type="textWrapping"/>
+      </w:r>
+      <w:r>
+        <w:rPr>
+          <w:rFonts w:hint="default" w:ascii="Times New Roman" w:hAnsi="Times New Roman" w:eastAsia="SimSun" w:cs="Times New Roman"/>
+          <w:b w:val="0"/>
+          <w:bCs w:val="0"/>
+          <w:sz w:val="25"/>
+          <w:szCs w:val="25"/>
+          <w:lang w:val="en-US"/>
+        </w:rPr>
+        <w:br w:type="textWrapping"/>
+      </w:r>
+      <w:r>
+        <w:rPr>
+          <w:rFonts w:hint="default" w:ascii="Times New Roman" w:hAnsi="Times New Roman" w:eastAsia="SimSun" w:cs="Times New Roman"/>
+          <w:b w:val="0"/>
+          <w:bCs w:val="0"/>
+          <w:sz w:val="25"/>
+          <w:szCs w:val="25"/>
+          <w:lang w:val="en-US"/>
+        </w:rPr>
+        <w:br w:type="textWrapping"/>
+      </w:r>
+      <w:r>
+        <w:rPr>
+          <w:rFonts w:hint="default" w:ascii="Times New Roman" w:hAnsi="Times New Roman" w:eastAsia="SimSun" w:cs="Times New Roman"/>
+          <w:b w:val="0"/>
+          <w:bCs w:val="0"/>
+          <w:sz w:val="25"/>
+          <w:szCs w:val="25"/>
+          <w:lang w:val="en-US"/>
+        </w:rPr>
+        <w:br w:type="textWrapping"/>
+      </w:r>
+      <w:r>
+        <w:rPr>
+          <w:rFonts w:hint="default" w:ascii="Times New Roman" w:hAnsi="Times New Roman" w:eastAsia="SimSun" w:cs="Times New Roman"/>
+          <w:b w:val="0"/>
+          <w:bCs w:val="0"/>
+          <w:sz w:val="25"/>
+          <w:szCs w:val="25"/>
+          <w:lang w:val="en-US"/>
+        </w:rPr>
+        <w:br w:type="textWrapping"/>
+      </w:r>
+      <w:r>
+        <w:rPr>
+          <w:rFonts w:hint="default" w:ascii="Times New Roman" w:hAnsi="Times New Roman" w:eastAsia="SimSun" w:cs="Times New Roman"/>
+          <w:b w:val="0"/>
+          <w:bCs w:val="0"/>
+          <w:sz w:val="25"/>
+          <w:szCs w:val="25"/>
+          <w:lang w:val="en-US"/>
+        </w:rPr>
+        <w:br w:type="textWrapping"/>
+      </w:r>
+      <w:r>
+        <w:rPr>
+          <w:rFonts w:hint="default" w:ascii="Times New Roman" w:hAnsi="Times New Roman" w:eastAsia="SimSun" w:cs="Times New Roman"/>
+          <w:b w:val="0"/>
+          <w:bCs w:val="0"/>
+          <w:sz w:val="25"/>
+          <w:szCs w:val="25"/>
+          <w:lang w:val="en-US"/>
+        </w:rPr>
+        <w:br w:type="textWrapping"/>
+      </w:r>
+      <w:r>
+        <w:rPr>
+          <w:rFonts w:hint="default" w:ascii="Times New Roman" w:hAnsi="Times New Roman" w:eastAsia="SimSun" w:cs="Times New Roman"/>
+          <w:b w:val="0"/>
+          <w:bCs w:val="0"/>
+          <w:sz w:val="25"/>
+          <w:szCs w:val="25"/>
+          <w:lang w:val="en-US"/>
+        </w:rPr>
+        <w:br w:type="textWrapping"/>
+      </w:r>
+      <w:r>
+        <w:rPr>
+          <w:rFonts w:hint="default" w:ascii="Times New Roman" w:hAnsi="Times New Roman" w:eastAsia="SimSun" w:cs="Times New Roman"/>
+          <w:b w:val="0"/>
+          <w:bCs w:val="0"/>
+          <w:sz w:val="25"/>
+          <w:szCs w:val="25"/>
+          <w:lang w:val="en-US"/>
+        </w:rPr>
+        <w:br w:type="textWrapping"/>
+      </w:r>
+      <w:r>
+        <w:rPr>
+          <w:rFonts w:hint="default" w:ascii="Times New Roman" w:hAnsi="Times New Roman" w:eastAsia="SimSun" w:cs="Times New Roman"/>
+          <w:b/>
+          <w:bCs/>
+          <w:i/>
+          <w:iCs/>
+          <w:sz w:val="21"/>
+          <w:szCs w:val="21"/>
+        </w:rPr>
+        <w:t xml:space="preserve">Figure </w:t>
+      </w:r>
+      <w:r>
+        <w:rPr>
+          <w:rFonts w:hint="default" w:ascii="Times New Roman" w:hAnsi="Times New Roman" w:eastAsia="SimSun" w:cs="Times New Roman"/>
+          <w:b/>
+          <w:bCs/>
+          <w:i/>
+          <w:iCs/>
+          <w:sz w:val="21"/>
+          <w:szCs w:val="21"/>
+          <w:lang w:val="en-US"/>
+        </w:rPr>
+        <w:t>4</w:t>
+      </w:r>
+      <w:r>
+        <w:rPr>
+          <w:rFonts w:hint="default" w:ascii="Times New Roman" w:hAnsi="Times New Roman" w:eastAsia="SimSun" w:cs="Times New Roman"/>
+          <w:b/>
+          <w:bCs/>
+          <w:i/>
+          <w:iCs/>
+          <w:sz w:val="21"/>
+          <w:szCs w:val="21"/>
+        </w:rPr>
+        <w:t>: Unified Three-Tier System Architecture for AI-Driven Security Analysis</w:t>
+      </w:r>
+    </w:p>
+    <w:p>
+      <w:pPr>
+        <w:jc w:val="both"/>
+        <w:rPr>
+          <w:rFonts w:hint="default" w:ascii="Times New Roman" w:hAnsi="Times New Roman" w:eastAsia="SimSun" w:cs="Times New Roman"/>
+          <w:b w:val="0"/>
+          <w:bCs w:val="0"/>
+          <w:i w:val="0"/>
+          <w:iCs w:val="0"/>
+          <w:sz w:val="25"/>
+          <w:szCs w:val="25"/>
+          <w:lang w:val="en-US"/>
+        </w:rPr>
+      </w:pPr>
+      <w:r>
+        <w:rPr>
+          <w:rFonts w:hint="default" w:ascii="Times New Roman" w:hAnsi="Times New Roman" w:eastAsia="SimSun" w:cs="Times New Roman"/>
+          <w:b w:val="0"/>
+          <w:bCs w:val="0"/>
+          <w:i w:val="0"/>
+          <w:iCs w:val="0"/>
+          <w:sz w:val="25"/>
+          <w:szCs w:val="25"/>
+          <w:lang w:val="en-US"/>
+        </w:rPr>
+        <w:t xml:space="preserve">As illustrated in </w:t>
+      </w:r>
+      <w:r>
+        <w:rPr>
+          <w:rFonts w:hint="default" w:ascii="Times New Roman" w:hAnsi="Times New Roman" w:eastAsia="SimSun" w:cs="Times New Roman"/>
+          <w:b/>
+          <w:bCs/>
+          <w:i/>
+          <w:iCs/>
+          <w:sz w:val="25"/>
+          <w:szCs w:val="25"/>
+          <w:lang w:val="en-US"/>
+        </w:rPr>
+        <w:t xml:space="preserve">Figure 4, </w:t>
+      </w:r>
+      <w:r>
+        <w:rPr>
+          <w:rFonts w:hint="default" w:ascii="Times New Roman" w:hAnsi="Times New Roman" w:eastAsia="SimSun" w:cs="Times New Roman"/>
+          <w:b w:val="0"/>
+          <w:bCs w:val="0"/>
+          <w:i w:val="0"/>
+          <w:iCs w:val="0"/>
+          <w:sz w:val="25"/>
+          <w:szCs w:val="25"/>
+          <w:lang w:val="en-US"/>
+        </w:rPr>
+        <w:t xml:space="preserve">the system </w:t>
+      </w:r>
+      <w:r>
+        <w:rPr>
+          <w:rFonts w:hint="default" w:ascii="Times New Roman" w:hAnsi="Times New Roman" w:eastAsia="SimSun" w:cs="Times New Roman"/>
+          <w:sz w:val="25"/>
+          <w:szCs w:val="25"/>
+        </w:rPr>
+        <w:t>follows a decoupled three-tier architecture, ensuring high modularity and seamless data flow between the user interface and the machine learning engines:</w:t>
+      </w:r>
+    </w:p>
+    <w:p>
+      <w:pPr>
+        <w:pStyle w:val="19"/>
+        <w:keepNext w:val="0"/>
+        <w:keepLines w:val="0"/>
+        <w:widowControl/>
+        <w:numPr>
+          <w:ilvl w:val="0"/>
+          <w:numId w:val="6"/>
+        </w:numPr>
+        <w:suppressLineNumbers w:val="0"/>
+        <w:tabs>
+          <w:tab w:val="clear" w:pos="420"/>
+        </w:tabs>
+        <w:ind w:left="880" w:leftChars="0" w:hanging="420" w:firstLineChars="0"/>
+        <w:jc w:val="both"/>
+        <w:rPr>
+          <w:rFonts w:hint="default" w:ascii="Times New Roman" w:hAnsi="Times New Roman" w:cs="Times New Roman"/>
+          <w:b w:val="0"/>
+          <w:bCs w:val="0"/>
+          <w:sz w:val="25"/>
+          <w:szCs w:val="25"/>
+        </w:rPr>
+      </w:pPr>
+      <w:r>
+        <w:rPr>
+          <w:b w:val="0"/>
+          <w:bCs w:val="0"/>
+          <w:sz w:val="25"/>
+          <w:szCs w:val="25"/>
+        </w:rPr>
+        <w:t xml:space="preserve">Front-end Tier (React/Vue.js): </w:t>
+      </w:r>
+      <w:r>
+        <w:rPr>
+          <w:rFonts w:hint="default"/>
+          <w:b w:val="0"/>
+          <w:bCs w:val="0"/>
+          <w:sz w:val="25"/>
+          <w:szCs w:val="25"/>
+          <w:lang w:val="en-US"/>
+        </w:rPr>
+        <w:t>First, this laye a</w:t>
+      </w:r>
+      <w:r>
+        <w:rPr>
+          <w:b w:val="0"/>
+          <w:bCs w:val="0"/>
+          <w:sz w:val="25"/>
+          <w:szCs w:val="25"/>
+        </w:rPr>
+        <w:t>cts as the presentation and state management layer</w:t>
+      </w:r>
+      <w:r>
+        <w:rPr>
+          <w:rFonts w:hint="default"/>
+          <w:b w:val="0"/>
+          <w:bCs w:val="0"/>
+          <w:sz w:val="25"/>
+          <w:szCs w:val="25"/>
+          <w:lang w:val="en-US"/>
+        </w:rPr>
+        <w:t xml:space="preserve"> and </w:t>
+      </w:r>
+      <w:r>
+        <w:rPr>
+          <w:b w:val="0"/>
+          <w:bCs w:val="0"/>
+          <w:sz w:val="25"/>
+          <w:szCs w:val="25"/>
+        </w:rPr>
+        <w:t xml:space="preserve">captures user inputs and utilizes Asynchronous API Calls to communicate with the backend. </w:t>
+      </w:r>
+      <w:r>
+        <w:rPr>
+          <w:rFonts w:hint="default"/>
+          <w:b w:val="0"/>
+          <w:bCs w:val="0"/>
+          <w:sz w:val="25"/>
+          <w:szCs w:val="25"/>
+          <w:lang w:val="en-US"/>
+        </w:rPr>
+        <w:t xml:space="preserve">Specifically, </w:t>
+      </w:r>
+      <w:r>
+        <w:rPr>
+          <w:rFonts w:hint="default" w:ascii="Times New Roman" w:hAnsi="Times New Roman" w:cs="Times New Roman"/>
+          <w:b w:val="0"/>
+          <w:bCs w:val="0"/>
+          <w:sz w:val="25"/>
+          <w:szCs w:val="25"/>
+          <w:lang w:val="en-US"/>
+        </w:rPr>
+        <w:t>i</w:t>
+      </w:r>
+      <w:r>
+        <w:rPr>
+          <w:rFonts w:hint="default" w:ascii="Times New Roman" w:hAnsi="Times New Roman" w:cs="Times New Roman"/>
+          <w:b w:val="0"/>
+          <w:bCs w:val="0"/>
+          <w:sz w:val="25"/>
+          <w:szCs w:val="25"/>
+        </w:rPr>
+        <w:t>t is responsible for rendering real-time Data Visualizations (via Recharts/D3.js) based on the intelligence received.</w:t>
+      </w:r>
+    </w:p>
+    <w:p>
+      <w:pPr>
+        <w:pStyle w:val="19"/>
+        <w:keepNext w:val="0"/>
+        <w:keepLines w:val="0"/>
+        <w:widowControl/>
+        <w:numPr>
+          <w:ilvl w:val="0"/>
+          <w:numId w:val="6"/>
+        </w:numPr>
+        <w:suppressLineNumbers w:val="0"/>
+        <w:tabs>
+          <w:tab w:val="clear" w:pos="420"/>
+        </w:tabs>
+        <w:ind w:left="880" w:leftChars="0" w:hanging="420" w:firstLineChars="0"/>
+        <w:jc w:val="both"/>
+        <w:rPr>
+          <w:rFonts w:hint="default" w:ascii="Times New Roman" w:hAnsi="Times New Roman" w:cs="Times New Roman"/>
+          <w:b w:val="0"/>
+          <w:bCs w:val="0"/>
+          <w:sz w:val="25"/>
+          <w:szCs w:val="25"/>
+        </w:rPr>
+      </w:pPr>
+      <w:r>
+        <w:rPr>
+          <w:rFonts w:hint="default" w:ascii="Times New Roman" w:hAnsi="Times New Roman" w:cs="Times New Roman"/>
+          <w:b w:val="0"/>
+          <w:bCs w:val="0"/>
+          <w:sz w:val="25"/>
+          <w:szCs w:val="25"/>
+        </w:rPr>
+        <w:t xml:space="preserve">Back-end Tier (FastAPI): </w:t>
+      </w:r>
+      <w:r>
+        <w:rPr>
+          <w:rFonts w:hint="default" w:ascii="Times New Roman" w:hAnsi="Times New Roman" w:cs="Times New Roman"/>
+          <w:b w:val="0"/>
+          <w:bCs w:val="0"/>
+          <w:sz w:val="25"/>
+          <w:szCs w:val="25"/>
+          <w:lang w:val="en-US"/>
+        </w:rPr>
+        <w:t>Secondly, the back-end tier s</w:t>
+      </w:r>
+      <w:r>
+        <w:rPr>
+          <w:rFonts w:hint="default" w:ascii="Times New Roman" w:hAnsi="Times New Roman" w:cs="Times New Roman"/>
+          <w:b w:val="0"/>
+          <w:bCs w:val="0"/>
+          <w:sz w:val="25"/>
+          <w:szCs w:val="25"/>
+        </w:rPr>
+        <w:t xml:space="preserve">erves as the orchestration hub. </w:t>
+      </w:r>
+      <w:r>
+        <w:rPr>
+          <w:rFonts w:hint="default" w:ascii="Times New Roman" w:hAnsi="Times New Roman" w:cs="Times New Roman"/>
+          <w:b w:val="0"/>
+          <w:bCs w:val="0"/>
+          <w:sz w:val="25"/>
+          <w:szCs w:val="25"/>
+          <w:lang w:val="en-US"/>
+        </w:rPr>
+        <w:t>Additionally, t</w:t>
+      </w:r>
+      <w:r>
+        <w:rPr>
+          <w:rFonts w:hint="default" w:ascii="Times New Roman" w:hAnsi="Times New Roman" w:cs="Times New Roman"/>
+          <w:b w:val="0"/>
+          <w:bCs w:val="0"/>
+          <w:sz w:val="25"/>
+          <w:szCs w:val="25"/>
+        </w:rPr>
+        <w:t>he FastAPI Server handles request routing through specific API Endpoint</w:t>
+      </w:r>
+      <w:r>
+        <w:rPr>
+          <w:rFonts w:hint="default" w:ascii="Times New Roman" w:hAnsi="Times New Roman" w:cs="Times New Roman"/>
+          <w:b w:val="0"/>
+          <w:bCs w:val="0"/>
+          <w:sz w:val="25"/>
+          <w:szCs w:val="25"/>
+          <w:lang w:val="en-US"/>
+        </w:rPr>
+        <w:t xml:space="preserve">s and </w:t>
+      </w:r>
+      <w:r>
+        <w:rPr>
+          <w:rFonts w:hint="default" w:ascii="Times New Roman" w:hAnsi="Times New Roman" w:cs="Times New Roman"/>
+          <w:b w:val="0"/>
+          <w:bCs w:val="0"/>
+          <w:sz w:val="25"/>
+          <w:szCs w:val="25"/>
+        </w:rPr>
+        <w:t>performs essential Data Processing</w:t>
+      </w:r>
+      <w:r>
+        <w:rPr>
+          <w:rFonts w:hint="default" w:ascii="Times New Roman" w:hAnsi="Times New Roman" w:cs="Times New Roman"/>
+          <w:b w:val="0"/>
+          <w:bCs w:val="0"/>
+          <w:sz w:val="25"/>
+          <w:szCs w:val="25"/>
+          <w:lang w:val="en-US"/>
+        </w:rPr>
+        <w:t xml:space="preserve"> </w:t>
+      </w:r>
+      <w:r>
+        <w:rPr>
+          <w:rFonts w:hint="default" w:ascii="Times New Roman" w:hAnsi="Times New Roman" w:cs="Times New Roman"/>
+          <w:b w:val="0"/>
+          <w:bCs w:val="0"/>
+          <w:sz w:val="25"/>
+          <w:szCs w:val="25"/>
+        </w:rPr>
+        <w:t>including validation and sanitization</w:t>
+      </w:r>
+      <w:r>
+        <w:rPr>
+          <w:rFonts w:hint="default" w:ascii="Times New Roman" w:hAnsi="Times New Roman" w:cs="Times New Roman"/>
+          <w:b w:val="0"/>
+          <w:bCs w:val="0"/>
+          <w:sz w:val="25"/>
+          <w:szCs w:val="25"/>
+          <w:lang w:val="en-US"/>
+        </w:rPr>
+        <w:t xml:space="preserve"> </w:t>
+      </w:r>
+      <w:r>
+        <w:rPr>
+          <w:rFonts w:hint="default" w:ascii="Times New Roman" w:hAnsi="Times New Roman" w:cs="Times New Roman"/>
+          <w:b w:val="0"/>
+          <w:bCs w:val="0"/>
+          <w:sz w:val="25"/>
+          <w:szCs w:val="25"/>
+        </w:rPr>
+        <w:t>before interfacing with the models.</w:t>
+      </w:r>
+    </w:p>
+    <w:p>
+      <w:pPr>
+        <w:pStyle w:val="19"/>
+        <w:keepNext w:val="0"/>
+        <w:keepLines w:val="0"/>
+        <w:widowControl/>
+        <w:numPr>
+          <w:ilvl w:val="0"/>
+          <w:numId w:val="6"/>
+        </w:numPr>
+        <w:suppressLineNumbers w:val="0"/>
+        <w:tabs>
+          <w:tab w:val="clear" w:pos="420"/>
+        </w:tabs>
+        <w:ind w:left="880" w:leftChars="0" w:hanging="420" w:firstLineChars="0"/>
+        <w:jc w:val="both"/>
+        <w:rPr>
+          <w:rFonts w:hint="default" w:ascii="Times New Roman" w:hAnsi="Times New Roman" w:eastAsia="SimSun" w:cs="Times New Roman"/>
+          <w:b w:val="0"/>
+          <w:bCs w:val="0"/>
+          <w:sz w:val="25"/>
+          <w:szCs w:val="25"/>
+          <w:lang w:val="en-US"/>
+        </w:rPr>
+      </w:pPr>
+      <w:r>
+        <w:rPr>
+          <w:rFonts w:hint="default" w:ascii="Times New Roman" w:hAnsi="Times New Roman" w:cs="Times New Roman"/>
+          <w:b w:val="0"/>
+          <w:bCs w:val="0"/>
+          <w:sz w:val="25"/>
+          <w:szCs w:val="25"/>
+        </w:rPr>
+        <w:t xml:space="preserve">AI Model Tier: Represents the core intelligence of the system. It consists of Pre-trained Models that have been Packaged (serialized into </w:t>
+      </w:r>
+      <w:r>
+        <w:rPr>
+          <w:rStyle w:val="17"/>
+          <w:rFonts w:hint="default" w:ascii="Times New Roman" w:hAnsi="Times New Roman" w:cs="Times New Roman"/>
+          <w:b w:val="0"/>
+          <w:bCs w:val="0"/>
+          <w:sz w:val="25"/>
+          <w:szCs w:val="25"/>
+        </w:rPr>
+        <w:t>.pkl</w:t>
+      </w:r>
+      <w:r>
+        <w:rPr>
+          <w:rFonts w:hint="default" w:ascii="Times New Roman" w:hAnsi="Times New Roman" w:cs="Times New Roman"/>
+          <w:b w:val="0"/>
+          <w:bCs w:val="0"/>
+          <w:sz w:val="25"/>
+          <w:szCs w:val="25"/>
+        </w:rPr>
+        <w:t xml:space="preserve"> files). These models receive processed data, execute probabilistic inference, and return structured results to the backend for final delivery.</w:t>
+      </w:r>
+    </w:p>
+    <w:p>
+      <w:pPr>
+        <w:pStyle w:val="3"/>
+        <w:bidi w:val="0"/>
+        <w:rPr>
+          <w:rFonts w:hint="default" w:cs="Times New Roman"/>
+          <w:sz w:val="28"/>
+          <w:szCs w:val="28"/>
+          <w:lang w:val="en-US"/>
+        </w:rPr>
+      </w:pPr>
+      <w:r>
+        <w:rPr>
+          <w:rFonts w:hint="default" w:cs="Times New Roman"/>
+          <w:sz w:val="28"/>
+          <w:szCs w:val="28"/>
+          <w:lang w:val="en-US"/>
+        </w:rPr>
+        <w:t>3</w:t>
+      </w:r>
+      <w:r>
+        <w:rPr>
+          <w:rFonts w:hint="default" w:ascii="Times New Roman" w:hAnsi="Times New Roman" w:cs="Times New Roman"/>
+          <w:sz w:val="28"/>
+          <w:szCs w:val="28"/>
+          <w:lang w:val="en-US"/>
+        </w:rPr>
+        <w:t>.</w:t>
+      </w:r>
+      <w:r>
+        <w:rPr>
+          <w:rFonts w:hint="default" w:cs="Times New Roman"/>
+          <w:sz w:val="28"/>
+          <w:szCs w:val="28"/>
+          <w:lang w:val="en-US"/>
+        </w:rPr>
+        <w:t>2 Frontend Components and User Interface</w:t>
+      </w:r>
+    </w:p>
+    <w:p>
+      <w:pPr>
+        <w:jc w:val="both"/>
+        <w:rPr>
+          <w:rFonts w:hint="default" w:ascii="Times New Roman" w:hAnsi="Times New Roman" w:eastAsia="SimSun" w:cs="Times New Roman"/>
+          <w:b w:val="0"/>
+          <w:bCs w:val="0"/>
+          <w:sz w:val="25"/>
+          <w:szCs w:val="25"/>
+          <w:lang w:val="en-US"/>
+        </w:rPr>
+      </w:pPr>
+      <w:r>
+        <w:rPr>
+          <w:rFonts w:hint="default" w:ascii="Times New Roman" w:hAnsi="Times New Roman" w:cs="Times New Roman"/>
+          <w:b w:val="0"/>
+          <w:bCs w:val="0"/>
+          <w:sz w:val="25"/>
+          <w:szCs w:val="25"/>
+          <w:lang w:val="en-US"/>
+        </w:rPr>
+        <w:t xml:space="preserve">In this part, our team highlights </w:t>
+      </w:r>
+      <w:r>
+        <w:rPr>
+          <w:rFonts w:hint="default" w:ascii="Times New Roman" w:hAnsi="Times New Roman" w:eastAsia="SimSun" w:cs="Times New Roman"/>
+          <w:b w:val="0"/>
+          <w:bCs w:val="0"/>
+          <w:sz w:val="25"/>
+          <w:szCs w:val="25"/>
+        </w:rPr>
+        <w:t>the modular components developed in Vue.js that transform raw AI predictions into an intuitive security dashboar</w:t>
+      </w:r>
+      <w:r>
+        <w:rPr>
+          <w:rFonts w:hint="default" w:ascii="Times New Roman" w:hAnsi="Times New Roman" w:eastAsia="SimSun" w:cs="Times New Roman"/>
+          <w:b w:val="0"/>
+          <w:bCs w:val="0"/>
+          <w:sz w:val="25"/>
+          <w:szCs w:val="25"/>
+          <w:lang w:val="en-US"/>
+        </w:rPr>
+        <w:t>d.</w:t>
+      </w:r>
+    </w:p>
+    <w:p>
+      <w:pPr>
+        <w:jc w:val="both"/>
+        <w:rPr>
+          <w:rFonts w:hint="default" w:ascii="Times New Roman" w:hAnsi="Times New Roman" w:eastAsia="SimSun" w:cs="Times New Roman"/>
+          <w:b w:val="0"/>
+          <w:bCs w:val="0"/>
+          <w:sz w:val="25"/>
+          <w:szCs w:val="25"/>
+        </w:rPr>
+      </w:pPr>
+      <w:r>
+        <w:rPr>
+          <w:rFonts w:hint="default" w:ascii="Times New Roman" w:hAnsi="Times New Roman" w:eastAsia="SimSun" w:cs="Times New Roman"/>
+          <w:b w:val="0"/>
+          <w:bCs w:val="0"/>
+          <w:sz w:val="25"/>
+          <w:szCs w:val="25"/>
+        </w:rPr>
+        <w:t xml:space="preserve">At the core of the user experience is the Input Hub, a centralized interface designed to capture multi-format content such as URLs, emails, or text snippets. </w:t>
+      </w:r>
+      <w:r>
+        <w:rPr>
+          <w:rFonts w:hint="default" w:ascii="Times New Roman" w:hAnsi="Times New Roman" w:eastAsia="SimSun" w:cs="Times New Roman"/>
+          <w:b w:val="0"/>
+          <w:bCs w:val="0"/>
+          <w:sz w:val="25"/>
+          <w:szCs w:val="25"/>
+          <w:lang w:val="en-US"/>
+        </w:rPr>
+        <w:t>Therefore, t</w:t>
+      </w:r>
+      <w:r>
+        <w:rPr>
+          <w:rFonts w:hint="default" w:ascii="Times New Roman" w:hAnsi="Times New Roman" w:eastAsia="SimSun" w:cs="Times New Roman"/>
+          <w:b w:val="0"/>
+          <w:bCs w:val="0"/>
+          <w:sz w:val="25"/>
+          <w:szCs w:val="25"/>
+        </w:rPr>
+        <w:t>his component utilizes Reactive State Management to monitor user input and trigger asynchronous API calls via Axios upon interaction. By implementing real-time input sanitization, the hub ensures that only valid data strings are transmitted to the backend, maintaining system stability from the first point of contact.</w:t>
+      </w:r>
+    </w:p>
+    <w:p>
+      <w:pPr>
+        <w:jc w:val="both"/>
+        <w:rPr>
+          <w:rFonts w:hint="default" w:ascii="Times New Roman" w:hAnsi="Times New Roman" w:eastAsia="SimSun" w:cs="Times New Roman"/>
+          <w:b w:val="0"/>
+          <w:bCs w:val="0"/>
+          <w:sz w:val="25"/>
+          <w:szCs w:val="25"/>
+        </w:rPr>
+      </w:pPr>
+      <w:r>
+        <w:rPr>
+          <w:rFonts w:hint="default" w:ascii="Times New Roman" w:hAnsi="Times New Roman" w:eastAsia="SimSun" w:cs="Times New Roman"/>
+          <w:b w:val="0"/>
+          <w:bCs w:val="0"/>
+          <w:sz w:val="25"/>
+          <w:szCs w:val="25"/>
+        </w:rPr>
+        <w:t xml:space="preserve">Once the backend processes the request, the Result Visualization Engine dynamically renders the data using Recharts/D3.js. </w:t>
+      </w:r>
+      <w:r>
+        <w:rPr>
+          <w:rFonts w:hint="default" w:ascii="Times New Roman" w:hAnsi="Times New Roman" w:eastAsia="SimSun" w:cs="Times New Roman"/>
+          <w:b w:val="0"/>
+          <w:bCs w:val="0"/>
+          <w:sz w:val="25"/>
+          <w:szCs w:val="25"/>
+          <w:lang w:val="en-US"/>
+        </w:rPr>
+        <w:t>Particularly, t</w:t>
+      </w:r>
+      <w:r>
+        <w:rPr>
+          <w:rFonts w:hint="default" w:ascii="Times New Roman" w:hAnsi="Times New Roman" w:eastAsia="SimSun" w:cs="Times New Roman"/>
+          <w:b w:val="0"/>
+          <w:bCs w:val="0"/>
+          <w:sz w:val="25"/>
+          <w:szCs w:val="25"/>
+        </w:rPr>
+        <w:t xml:space="preserve">his module maps the </w:t>
+      </w:r>
+      <w:r>
+        <w:rPr>
+          <w:rStyle w:val="17"/>
+          <w:rFonts w:hint="default" w:ascii="Times New Roman" w:hAnsi="Times New Roman" w:eastAsia="SimSun" w:cs="Times New Roman"/>
+          <w:b w:val="0"/>
+          <w:bCs w:val="0"/>
+          <w:i/>
+          <w:iCs/>
+          <w:sz w:val="25"/>
+          <w:szCs w:val="25"/>
+        </w:rPr>
+        <w:t>ui_metrics.confidence_score</w:t>
+      </w:r>
+      <w:r>
+        <w:rPr>
+          <w:rFonts w:hint="default" w:ascii="Times New Roman" w:hAnsi="Times New Roman" w:eastAsia="SimSun" w:cs="Times New Roman"/>
+          <w:b w:val="0"/>
+          <w:bCs w:val="0"/>
+          <w:sz w:val="25"/>
+          <w:szCs w:val="25"/>
+        </w:rPr>
+        <w:t xml:space="preserve"> and </w:t>
+      </w:r>
+      <w:r>
+        <w:rPr>
+          <w:rStyle w:val="17"/>
+          <w:rFonts w:hint="default" w:ascii="Times New Roman" w:hAnsi="Times New Roman" w:eastAsia="SimSun" w:cs="Times New Roman"/>
+          <w:b w:val="0"/>
+          <w:bCs w:val="0"/>
+          <w:i/>
+          <w:iCs/>
+          <w:sz w:val="25"/>
+          <w:szCs w:val="25"/>
+        </w:rPr>
+        <w:t>risk_score</w:t>
+      </w:r>
+      <w:r>
+        <w:rPr>
+          <w:rFonts w:hint="default" w:ascii="Times New Roman" w:hAnsi="Times New Roman" w:eastAsia="SimSun" w:cs="Times New Roman"/>
+          <w:b w:val="0"/>
+          <w:bCs w:val="0"/>
+          <w:sz w:val="25"/>
+          <w:szCs w:val="25"/>
+        </w:rPr>
+        <w:t xml:space="preserve"> onto a high-fidelity Risk Meter, providing immediate clarity through color-coded indicators </w:t>
+      </w:r>
+      <w:r>
+        <w:rPr>
+          <w:rFonts w:hint="default" w:ascii="Times New Roman" w:hAnsi="Times New Roman" w:eastAsia="SimSun" w:cs="Times New Roman"/>
+          <w:b w:val="0"/>
+          <w:bCs w:val="0"/>
+          <w:sz w:val="25"/>
+          <w:szCs w:val="25"/>
+          <w:lang w:val="en-US"/>
+        </w:rPr>
+        <w:t>such as</w:t>
+      </w:r>
+      <w:r>
+        <w:rPr>
+          <w:rFonts w:hint="default" w:ascii="Times New Roman" w:hAnsi="Times New Roman" w:eastAsia="SimSun" w:cs="Times New Roman"/>
+          <w:b w:val="0"/>
+          <w:bCs w:val="0"/>
+          <w:sz w:val="25"/>
+          <w:szCs w:val="25"/>
+        </w:rPr>
+        <w:t xml:space="preserve"> Red for high-risk threats.</w:t>
+      </w:r>
+      <w:r>
+        <w:rPr>
+          <w:rFonts w:hint="default" w:ascii="Times New Roman" w:hAnsi="Times New Roman" w:eastAsia="SimSun" w:cs="Times New Roman"/>
+          <w:b w:val="0"/>
+          <w:bCs w:val="0"/>
+          <w:sz w:val="25"/>
+          <w:szCs w:val="25"/>
+          <w:lang w:val="en-US"/>
+        </w:rPr>
+        <w:t xml:space="preserve"> Consequently, my team believes that </w:t>
+      </w:r>
+      <w:r>
+        <w:rPr>
+          <w:rFonts w:hint="default" w:ascii="Times New Roman" w:hAnsi="Times New Roman" w:eastAsia="SimSun" w:cs="Times New Roman"/>
+          <w:b w:val="0"/>
+          <w:bCs w:val="0"/>
+          <w:sz w:val="25"/>
+          <w:szCs w:val="25"/>
+        </w:rPr>
+        <w:t>these gauges are interactive distribution charts that break down the AI’s probabilistic reasoning, effectively translating "black box" machine learning logic into transparent, visual analytics.</w:t>
+      </w:r>
+    </w:p>
+    <w:p>
+      <w:pPr>
+        <w:jc w:val="both"/>
+        <w:rPr>
+          <w:rFonts w:hint="default" w:ascii="Times New Roman" w:hAnsi="Times New Roman" w:eastAsia="SimSun" w:cs="Times New Roman"/>
+          <w:b w:val="0"/>
+          <w:bCs w:val="0"/>
+          <w:sz w:val="25"/>
+          <w:szCs w:val="25"/>
+        </w:rPr>
+      </w:pPr>
+      <w:r>
+        <w:rPr>
+          <w:rFonts w:hint="default" w:ascii="Times New Roman" w:hAnsi="Times New Roman" w:eastAsia="SimSun" w:cs="Times New Roman"/>
+          <w:b w:val="0"/>
+          <w:bCs w:val="0"/>
+          <w:sz w:val="25"/>
+          <w:szCs w:val="25"/>
+          <w:lang w:val="en-US"/>
+        </w:rPr>
+        <w:t xml:space="preserve">Finally, for </w:t>
+      </w:r>
+      <w:r>
+        <w:rPr>
+          <w:rFonts w:hint="default" w:ascii="Times New Roman" w:hAnsi="Times New Roman" w:eastAsia="SimSun" w:cs="Times New Roman"/>
+          <w:b w:val="0"/>
+          <w:bCs w:val="0"/>
+          <w:sz w:val="25"/>
+          <w:szCs w:val="25"/>
+        </w:rPr>
+        <w:t>bridg</w:t>
+      </w:r>
+      <w:r>
+        <w:rPr>
+          <w:rFonts w:hint="default" w:ascii="Times New Roman" w:hAnsi="Times New Roman" w:eastAsia="SimSun" w:cs="Times New Roman"/>
+          <w:b w:val="0"/>
+          <w:bCs w:val="0"/>
+          <w:sz w:val="25"/>
+          <w:szCs w:val="25"/>
+          <w:lang w:val="en-US"/>
+        </w:rPr>
+        <w:t>ing</w:t>
+      </w:r>
+      <w:r>
+        <w:rPr>
+          <w:rFonts w:hint="default" w:ascii="Times New Roman" w:hAnsi="Times New Roman" w:eastAsia="SimSun" w:cs="Times New Roman"/>
+          <w:b w:val="0"/>
+          <w:bCs w:val="0"/>
+          <w:sz w:val="25"/>
+          <w:szCs w:val="25"/>
+        </w:rPr>
+        <w:t xml:space="preserve"> the gap between raw data and user safety, the interface concludes with a Proactive Recommendation Module. </w:t>
+      </w:r>
+      <w:r>
+        <w:rPr>
+          <w:rFonts w:hint="default" w:ascii="Times New Roman" w:hAnsi="Times New Roman" w:eastAsia="SimSun" w:cs="Times New Roman"/>
+          <w:b w:val="0"/>
+          <w:bCs w:val="0"/>
+          <w:sz w:val="25"/>
+          <w:szCs w:val="25"/>
+          <w:lang w:val="en-US"/>
+        </w:rPr>
+        <w:t>As a result, t</w:t>
+      </w:r>
+      <w:r>
+        <w:rPr>
+          <w:rFonts w:hint="default" w:ascii="Times New Roman" w:hAnsi="Times New Roman" w:eastAsia="SimSun" w:cs="Times New Roman"/>
+          <w:b w:val="0"/>
+          <w:bCs w:val="0"/>
+          <w:sz w:val="25"/>
+          <w:szCs w:val="25"/>
+        </w:rPr>
+        <w:t>his component interprets the prediction results to display tailored security advice, such as "Content is verified" or "High risk: Do not click</w:t>
+      </w:r>
+      <w:r>
+        <w:rPr>
+          <w:rFonts w:hint="default" w:ascii="Times New Roman" w:hAnsi="Times New Roman" w:eastAsia="SimSun" w:cs="Times New Roman"/>
+          <w:b w:val="0"/>
+          <w:bCs w:val="0"/>
+          <w:sz w:val="25"/>
+          <w:szCs w:val="25"/>
+          <w:lang w:val="en-US"/>
+        </w:rPr>
+        <w:t>”</w:t>
+      </w:r>
+      <w:r>
+        <w:rPr>
+          <w:rFonts w:hint="default" w:ascii="Times New Roman" w:hAnsi="Times New Roman" w:eastAsia="SimSun" w:cs="Times New Roman"/>
+          <w:b w:val="0"/>
+          <w:bCs w:val="0"/>
+          <w:sz w:val="25"/>
+          <w:szCs w:val="25"/>
+        </w:rPr>
+        <w:t>. By converting numerical probability into actionable insights, this module empowers users to make informed decisions, ensuring the platform serves as a practical tool for real-time security assessment.</w:t>
+      </w:r>
+    </w:p>
+    <w:p>
+      <w:pPr>
+        <w:jc w:val="both"/>
+        <w:rPr>
+          <w:rFonts w:hint="default" w:ascii="Times New Roman" w:hAnsi="Times New Roman" w:eastAsia="SimSun" w:cs="Times New Roman"/>
+          <w:b w:val="0"/>
+          <w:bCs w:val="0"/>
+          <w:sz w:val="25"/>
+          <w:szCs w:val="25"/>
+        </w:rPr>
+      </w:pPr>
+    </w:p>
+    <w:p>
+      <w:pPr>
+        <w:jc w:val="both"/>
+        <w:rPr>
+          <w:rFonts w:hint="default" w:ascii="Times New Roman" w:hAnsi="Times New Roman" w:eastAsia="SimSun" w:cs="Times New Roman"/>
+          <w:b w:val="0"/>
+          <w:bCs w:val="0"/>
+          <w:sz w:val="25"/>
+          <w:szCs w:val="25"/>
+        </w:rPr>
+      </w:pPr>
+    </w:p>
+    <w:p>
+      <w:pPr>
+        <w:jc w:val="both"/>
+        <w:rPr>
+          <w:rFonts w:hint="default" w:ascii="Times New Roman" w:hAnsi="Times New Roman" w:eastAsia="SimSun" w:cs="Times New Roman"/>
+          <w:b w:val="0"/>
+          <w:bCs w:val="0"/>
+          <w:sz w:val="25"/>
+          <w:szCs w:val="25"/>
+        </w:rPr>
+      </w:pPr>
+    </w:p>
+    <w:p>
+      <w:pPr>
+        <w:jc w:val="both"/>
+        <w:rPr>
+          <w:rFonts w:hint="default" w:ascii="Times New Roman" w:hAnsi="Times New Roman" w:eastAsia="SimSun" w:cs="Times New Roman"/>
+          <w:b w:val="0"/>
+          <w:bCs w:val="0"/>
+          <w:sz w:val="25"/>
+          <w:szCs w:val="25"/>
+        </w:rPr>
+      </w:pPr>
+    </w:p>
+    <w:p>
+      <w:pPr>
+        <w:pStyle w:val="3"/>
+        <w:bidi w:val="0"/>
+        <w:rPr>
+          <w:rFonts w:hint="default" w:cs="Times New Roman"/>
+          <w:sz w:val="28"/>
+          <w:szCs w:val="28"/>
+          <w:lang w:val="en-US"/>
+        </w:rPr>
+      </w:pPr>
+      <w:r>
+        <w:rPr>
+          <w:rFonts w:hint="default" w:cs="Times New Roman"/>
+          <w:sz w:val="28"/>
+          <w:szCs w:val="28"/>
+          <w:lang w:val="en-US"/>
+        </w:rPr>
+        <w:t>3</w:t>
+      </w:r>
+      <w:r>
+        <w:rPr>
+          <w:rFonts w:hint="default" w:ascii="Times New Roman" w:hAnsi="Times New Roman" w:cs="Times New Roman"/>
+          <w:sz w:val="28"/>
+          <w:szCs w:val="28"/>
+          <w:lang w:val="en-US"/>
+        </w:rPr>
+        <w:t>.</w:t>
+      </w:r>
+      <w:r>
+        <w:rPr>
+          <w:rFonts w:hint="default" w:cs="Times New Roman"/>
+          <w:sz w:val="28"/>
+          <w:szCs w:val="28"/>
+          <w:lang w:val="en-US"/>
+        </w:rPr>
+        <w:t>3 Prediction</w:t>
+      </w:r>
+    </w:p>
+    <w:p>
+      <w:pPr>
+        <w:jc w:val="center"/>
+        <w:rPr>
+          <w:rFonts w:hint="default" w:ascii="Times New Roman" w:hAnsi="Times New Roman" w:eastAsia="SimSun" w:cs="Times New Roman"/>
+          <w:b/>
+          <w:bCs/>
+          <w:i/>
+          <w:iCs/>
+          <w:sz w:val="21"/>
+          <w:szCs w:val="21"/>
+        </w:rPr>
+      </w:pPr>
+      <w:r>
+        <w:rPr>
+          <w:rFonts w:hint="default" w:ascii="Times New Roman" w:hAnsi="Times New Roman" w:cs="Times New Roman"/>
+          <w:b/>
+          <w:bCs/>
+          <w:i/>
+          <w:iCs/>
+          <w:sz w:val="21"/>
+          <w:szCs w:val="21"/>
+        </w:rPr>
+        <w:drawing>
+          <wp:anchor distT="0" distB="0" distL="114300" distR="114300" simplePos="0" relativeHeight="251663360" behindDoc="0" locked="0" layoutInCell="1" allowOverlap="1">
+            <wp:simplePos x="0" y="0"/>
+            <wp:positionH relativeFrom="column">
+              <wp:posOffset>21590</wp:posOffset>
+            </wp:positionH>
+            <wp:positionV relativeFrom="paragraph">
+              <wp:posOffset>109855</wp:posOffset>
+            </wp:positionV>
+            <wp:extent cx="5235575" cy="1765935"/>
+            <wp:effectExtent l="0" t="0" r="6985" b="1905"/>
+            <wp:wrapSquare wrapText="bothSides"/>
+            <wp:docPr id="6" name="Picture 1"/>
+            <wp:cNvGraphicFramePr>
+              <a:graphicFrameLocks xmlns:a="http://schemas.openxmlformats.org/drawingml/2006/main" noChangeAspect="1"/>
+            </wp:cNvGraphicFramePr>
+            <a:graphic xmlns:a="http://schemas.openxmlformats.org/drawingml/2006/main">
+              <a:graphicData uri="http://schemas.openxmlformats.org/drawingml/2006/picture">
+                <pic:pic xmlns:pic="http://schemas.openxmlformats.org/drawingml/2006/picture">
+                  <pic:nvPicPr>
+                    <pic:cNvPr id="6" name="Picture 1"/>
+                    <pic:cNvPicPr>
+                      <a:picLocks noChangeAspect="1"/>
+                    </pic:cNvPicPr>
+                  </pic:nvPicPr>
+                  <pic:blipFill>
+                    <a:blip r:embed="rId12"/>
+                    <a:stretch>
+                      <a:fillRect/>
+                    </a:stretch>
+                  </pic:blipFill>
+                  <pic:spPr>
+                    <a:xfrm>
+                      <a:off x="0" y="0"/>
+                      <a:ext cx="5235575" cy="1765935"/>
+                    </a:xfrm>
+                    <a:prstGeom prst="rect">
+                      <a:avLst/>
+                    </a:prstGeom>
+                    <a:noFill/>
+                    <a:ln>
+                      <a:noFill/>
+                    </a:ln>
+                  </pic:spPr>
+                </pic:pic>
+              </a:graphicData>
+            </a:graphic>
+          </wp:anchor>
+        </w:drawing>
+      </w:r>
+      <w:r>
+        <w:rPr>
+          <w:rFonts w:hint="default" w:ascii="Times New Roman" w:hAnsi="Times New Roman" w:cs="Times New Roman"/>
+          <w:b/>
+          <w:bCs/>
+          <w:i/>
+          <w:iCs/>
+          <w:sz w:val="21"/>
+          <w:szCs w:val="21"/>
+          <w:lang w:val="en-US"/>
+        </w:rPr>
+        <w:t xml:space="preserve">Figure 5: </w:t>
+      </w:r>
+      <w:r>
+        <w:rPr>
+          <w:rFonts w:hint="default" w:ascii="Times New Roman" w:hAnsi="Times New Roman" w:eastAsia="SimSun" w:cs="Times New Roman"/>
+          <w:b/>
+          <w:bCs/>
+          <w:i/>
+          <w:iCs/>
+          <w:sz w:val="21"/>
+          <w:szCs w:val="21"/>
+        </w:rPr>
+        <w:t>TruthGuard Unified Security Dashboard</w:t>
+      </w:r>
+    </w:p>
+    <w:p>
+      <w:pPr>
+        <w:pStyle w:val="19"/>
+        <w:keepNext w:val="0"/>
+        <w:keepLines w:val="0"/>
+        <w:widowControl/>
+        <w:suppressLineNumbers w:val="0"/>
+        <w:jc w:val="both"/>
+        <w:rPr>
+          <w:rFonts w:hint="default" w:ascii="Times New Roman" w:hAnsi="Times New Roman" w:cs="Times New Roman"/>
+          <w:b w:val="0"/>
+          <w:bCs w:val="0"/>
+          <w:i w:val="0"/>
+          <w:iCs w:val="0"/>
+          <w:sz w:val="25"/>
+          <w:szCs w:val="25"/>
+        </w:rPr>
+      </w:pPr>
+      <w:r>
+        <w:rPr>
+          <w:rFonts w:hint="default" w:ascii="Times New Roman" w:hAnsi="Times New Roman" w:eastAsia="SimSun" w:cs="Times New Roman"/>
+          <w:b w:val="0"/>
+          <w:bCs w:val="0"/>
+          <w:i w:val="0"/>
+          <w:iCs w:val="0"/>
+          <w:sz w:val="25"/>
+          <w:szCs w:val="25"/>
+          <w:lang w:val="en-US"/>
+        </w:rPr>
+        <w:t xml:space="preserve">Next, it is clear that </w:t>
+      </w:r>
+      <w:r>
+        <w:rPr>
+          <w:rFonts w:hint="default" w:ascii="Times New Roman" w:hAnsi="Times New Roman" w:cs="Times New Roman"/>
+          <w:b w:val="0"/>
+          <w:bCs w:val="0"/>
+          <w:i w:val="0"/>
+          <w:iCs w:val="0"/>
+          <w:sz w:val="25"/>
+          <w:szCs w:val="25"/>
+        </w:rPr>
+        <w:t>the primary user interface of TruthGuard</w:t>
+      </w:r>
+      <w:r>
+        <w:rPr>
+          <w:rFonts w:hint="default" w:ascii="Times New Roman" w:hAnsi="Times New Roman" w:cs="Times New Roman"/>
+          <w:b w:val="0"/>
+          <w:bCs w:val="0"/>
+          <w:i w:val="0"/>
+          <w:iCs w:val="0"/>
+          <w:sz w:val="25"/>
+          <w:szCs w:val="25"/>
+          <w:lang w:val="en-US"/>
+        </w:rPr>
+        <w:t xml:space="preserve"> which is </w:t>
+      </w:r>
+      <w:r>
+        <w:rPr>
+          <w:rFonts w:hint="default" w:ascii="Times New Roman" w:hAnsi="Times New Roman" w:cs="Times New Roman"/>
+          <w:b w:val="0"/>
+          <w:bCs w:val="0"/>
+          <w:i w:val="0"/>
+          <w:iCs w:val="0"/>
+          <w:sz w:val="25"/>
+          <w:szCs w:val="25"/>
+        </w:rPr>
+        <w:t xml:space="preserve">designed as a Single Page Application (SPA). </w:t>
+      </w:r>
+      <w:r>
+        <w:rPr>
+          <w:rFonts w:hint="default" w:ascii="Times New Roman" w:hAnsi="Times New Roman" w:cs="Times New Roman"/>
+          <w:b w:val="0"/>
+          <w:bCs w:val="0"/>
+          <w:i w:val="0"/>
+          <w:iCs w:val="0"/>
+          <w:sz w:val="25"/>
+          <w:szCs w:val="25"/>
+          <w:lang w:val="en-US"/>
+        </w:rPr>
+        <w:t>Furthermore, t</w:t>
+      </w:r>
+      <w:r>
+        <w:rPr>
+          <w:rFonts w:hint="default" w:ascii="Times New Roman" w:hAnsi="Times New Roman" w:cs="Times New Roman"/>
+          <w:b w:val="0"/>
+          <w:bCs w:val="0"/>
+          <w:i w:val="0"/>
+          <w:iCs w:val="0"/>
+          <w:sz w:val="25"/>
+          <w:szCs w:val="25"/>
+        </w:rPr>
+        <w:t xml:space="preserve">he interface features a clean, dark-themed Intelligence Hub engineered to unify the platform's diverse security services. </w:t>
+      </w:r>
+      <w:r>
+        <w:rPr>
+          <w:rFonts w:hint="default" w:ascii="Times New Roman" w:hAnsi="Times New Roman" w:cs="Times New Roman"/>
+          <w:b w:val="0"/>
+          <w:bCs w:val="0"/>
+          <w:i w:val="0"/>
+          <w:iCs w:val="0"/>
+          <w:sz w:val="25"/>
+          <w:szCs w:val="25"/>
+          <w:lang w:val="en-US"/>
+        </w:rPr>
+        <w:t>In addition</w:t>
+      </w:r>
+      <w:r>
+        <w:rPr>
+          <w:rFonts w:hint="default" w:ascii="Times New Roman" w:hAnsi="Times New Roman" w:cs="Times New Roman"/>
+          <w:b w:val="0"/>
+          <w:bCs w:val="0"/>
+          <w:i w:val="0"/>
+          <w:iCs w:val="0"/>
+          <w:sz w:val="25"/>
+          <w:szCs w:val="25"/>
+        </w:rPr>
+        <w:t>, users can seamlessly switch between specialized detection modes</w:t>
+      </w:r>
+      <w:r>
+        <w:rPr>
+          <w:rFonts w:hint="default" w:ascii="Times New Roman" w:hAnsi="Times New Roman" w:cs="Times New Roman"/>
+          <w:b w:val="0"/>
+          <w:bCs w:val="0"/>
+          <w:i w:val="0"/>
+          <w:iCs w:val="0"/>
+          <w:sz w:val="25"/>
+          <w:szCs w:val="25"/>
+          <w:lang w:val="en-US"/>
+        </w:rPr>
+        <w:t xml:space="preserve"> including </w:t>
+      </w:r>
+      <w:r>
+        <w:rPr>
+          <w:rFonts w:hint="default" w:ascii="Times New Roman" w:hAnsi="Times New Roman" w:cs="Times New Roman"/>
+          <w:b w:val="0"/>
+          <w:bCs w:val="0"/>
+          <w:i w:val="0"/>
+          <w:iCs w:val="0"/>
+          <w:sz w:val="25"/>
+          <w:szCs w:val="25"/>
+        </w:rPr>
+        <w:t>Newspaper (Fake News), Malware, and Spam and Ham</w:t>
+      </w:r>
+      <w:r>
+        <w:rPr>
+          <w:rFonts w:hint="default" w:ascii="Times New Roman" w:hAnsi="Times New Roman" w:cs="Times New Roman"/>
+          <w:b w:val="0"/>
+          <w:bCs w:val="0"/>
+          <w:i w:val="0"/>
+          <w:iCs w:val="0"/>
+          <w:sz w:val="25"/>
+          <w:szCs w:val="25"/>
+          <w:lang w:val="en-US"/>
+        </w:rPr>
+        <w:t xml:space="preserve"> </w:t>
+      </w:r>
+      <w:r>
+        <w:rPr>
+          <w:rFonts w:hint="default" w:ascii="Times New Roman" w:hAnsi="Times New Roman" w:cs="Times New Roman"/>
+          <w:b w:val="0"/>
+          <w:bCs w:val="0"/>
+          <w:i w:val="0"/>
+          <w:iCs w:val="0"/>
+          <w:sz w:val="25"/>
+          <w:szCs w:val="25"/>
+        </w:rPr>
+        <w:t>via the top navigation bar.</w:t>
+      </w:r>
+    </w:p>
+    <w:p>
+      <w:pPr>
+        <w:pStyle w:val="19"/>
+        <w:keepNext w:val="0"/>
+        <w:keepLines w:val="0"/>
+        <w:widowControl/>
+        <w:suppressLineNumbers w:val="0"/>
+        <w:jc w:val="both"/>
+        <w:rPr>
+          <w:rFonts w:hint="default" w:ascii="Times New Roman" w:hAnsi="Times New Roman" w:cs="Times New Roman"/>
+          <w:b w:val="0"/>
+          <w:bCs w:val="0"/>
+          <w:i w:val="0"/>
+          <w:iCs w:val="0"/>
+          <w:sz w:val="25"/>
+          <w:szCs w:val="25"/>
+          <w:lang w:val="en-US"/>
+        </w:rPr>
+      </w:pPr>
+      <w:r>
+        <w:rPr>
+          <w:rFonts w:hint="default" w:ascii="Times New Roman" w:hAnsi="Times New Roman" w:cs="Times New Roman"/>
+          <w:b w:val="0"/>
+          <w:bCs w:val="0"/>
+          <w:i w:val="0"/>
+          <w:iCs w:val="0"/>
+          <w:sz w:val="25"/>
+          <w:szCs w:val="25"/>
+          <w:lang w:val="en-US"/>
+        </w:rPr>
+        <w:t>Besdies, t</w:t>
+      </w:r>
+      <w:r>
+        <w:rPr>
+          <w:rFonts w:hint="default" w:ascii="Times New Roman" w:hAnsi="Times New Roman" w:cs="Times New Roman"/>
+          <w:b w:val="0"/>
+          <w:bCs w:val="0"/>
+          <w:i w:val="0"/>
+          <w:iCs w:val="0"/>
+          <w:sz w:val="25"/>
+          <w:szCs w:val="25"/>
+        </w:rPr>
+        <w:t xml:space="preserve">he active module, Spam and Ham Detection provides a dedicated Text Entry Mode area. </w:t>
+      </w:r>
+      <w:r>
+        <w:rPr>
+          <w:rFonts w:hint="default" w:ascii="Times New Roman" w:hAnsi="Times New Roman" w:cs="Times New Roman"/>
+          <w:b w:val="0"/>
+          <w:bCs w:val="0"/>
+          <w:i w:val="0"/>
+          <w:iCs w:val="0"/>
+          <w:sz w:val="25"/>
+          <w:szCs w:val="25"/>
+          <w:lang w:val="en-US"/>
+        </w:rPr>
+        <w:t>Subsequently, t</w:t>
+      </w:r>
+      <w:r>
+        <w:rPr>
+          <w:rFonts w:hint="default" w:ascii="Times New Roman" w:hAnsi="Times New Roman" w:cs="Times New Roman"/>
+          <w:b w:val="0"/>
+          <w:bCs w:val="0"/>
+          <w:i w:val="0"/>
+          <w:iCs w:val="0"/>
+          <w:sz w:val="25"/>
+          <w:szCs w:val="25"/>
+        </w:rPr>
+        <w:t xml:space="preserve">his component is designed to accept multi-line textual content, such as email body text </w:t>
+      </w:r>
+      <w:r>
+        <w:rPr>
+          <w:rFonts w:hint="default" w:ascii="Times New Roman" w:hAnsi="Times New Roman" w:cs="Times New Roman"/>
+          <w:b w:val="0"/>
+          <w:bCs w:val="0"/>
+          <w:i w:val="0"/>
+          <w:iCs w:val="0"/>
+          <w:sz w:val="25"/>
+          <w:szCs w:val="25"/>
+          <w:lang w:val="en-US"/>
+        </w:rPr>
+        <w:t>such as Dear Students and so on for testing</w:t>
+      </w:r>
+      <w:r>
+        <w:rPr>
+          <w:rFonts w:hint="default" w:ascii="Times New Roman" w:hAnsi="Times New Roman" w:cs="Times New Roman"/>
+          <w:b w:val="0"/>
+          <w:bCs w:val="0"/>
+          <w:i w:val="0"/>
+          <w:iCs w:val="0"/>
+          <w:sz w:val="25"/>
+          <w:szCs w:val="25"/>
+        </w:rPr>
+        <w:t>. Upon clicking the state-driven Analyze button, the frontend initiates an asynchronous API call to the FastAPI backend, triggering the specific NLP model to assess the text's legitimacy in real-time</w:t>
+      </w:r>
+      <w:r>
+        <w:rPr>
+          <w:rFonts w:hint="default" w:ascii="Times New Roman" w:hAnsi="Times New Roman" w:cs="Times New Roman"/>
+          <w:b w:val="0"/>
+          <w:bCs w:val="0"/>
+          <w:i w:val="0"/>
+          <w:iCs w:val="0"/>
+          <w:sz w:val="25"/>
+          <w:szCs w:val="25"/>
+          <w:lang w:val="en-US"/>
+        </w:rPr>
+        <w:t>.</w:t>
+      </w:r>
+    </w:p>
+    <w:p>
+      <w:pPr>
+        <w:pStyle w:val="19"/>
+        <w:keepNext w:val="0"/>
+        <w:keepLines w:val="0"/>
+        <w:widowControl/>
+        <w:suppressLineNumbers w:val="0"/>
+        <w:jc w:val="center"/>
+        <w:rPr>
+          <w:rFonts w:hint="default" w:ascii="Times New Roman" w:hAnsi="Times New Roman" w:eastAsia="SimSun" w:cs="Times New Roman"/>
+          <w:b/>
+          <w:bCs/>
+          <w:i/>
+          <w:iCs/>
+          <w:sz w:val="21"/>
+          <w:szCs w:val="21"/>
+        </w:rPr>
+      </w:pPr>
+      <w:r>
+        <w:rPr>
+          <w:rFonts w:hint="default" w:ascii="Times New Roman" w:hAnsi="Times New Roman" w:cs="Times New Roman"/>
+          <w:b/>
+          <w:bCs/>
+          <w:i/>
+          <w:iCs/>
+          <w:sz w:val="21"/>
+          <w:szCs w:val="21"/>
+        </w:rPr>
+        <w:drawing>
+          <wp:anchor distT="0" distB="0" distL="114300" distR="114300" simplePos="0" relativeHeight="251664384" behindDoc="0" locked="0" layoutInCell="1" allowOverlap="1">
+            <wp:simplePos x="0" y="0"/>
+            <wp:positionH relativeFrom="column">
+              <wp:posOffset>1270</wp:posOffset>
+            </wp:positionH>
+            <wp:positionV relativeFrom="paragraph">
+              <wp:posOffset>0</wp:posOffset>
+            </wp:positionV>
+            <wp:extent cx="5274945" cy="1403985"/>
+            <wp:effectExtent l="0" t="0" r="13335" b="13335"/>
+            <wp:wrapSquare wrapText="bothSides"/>
+            <wp:docPr id="7" name="Picture 2"/>
+            <wp:cNvGraphicFramePr>
+              <a:graphicFrameLocks xmlns:a="http://schemas.openxmlformats.org/drawingml/2006/main" noChangeAspect="1"/>
+            </wp:cNvGraphicFramePr>
+            <a:graphic xmlns:a="http://schemas.openxmlformats.org/drawingml/2006/main">
+              <a:graphicData uri="http://schemas.openxmlformats.org/drawingml/2006/picture">
+                <pic:pic xmlns:pic="http://schemas.openxmlformats.org/drawingml/2006/picture">
+                  <pic:nvPicPr>
+                    <pic:cNvPr id="7" name="Picture 2"/>
+                    <pic:cNvPicPr>
+                      <a:picLocks noChangeAspect="1"/>
+                    </pic:cNvPicPr>
+                  </pic:nvPicPr>
+                  <pic:blipFill>
+                    <a:blip r:embed="rId13"/>
+                    <a:stretch>
+                      <a:fillRect/>
+                    </a:stretch>
+                  </pic:blipFill>
+                  <pic:spPr>
+                    <a:xfrm>
+                      <a:off x="0" y="0"/>
+                      <a:ext cx="5274945" cy="1403985"/>
+                    </a:xfrm>
+                    <a:prstGeom prst="rect">
+                      <a:avLst/>
+                    </a:prstGeom>
+                    <a:noFill/>
+                    <a:ln>
+                      <a:noFill/>
+                    </a:ln>
+                  </pic:spPr>
+                </pic:pic>
+              </a:graphicData>
+            </a:graphic>
+          </wp:anchor>
+        </w:drawing>
+      </w:r>
+      <w:r>
+        <w:rPr>
+          <w:rFonts w:hint="default" w:ascii="Times New Roman" w:hAnsi="Times New Roman" w:cs="Times New Roman"/>
+          <w:b/>
+          <w:bCs/>
+          <w:i/>
+          <w:iCs/>
+          <w:sz w:val="21"/>
+          <w:szCs w:val="21"/>
+          <w:lang w:val="en-US"/>
+        </w:rPr>
+        <w:t xml:space="preserve">Figure 6: </w:t>
+      </w:r>
+      <w:r>
+        <w:rPr>
+          <w:rFonts w:hint="default" w:ascii="Times New Roman" w:hAnsi="Times New Roman" w:eastAsia="SimSun" w:cs="Times New Roman"/>
+          <w:b/>
+          <w:bCs/>
+          <w:i/>
+          <w:iCs/>
+          <w:sz w:val="21"/>
+          <w:szCs w:val="21"/>
+        </w:rPr>
+        <w:t>Real-time Detection Confidence and Multi-dimensional Risk Analysis Dashboard</w:t>
+      </w:r>
+    </w:p>
+    <w:p>
+      <w:pPr>
+        <w:pStyle w:val="19"/>
+        <w:keepNext w:val="0"/>
+        <w:keepLines w:val="0"/>
+        <w:widowControl/>
+        <w:suppressLineNumbers w:val="0"/>
+        <w:jc w:val="both"/>
+        <w:rPr>
+          <w:b w:val="0"/>
+          <w:bCs w:val="0"/>
+          <w:sz w:val="25"/>
+          <w:szCs w:val="25"/>
+        </w:rPr>
+      </w:pPr>
+      <w:r>
+        <w:rPr>
+          <w:rFonts w:hint="default" w:ascii="Times New Roman" w:hAnsi="Times New Roman" w:eastAsia="SimSun" w:cs="Times New Roman"/>
+          <w:b w:val="0"/>
+          <w:bCs w:val="0"/>
+          <w:i w:val="0"/>
+          <w:iCs w:val="0"/>
+          <w:sz w:val="25"/>
+          <w:szCs w:val="25"/>
+          <w:lang w:val="en-US"/>
+        </w:rPr>
+        <w:t xml:space="preserve">As my team expected, the result showcases </w:t>
+      </w:r>
+      <w:r>
+        <w:rPr>
+          <w:b w:val="0"/>
+          <w:bCs w:val="0"/>
+          <w:sz w:val="25"/>
+          <w:szCs w:val="25"/>
+        </w:rPr>
+        <w:t>the Result Visualization Layer of TruthGuard</w:t>
+      </w:r>
+      <w:r>
+        <w:rPr>
+          <w:rFonts w:hint="default"/>
+          <w:b w:val="0"/>
+          <w:bCs w:val="0"/>
+          <w:sz w:val="25"/>
+          <w:szCs w:val="25"/>
+          <w:lang w:val="en-US"/>
+        </w:rPr>
+        <w:t xml:space="preserve"> </w:t>
+      </w:r>
+      <w:r>
+        <w:rPr>
+          <w:b w:val="0"/>
+          <w:bCs w:val="0"/>
+          <w:sz w:val="25"/>
+          <w:szCs w:val="25"/>
+        </w:rPr>
+        <w:t>which translates raw AI inference into intuitive visual metrics. The dashboard is divided into two primary analytical sections:</w:t>
+      </w:r>
+    </w:p>
+    <w:p>
+      <w:pPr>
+        <w:pStyle w:val="19"/>
+        <w:keepNext w:val="0"/>
+        <w:keepLines w:val="0"/>
+        <w:widowControl/>
+        <w:numPr>
+          <w:ilvl w:val="0"/>
+          <w:numId w:val="6"/>
+        </w:numPr>
+        <w:suppressLineNumbers w:val="0"/>
+        <w:tabs>
+          <w:tab w:val="clear" w:pos="420"/>
+        </w:tabs>
+        <w:ind w:left="880" w:leftChars="0" w:hanging="420" w:firstLineChars="0"/>
+        <w:jc w:val="both"/>
+      </w:pPr>
+      <w:r>
+        <w:rPr>
+          <w:b w:val="0"/>
+          <w:bCs w:val="0"/>
+          <w:i w:val="0"/>
+          <w:iCs w:val="0"/>
+          <w:sz w:val="25"/>
+          <w:szCs w:val="25"/>
+        </w:rPr>
+        <w:t xml:space="preserve">Detection Confidence </w:t>
+      </w:r>
+      <w:r>
+        <w:rPr>
+          <w:rFonts w:hint="default"/>
+          <w:b w:val="0"/>
+          <w:bCs w:val="0"/>
+          <w:i w:val="0"/>
+          <w:iCs w:val="0"/>
+          <w:sz w:val="25"/>
+          <w:szCs w:val="25"/>
+          <w:lang w:val="en-US"/>
+        </w:rPr>
+        <w:t>and</w:t>
+      </w:r>
+      <w:r>
+        <w:rPr>
+          <w:b w:val="0"/>
+          <w:bCs w:val="0"/>
+          <w:i w:val="0"/>
+          <w:iCs w:val="0"/>
+          <w:sz w:val="25"/>
+          <w:szCs w:val="25"/>
+        </w:rPr>
+        <w:t xml:space="preserve"> Risk Scoring: The left panel presents a high-level summary, featuring a prominent Confidence Percentage (50.05%) and a categorical threat level indicator (Medium Threat). This is supported by a comparative bar chart that maps the relationship between Prediction Confidence and the Risk Score, allowing users to immediately gauge the certainty of the AI's assessment.</w:t>
+      </w:r>
+    </w:p>
+    <w:p>
+      <w:pPr>
+        <w:pStyle w:val="19"/>
+        <w:keepNext w:val="0"/>
+        <w:keepLines w:val="0"/>
+        <w:widowControl/>
+        <w:numPr>
+          <w:ilvl w:val="0"/>
+          <w:numId w:val="6"/>
+        </w:numPr>
+        <w:suppressLineNumbers w:val="0"/>
+        <w:tabs>
+          <w:tab w:val="clear" w:pos="420"/>
+        </w:tabs>
+        <w:ind w:left="880" w:leftChars="0" w:hanging="420" w:firstLineChars="0"/>
+        <w:jc w:val="both"/>
+        <w:rPr>
+          <w:rFonts w:hint="default" w:ascii="Times New Roman" w:hAnsi="Times New Roman" w:eastAsia="SimSun" w:cs="Times New Roman"/>
+          <w:b w:val="0"/>
+          <w:bCs w:val="0"/>
+          <w:i w:val="0"/>
+          <w:iCs w:val="0"/>
+          <w:sz w:val="25"/>
+          <w:szCs w:val="25"/>
+          <w:lang w:val="en-US"/>
+        </w:rPr>
+      </w:pPr>
+      <w:r>
+        <w:drawing>
+          <wp:anchor distT="0" distB="0" distL="114300" distR="114300" simplePos="0" relativeHeight="251665408" behindDoc="0" locked="0" layoutInCell="1" allowOverlap="1">
+            <wp:simplePos x="0" y="0"/>
+            <wp:positionH relativeFrom="column">
+              <wp:posOffset>2540</wp:posOffset>
+            </wp:positionH>
+            <wp:positionV relativeFrom="paragraph">
+              <wp:posOffset>1458595</wp:posOffset>
+            </wp:positionV>
+            <wp:extent cx="5273040" cy="1181735"/>
+            <wp:effectExtent l="0" t="0" r="0" b="6985"/>
+            <wp:wrapSquare wrapText="bothSides"/>
+            <wp:docPr id="8" name="Picture 3"/>
+            <wp:cNvGraphicFramePr>
+              <a:graphicFrameLocks xmlns:a="http://schemas.openxmlformats.org/drawingml/2006/main" noChangeAspect="1"/>
+            </wp:cNvGraphicFramePr>
+            <a:graphic xmlns:a="http://schemas.openxmlformats.org/drawingml/2006/main">
+              <a:graphicData uri="http://schemas.openxmlformats.org/drawingml/2006/picture">
+                <pic:pic xmlns:pic="http://schemas.openxmlformats.org/drawingml/2006/picture">
+                  <pic:nvPicPr>
+                    <pic:cNvPr id="8" name="Picture 3"/>
+                    <pic:cNvPicPr>
+                      <a:picLocks noChangeAspect="1"/>
+                    </pic:cNvPicPr>
+                  </pic:nvPicPr>
+                  <pic:blipFill>
+                    <a:blip r:embed="rId14"/>
+                    <a:stretch>
+                      <a:fillRect/>
+                    </a:stretch>
+                  </pic:blipFill>
+                  <pic:spPr>
+                    <a:xfrm>
+                      <a:off x="0" y="0"/>
+                      <a:ext cx="5273040" cy="1181735"/>
+                    </a:xfrm>
+                    <a:prstGeom prst="rect">
+                      <a:avLst/>
+                    </a:prstGeom>
+                    <a:noFill/>
+                    <a:ln>
+                      <a:noFill/>
+                    </a:ln>
+                  </pic:spPr>
+                </pic:pic>
+              </a:graphicData>
+            </a:graphic>
+          </wp:anchor>
+        </w:drawing>
+      </w:r>
+      <w:r>
+        <w:rPr>
+          <w:b w:val="0"/>
+          <w:bCs w:val="0"/>
+          <w:i w:val="0"/>
+          <w:iCs w:val="0"/>
+          <w:sz w:val="25"/>
+          <w:szCs w:val="25"/>
+        </w:rPr>
+        <w:t>Multi-dimensional Analysis: The right panel utilizes a Radar (Spider) Chart to provide a granular breakdown of the analysis. By evaluating five key dimensions</w:t>
+      </w:r>
+      <w:r>
+        <w:rPr>
+          <w:rFonts w:hint="default"/>
+          <w:b w:val="0"/>
+          <w:bCs w:val="0"/>
+          <w:i w:val="0"/>
+          <w:iCs w:val="0"/>
+          <w:sz w:val="25"/>
+          <w:szCs w:val="25"/>
+          <w:lang w:val="en-US"/>
+        </w:rPr>
+        <w:t xml:space="preserve"> including </w:t>
+      </w:r>
+      <w:r>
+        <w:rPr>
+          <w:b w:val="0"/>
+          <w:bCs w:val="0"/>
+          <w:i w:val="0"/>
+          <w:iCs w:val="0"/>
+          <w:sz w:val="25"/>
+          <w:szCs w:val="25"/>
+        </w:rPr>
+        <w:t>Confidence, Risk, Safety, Prediction Strength, and Reliability</w:t>
+      </w:r>
+      <w:r>
+        <w:rPr>
+          <w:rFonts w:hint="default"/>
+          <w:b w:val="0"/>
+          <w:bCs w:val="0"/>
+          <w:i w:val="0"/>
+          <w:iCs w:val="0"/>
+          <w:sz w:val="25"/>
+          <w:szCs w:val="25"/>
+          <w:lang w:val="en-US"/>
+        </w:rPr>
+        <w:t xml:space="preserve">, </w:t>
+      </w:r>
+      <w:r>
+        <w:rPr>
+          <w:b w:val="0"/>
+          <w:bCs w:val="0"/>
+          <w:i w:val="0"/>
+          <w:iCs w:val="0"/>
+          <w:sz w:val="25"/>
+          <w:szCs w:val="25"/>
+        </w:rPr>
+        <w:t xml:space="preserve">this component offers a holistic view of the content's security profile. </w:t>
+      </w:r>
+      <w:r>
+        <w:rPr>
+          <w:rFonts w:hint="default"/>
+          <w:b w:val="0"/>
+          <w:bCs w:val="0"/>
+          <w:i w:val="0"/>
+          <w:iCs w:val="0"/>
+          <w:sz w:val="25"/>
+          <w:szCs w:val="25"/>
+          <w:lang w:val="en-US"/>
+        </w:rPr>
+        <w:t>As a result, t</w:t>
+      </w:r>
+      <w:r>
+        <w:rPr>
+          <w:b w:val="0"/>
+          <w:bCs w:val="0"/>
+          <w:i w:val="0"/>
+          <w:iCs w:val="0"/>
+          <w:sz w:val="25"/>
+          <w:szCs w:val="25"/>
+        </w:rPr>
+        <w:t>his visualization effectively deconstructs the machine learning model's logic, providing transparency and helping users understand the specific factors contributing to the final risk classification.</w:t>
+      </w:r>
+      <w:r>
+        <w:rPr>
+          <w:rFonts w:hint="eastAsia" w:ascii="SimSun" w:hAnsi="SimSun" w:eastAsia="SimSun" w:cs="SimSun"/>
+          <w:b w:val="0"/>
+          <w:bCs w:val="0"/>
+          <w:i w:val="0"/>
+          <w:iCs w:val="0"/>
+          <w:sz w:val="25"/>
+          <w:szCs w:val="25"/>
+        </w:rPr>
+        <w:t xml:space="preserve">  </w:t>
+      </w:r>
+    </w:p>
+    <w:p>
+      <w:pPr>
+        <w:pStyle w:val="19"/>
+        <w:keepNext w:val="0"/>
+        <w:keepLines w:val="0"/>
+        <w:widowControl/>
+        <w:suppressLineNumbers w:val="0"/>
+        <w:jc w:val="center"/>
+        <w:rPr>
+          <w:rFonts w:hint="default" w:ascii="Times New Roman" w:hAnsi="Times New Roman" w:eastAsia="SimSun" w:cs="Times New Roman"/>
+          <w:b/>
+          <w:bCs/>
+          <w:i/>
+          <w:iCs/>
+          <w:sz w:val="21"/>
+          <w:szCs w:val="21"/>
+          <w:lang w:val="en-US"/>
+        </w:rPr>
+      </w:pPr>
+      <w:r>
+        <w:rPr>
+          <w:rFonts w:hint="default" w:ascii="Times New Roman" w:hAnsi="Times New Roman" w:cs="Times New Roman"/>
+          <w:b/>
+          <w:bCs/>
+          <w:i/>
+          <w:iCs/>
+          <w:sz w:val="21"/>
+          <w:szCs w:val="21"/>
+          <w:lang w:val="en-US"/>
+        </w:rPr>
+        <w:t xml:space="preserve">Figure 7: </w:t>
+      </w:r>
+      <w:r>
+        <w:rPr>
+          <w:rFonts w:hint="default" w:ascii="Times New Roman" w:hAnsi="Times New Roman" w:eastAsia="SimSun" w:cs="Times New Roman"/>
+          <w:b/>
+          <w:bCs/>
+          <w:i/>
+          <w:iCs/>
+          <w:sz w:val="21"/>
+          <w:szCs w:val="21"/>
+        </w:rPr>
+        <w:t>Threat Activity Timeline and Categorical Classification Module</w:t>
+      </w:r>
+    </w:p>
+    <w:p>
+      <w:pPr>
+        <w:pStyle w:val="19"/>
+        <w:keepNext w:val="0"/>
+        <w:keepLines w:val="0"/>
+        <w:widowControl/>
+        <w:suppressLineNumbers w:val="0"/>
+      </w:pPr>
+      <w:r>
+        <w:rPr>
+          <w:rFonts w:hint="default" w:ascii="Times New Roman" w:hAnsi="Times New Roman" w:cs="Times New Roman"/>
+          <w:sz w:val="25"/>
+          <w:szCs w:val="25"/>
+          <w:lang w:val="en-US"/>
+        </w:rPr>
+        <w:t xml:space="preserve">Finally, the </w:t>
+      </w:r>
+      <w:r>
+        <w:rPr>
+          <w:rFonts w:hint="default" w:ascii="Times New Roman" w:hAnsi="Times New Roman" w:cs="Times New Roman"/>
+          <w:b/>
+          <w:bCs/>
+          <w:i/>
+          <w:iCs/>
+          <w:sz w:val="25"/>
+          <w:szCs w:val="25"/>
+          <w:lang w:val="en-US"/>
+        </w:rPr>
+        <w:t xml:space="preserve">Figure 7 </w:t>
+      </w:r>
+      <w:r>
+        <w:t xml:space="preserve">displays the historical and predictive analytical components of the TruthGuard interface. </w:t>
+      </w:r>
+      <w:r>
+        <w:rPr>
+          <w:rFonts w:hint="default"/>
+          <w:lang w:val="en-US"/>
+        </w:rPr>
+        <w:t>In detail, t</w:t>
+      </w:r>
+      <w:r>
+        <w:t>he visualization is divided into two functional areas:</w:t>
+      </w:r>
+    </w:p>
+    <w:p>
+      <w:pPr>
+        <w:pStyle w:val="19"/>
+        <w:keepNext w:val="0"/>
+        <w:keepLines w:val="0"/>
+        <w:widowControl/>
+        <w:numPr>
+          <w:ilvl w:val="0"/>
+          <w:numId w:val="7"/>
+        </w:numPr>
+        <w:suppressLineNumbers w:val="0"/>
+        <w:tabs>
+          <w:tab w:val="clear" w:pos="420"/>
+        </w:tabs>
+        <w:ind w:left="880" w:leftChars="0" w:hanging="420" w:firstLineChars="0"/>
+        <w:jc w:val="both"/>
+        <w:rPr>
+          <w:b w:val="0"/>
+          <w:bCs w:val="0"/>
+        </w:rPr>
+      </w:pPr>
+      <w:r>
+        <w:rPr>
+          <w:b w:val="0"/>
+          <w:bCs w:val="0"/>
+        </w:rPr>
+        <w:t>Threat Activity Timeline: A line chart that tracks threat intensity over a specified duration (from the current moment to +2h). This component provides users with a temporal perspective on security trends, allowing for proactive monitoring of potential risk escalations over time.</w:t>
+      </w:r>
+    </w:p>
+    <w:p>
+      <w:pPr>
+        <w:pStyle w:val="19"/>
+        <w:keepNext w:val="0"/>
+        <w:keepLines w:val="0"/>
+        <w:widowControl/>
+        <w:numPr>
+          <w:ilvl w:val="0"/>
+          <w:numId w:val="7"/>
+        </w:numPr>
+        <w:suppressLineNumbers w:val="0"/>
+        <w:tabs>
+          <w:tab w:val="clear" w:pos="420"/>
+        </w:tabs>
+        <w:ind w:left="880" w:leftChars="0" w:hanging="420" w:firstLineChars="0"/>
+        <w:jc w:val="both"/>
+        <w:rPr>
+          <w:rFonts w:hint="default" w:ascii="Times New Roman" w:hAnsi="Times New Roman" w:cs="Times New Roman"/>
+          <w:b w:val="0"/>
+          <w:bCs w:val="0"/>
+          <w:i w:val="0"/>
+          <w:iCs w:val="0"/>
+          <w:sz w:val="25"/>
+          <w:szCs w:val="25"/>
+          <w:lang w:val="en-US"/>
+        </w:rPr>
+      </w:pPr>
+      <w:r>
+        <w:rPr>
+          <w:b w:val="0"/>
+          <w:bCs w:val="0"/>
+        </w:rPr>
+        <w:t>Detected Threats Summary: The final classification output, which in this instance identifies the content as 'Ham' with a 'Low' risk tag. This module provides a clear, simplified verdict</w:t>
+      </w:r>
+      <w:r>
+        <w:rPr>
+          <w:rFonts w:hint="default"/>
+          <w:b w:val="0"/>
+          <w:bCs w:val="0"/>
+          <w:lang w:val="en-US"/>
+        </w:rPr>
+        <w:t xml:space="preserve">: </w:t>
+      </w:r>
+      <w:r>
+        <w:rPr>
+          <w:b w:val="0"/>
+          <w:bCs w:val="0"/>
+          <w:i/>
+          <w:iCs/>
+        </w:rPr>
+        <w:t>This content appears safe to use'</w:t>
+      </w:r>
+      <w:r>
+        <w:rPr>
+          <w:rFonts w:hint="default"/>
+          <w:b w:val="0"/>
+          <w:bCs w:val="0"/>
+          <w:i/>
+          <w:iCs/>
+          <w:lang w:val="en-US"/>
+        </w:rPr>
+        <w:t xml:space="preserve"> </w:t>
+      </w:r>
+      <w:r>
+        <w:rPr>
+          <w:b w:val="0"/>
+          <w:bCs w:val="0"/>
+        </w:rPr>
+        <w:t>translating complex AI probability into a definitive security status for the end-user.</w:t>
+      </w:r>
     </w:p>
     <w:p>
       <w:pPr>
@@ -4649,98 +7040,108 @@
         <w:suppressLineNumbers w:val="0"/>
         <w:jc w:val="both"/>
         <w:rPr>
-          <w:rFonts w:hint="default" w:ascii="Times New Roman" w:hAnsi="Times New Roman" w:eastAsia="SimSun" w:cs="Times New Roman"/>
-          <w:b w:val="0"/>
-          <w:bCs w:val="0"/>
-          <w:sz w:val="25"/>
-          <w:szCs w:val="25"/>
-          <w:lang w:val="en-US"/>
-        </w:rPr>
-      </w:pPr>
-      <w:r>
-        <w:rPr>
-          <w:rFonts w:hint="default" w:ascii="Times New Roman" w:hAnsi="Times New Roman" w:eastAsia="SimSun" w:cs="Times New Roman"/>
-          <w:b w:val="0"/>
-          <w:bCs w:val="0"/>
-          <w:sz w:val="25"/>
-          <w:szCs w:val="25"/>
-          <w:lang w:val="en-US"/>
-        </w:rPr>
-        <w:t xml:space="preserve">In summary, the integration of </w:t>
-      </w:r>
-      <w:r>
-        <w:rPr>
-          <w:rFonts w:hint="default" w:ascii="Times New Roman" w:hAnsi="Times New Roman" w:eastAsia="SimSun" w:cs="Times New Roman"/>
-          <w:b w:val="0"/>
-          <w:bCs w:val="0"/>
-          <w:sz w:val="25"/>
-          <w:szCs w:val="25"/>
-        </w:rPr>
-        <w:t xml:space="preserve">the backend infrastructure successfully transitions theoretical AI models into a functional web service.  </w:t>
-      </w:r>
-      <w:r>
-        <w:rPr>
-          <w:rFonts w:hint="default" w:ascii="Times New Roman" w:hAnsi="Times New Roman" w:eastAsia="SimSun" w:cs="Times New Roman"/>
-          <w:b w:val="0"/>
-          <w:bCs w:val="0"/>
-          <w:sz w:val="25"/>
-          <w:szCs w:val="25"/>
-          <w:lang w:val="en-US"/>
-        </w:rPr>
-        <w:t xml:space="preserve">Therefore, we believe that </w:t>
-      </w:r>
-      <w:r>
-        <w:rPr>
-          <w:rFonts w:hint="default" w:ascii="Times New Roman" w:hAnsi="Times New Roman" w:eastAsia="SimSun" w:cs="Times New Roman"/>
-          <w:b w:val="0"/>
-          <w:bCs w:val="0"/>
-          <w:sz w:val="25"/>
-          <w:szCs w:val="25"/>
-        </w:rPr>
-        <w:t>the system delivers a responsive and reliable security analysis tool</w:t>
-      </w:r>
-      <w:r>
-        <w:rPr>
-          <w:rFonts w:hint="default" w:ascii="Times New Roman" w:hAnsi="Times New Roman" w:eastAsia="SimSun" w:cs="Times New Roman"/>
-          <w:b w:val="0"/>
-          <w:bCs w:val="0"/>
-          <w:sz w:val="25"/>
-          <w:szCs w:val="25"/>
-          <w:lang w:val="en-US"/>
-        </w:rPr>
-        <w:t xml:space="preserve"> b</w:t>
-      </w:r>
-      <w:r>
-        <w:rPr>
-          <w:rFonts w:hint="default" w:ascii="Times New Roman" w:hAnsi="Times New Roman" w:eastAsia="SimSun" w:cs="Times New Roman"/>
-          <w:b w:val="0"/>
-          <w:bCs w:val="0"/>
-          <w:sz w:val="25"/>
-          <w:szCs w:val="25"/>
-        </w:rPr>
-        <w:t xml:space="preserve">y combining FastAPI’s high-performance routing with Joblib’s efficient serialization,. </w:t>
-      </w:r>
-      <w:r>
-        <w:rPr>
-          <w:rFonts w:hint="default" w:ascii="Times New Roman" w:hAnsi="Times New Roman" w:eastAsia="SimSun" w:cs="Times New Roman"/>
-          <w:b w:val="0"/>
-          <w:bCs w:val="0"/>
-          <w:sz w:val="25"/>
-          <w:szCs w:val="25"/>
-          <w:lang w:val="en-US"/>
-        </w:rPr>
-        <w:t>Notably, t</w:t>
-      </w:r>
-      <w:r>
-        <w:rPr>
-          <w:rFonts w:hint="default" w:ascii="Times New Roman" w:hAnsi="Times New Roman" w:eastAsia="SimSun" w:cs="Times New Roman"/>
-          <w:b w:val="0"/>
-          <w:bCs w:val="0"/>
-          <w:sz w:val="25"/>
-          <w:szCs w:val="25"/>
-        </w:rPr>
-        <w:t>he implementation of a centralized, validated API ensures that the platform is production-ready, providing real-time intelligence with optimized latency for the final user interface.</w:t>
-      </w:r>
+          <w:rFonts w:hint="default" w:ascii="Times New Roman" w:hAnsi="Times New Roman" w:cs="Times New Roman"/>
+          <w:b w:val="0"/>
+          <w:bCs w:val="0"/>
+          <w:i w:val="0"/>
+          <w:iCs w:val="0"/>
+          <w:sz w:val="25"/>
+          <w:szCs w:val="25"/>
+          <w:lang w:val="en-US"/>
+        </w:rPr>
+      </w:pPr>
+      <w:r>
+        <w:rPr>
+          <w:rFonts w:hint="default" w:ascii="Times New Roman" w:hAnsi="Times New Roman" w:cs="Times New Roman"/>
+          <w:b w:val="0"/>
+          <w:bCs w:val="0"/>
+          <w:sz w:val="25"/>
+          <w:szCs w:val="25"/>
+          <w:lang w:val="en-US"/>
+        </w:rPr>
+        <w:t>Finally, t</w:t>
+      </w:r>
+      <w:r>
+        <w:rPr>
+          <w:rFonts w:hint="default" w:ascii="Times New Roman" w:hAnsi="Times New Roman" w:eastAsia="SimSun" w:cs="Times New Roman"/>
+          <w:b w:val="0"/>
+          <w:bCs w:val="0"/>
+          <w:sz w:val="25"/>
+          <w:szCs w:val="25"/>
+        </w:rPr>
+        <w:t xml:space="preserve">he frontend integration successfully converts complex AI data into a user-centric security dashboard. By leveraging Vue.js’s reactive architecture and dynamic visualization tools, the system provides a transparent, real-time view of threat analysis. </w:t>
+      </w:r>
+      <w:r>
+        <w:rPr>
+          <w:rFonts w:hint="default" w:ascii="Times New Roman" w:hAnsi="Times New Roman" w:eastAsia="SimSun" w:cs="Times New Roman"/>
+          <w:b w:val="0"/>
+          <w:bCs w:val="0"/>
+          <w:sz w:val="25"/>
+          <w:szCs w:val="25"/>
+          <w:lang w:val="en-US"/>
+        </w:rPr>
+        <w:t>Conseuqently, t</w:t>
+      </w:r>
+      <w:bookmarkStart w:id="9" w:name="_GoBack"/>
+      <w:bookmarkEnd w:id="9"/>
+      <w:r>
+        <w:rPr>
+          <w:rFonts w:hint="default" w:ascii="Times New Roman" w:hAnsi="Times New Roman" w:eastAsia="SimSun" w:cs="Times New Roman"/>
+          <w:b w:val="0"/>
+          <w:bCs w:val="0"/>
+          <w:sz w:val="25"/>
+          <w:szCs w:val="25"/>
+        </w:rPr>
+        <w:t>his synergy between the Input Intelligence Hub and the Result Visualization Layer ensures that high-fidelity security insights are not only accurate but also actionable, bridging the gap between advanced data science and practical user safety.</w:t>
+      </w:r>
+    </w:p>
+    <w:p>
+      <w:pPr>
+        <w:pStyle w:val="19"/>
+        <w:keepNext w:val="0"/>
+        <w:keepLines w:val="0"/>
+        <w:widowControl/>
+        <w:suppressLineNumbers w:val="0"/>
+        <w:jc w:val="both"/>
+        <w:rPr>
+          <w:rFonts w:hint="default" w:ascii="Times New Roman" w:hAnsi="Times New Roman" w:eastAsia="SimSun" w:cs="Times New Roman"/>
+          <w:b w:val="0"/>
+          <w:bCs w:val="0"/>
+          <w:i w:val="0"/>
+          <w:iCs w:val="0"/>
+          <w:sz w:val="25"/>
+          <w:szCs w:val="25"/>
+          <w:lang w:val="en-US"/>
+        </w:rPr>
+      </w:pPr>
+    </w:p>
+    <w:p>
+      <w:pPr>
+        <w:jc w:val="both"/>
+        <w:rPr>
+          <w:rFonts w:hint="default" w:ascii="Times New Roman" w:hAnsi="Times New Roman" w:eastAsia="SimSun" w:cs="Times New Roman"/>
+          <w:b/>
+          <w:bCs/>
+          <w:i/>
+          <w:iCs/>
+          <w:sz w:val="21"/>
+          <w:szCs w:val="21"/>
+          <w:lang w:val="en-US"/>
+        </w:rPr>
+      </w:pPr>
+    </w:p>
+    <w:p>
+      <w:pPr>
+        <w:jc w:val="both"/>
+        <w:rPr>
+          <w:rFonts w:hint="default" w:ascii="Times New Roman" w:hAnsi="Times New Roman" w:eastAsia="SimSun" w:cs="Times New Roman"/>
+          <w:b w:val="0"/>
+          <w:bCs w:val="0"/>
+          <w:sz w:val="25"/>
+          <w:szCs w:val="25"/>
+          <w:lang w:val="en-US"/>
+        </w:rPr>
+      </w:pPr>
     </w:p>
     <w:sectPr>
       <w:headerReference r:id="rId4" w:type="default"/>
@@ -4795,7 +7196,7 @@
       <w:fldChar w:fldCharType="separate"/>
     </w:r>
     <w:r>
-      <w:t>10/04/2026</w:t>
+      <w:t>11/04/2026</w:t>
     </w:r>
     <w:r>
       <w:fldChar w:fldCharType="end"/>
@@ -5000,6 +7401,26 @@
       </w:rPr>
     </w:lvl>
   </w:abstractNum>
+  <w:abstractNum w:abstractNumId="6">
+    <w:nsid w:val="027F8B77"/>
+    <w:multiLevelType w:val="singleLevel"/>
+    <w:tmpl w:val="027F8B77"/>
+    <w:lvl w:ilvl="0" w:tentative="0">
+      <w:start w:val="1"/>
+      <w:numFmt w:val="bullet"/>
+      <w:lvlText w:val=""/>
+      <w:lvlJc w:val="left"/>
+      <w:pPr>
+        <w:tabs>
+          <w:tab w:val="left" w:pos="420"/>
+        </w:tabs>
+        <w:ind w:left="420" w:leftChars="0" w:hanging="420" w:firstLineChars="0"/>
+      </w:pPr>
+      <w:rPr>
+        <w:rFonts w:hint="default" w:ascii="Wingdings" w:hAnsi="Wingdings"/>
+      </w:rPr>
+    </w:lvl>
+  </w:abstractNum>
   <w:num w:numId="1">
     <w:abstractNumId w:val="0"/>
   </w:num>
@@ -5017,6 +7438,9 @@
   </w:num>
   <w:num w:numId="6">
     <w:abstractNumId w:val="5"/>
+  </w:num>
+  <w:num w:numId="7">
+    <w:abstractNumId w:val="6"/>
   </w:num>
 </w:numbering>
 </file>

--- a/Documents/Assignment3 - Lowkenuinely - Report.docx
+++ b/Documents/Assignment3 - Lowkenuinely - Report.docx
@@ -18,9 +18,9 @@
           <w:lang w:val="en-US"/>
         </w:rPr>
       </w:pPr>
-      <w:bookmarkStart w:id="0" w:name="_Toc19506"/>
-      <w:bookmarkStart w:id="1" w:name="_Toc1248"/>
-      <w:bookmarkStart w:id="2" w:name="_Toc25351"/>
+      <w:bookmarkStart w:id="0" w:name="_Toc25351"/>
+      <w:bookmarkStart w:id="1" w:name="_Toc19506"/>
+      <w:bookmarkStart w:id="2" w:name="_Toc1248"/>
       <w:r>
         <w:rPr>
           <w:rFonts w:hint="default" w:ascii="Times New Roman" w:hAnsi="Times New Roman" w:cs="Times New Roman"/>
@@ -124,8 +124,8 @@
         </w:rPr>
       </w:pPr>
       <w:bookmarkStart w:id="3" w:name="_Toc1139"/>
-      <w:bookmarkStart w:id="4" w:name="_Toc4586"/>
-      <w:bookmarkStart w:id="5" w:name="_Toc6709"/>
+      <w:bookmarkStart w:id="4" w:name="_Toc6709"/>
+      <w:bookmarkStart w:id="5" w:name="_Toc4586"/>
       <w:r>
         <w:rPr>
           <w:rFonts w:hint="default" w:ascii="Times New Roman" w:hAnsi="Times New Roman" w:cs="Times New Roman"/>
@@ -979,6 +979,25 @@
         </w:rPr>
         <w:t xml:space="preserve">Word Count: </w:t>
       </w:r>
+      <w:r>
+        <w:rPr>
+          <w:rFonts w:hint="default" w:ascii="Times New Roman" w:hAnsi="Times New Roman" w:cs="Times New Roman"/>
+          <w:b w:val="0"/>
+          <w:bCs w:val="0"/>
+          <w:i w:val="0"/>
+          <w:iCs w:val="0"/>
+          <w:caps w:val="0"/>
+          <w:color w:val="auto"/>
+          <w:spacing w:val="0"/>
+          <w:sz w:val="25"/>
+          <w:szCs w:val="25"/>
+          <w:shd w:val="clear" w:fill="FFFFFF"/>
+          <w:lang w:val="en-US"/>
+        </w:rPr>
+        <w:t>3444 words</w:t>
+      </w:r>
+      <w:bookmarkStart w:id="9" w:name="_GoBack"/>
+      <w:bookmarkEnd w:id="9"/>
     </w:p>
     <w:p>
       <w:pPr>
@@ -988,8 +1007,8 @@
           <w:rFonts w:hint="default"/>
         </w:rPr>
       </w:pPr>
-      <w:bookmarkStart w:id="6" w:name="_Toc3434"/>
-      <w:bookmarkStart w:id="7" w:name="_Toc166571946"/>
+      <w:bookmarkStart w:id="6" w:name="_Toc166571946"/>
+      <w:bookmarkStart w:id="7" w:name="_Toc3434"/>
       <w:bookmarkStart w:id="8" w:name="_Toc19771"/>
       <w:r>
         <w:rPr>
@@ -1044,6 +1063,20 @@
           <w:shd w:val="clear" w:color="auto" w:fill="auto"/>
         </w:rPr>
         <w:tab/>
+      </w:r>
+      <w:r>
+        <w:rPr>
+          <w:rFonts w:hint="default" w:cs="Times New Roman"/>
+          <w:b/>
+          <w:bCs/>
+          <w:color w:val="auto"/>
+          <w:sz w:val="25"/>
+          <w:szCs w:val="25"/>
+          <w:highlight w:val="none"/>
+          <w:shd w:val="clear" w:color="auto" w:fill="auto"/>
+          <w:lang w:val="en-US"/>
+        </w:rPr>
+        <w:t>1</w:t>
       </w:r>
     </w:p>
     <w:p>
@@ -1133,6 +1166,20 @@
         </w:rPr>
         <w:tab/>
       </w:r>
+      <w:r>
+        <w:rPr>
+          <w:rFonts w:hint="default" w:cs="Times New Roman"/>
+          <w:b/>
+          <w:bCs/>
+          <w:color w:val="auto"/>
+          <w:sz w:val="25"/>
+          <w:szCs w:val="25"/>
+          <w:highlight w:val="none"/>
+          <w:shd w:val="clear" w:color="auto" w:fill="auto"/>
+          <w:lang w:val="en-US"/>
+        </w:rPr>
+        <w:t>3</w:t>
+      </w:r>
     </w:p>
     <w:p>
       <w:pPr>
@@ -1182,6 +1229,20 @@
         </w:rPr>
         <w:tab/>
       </w:r>
+      <w:r>
+        <w:rPr>
+          <w:rFonts w:hint="default" w:cs="Times New Roman"/>
+          <w:b/>
+          <w:bCs/>
+          <w:color w:val="auto"/>
+          <w:sz w:val="25"/>
+          <w:szCs w:val="25"/>
+          <w:highlight w:val="none"/>
+          <w:shd w:val="clear" w:color="auto" w:fill="auto"/>
+          <w:lang w:val="en-US"/>
+        </w:rPr>
+        <w:t>3</w:t>
+      </w:r>
     </w:p>
     <w:p>
       <w:pPr>
@@ -1231,6 +1292,20 @@
         </w:rPr>
         <w:tab/>
       </w:r>
+      <w:r>
+        <w:rPr>
+          <w:rFonts w:hint="default" w:cs="Times New Roman"/>
+          <w:b/>
+          <w:bCs/>
+          <w:color w:val="auto"/>
+          <w:sz w:val="25"/>
+          <w:szCs w:val="25"/>
+          <w:highlight w:val="none"/>
+          <w:shd w:val="clear" w:color="auto" w:fill="auto"/>
+          <w:lang w:val="en-US"/>
+        </w:rPr>
+        <w:t>4</w:t>
+      </w:r>
     </w:p>
     <w:p>
       <w:pPr>
@@ -1280,6 +1355,20 @@
         </w:rPr>
         <w:tab/>
       </w:r>
+      <w:r>
+        <w:rPr>
+          <w:rFonts w:hint="default" w:cs="Times New Roman"/>
+          <w:b/>
+          <w:bCs/>
+          <w:color w:val="auto"/>
+          <w:sz w:val="25"/>
+          <w:szCs w:val="25"/>
+          <w:highlight w:val="none"/>
+          <w:shd w:val="clear" w:color="auto" w:fill="auto"/>
+          <w:lang w:val="en-US"/>
+        </w:rPr>
+        <w:t>4</w:t>
+      </w:r>
     </w:p>
     <w:p>
       <w:pPr>
@@ -1324,6 +1413,20 @@
           <w:shd w:val="clear" w:color="auto" w:fill="auto"/>
         </w:rPr>
         <w:tab/>
+      </w:r>
+      <w:r>
+        <w:rPr>
+          <w:rFonts w:hint="default" w:cs="Times New Roman"/>
+          <w:b/>
+          <w:bCs/>
+          <w:color w:val="auto"/>
+          <w:sz w:val="25"/>
+          <w:szCs w:val="25"/>
+          <w:highlight w:val="none"/>
+          <w:shd w:val="clear" w:color="auto" w:fill="auto"/>
+          <w:lang w:val="en-US"/>
+        </w:rPr>
+        <w:t>5</w:t>
       </w:r>
     </w:p>
     <w:p>
@@ -1374,6 +1477,20 @@
         </w:rPr>
         <w:tab/>
       </w:r>
+      <w:r>
+        <w:rPr>
+          <w:rFonts w:hint="default" w:cs="Times New Roman"/>
+          <w:b/>
+          <w:bCs/>
+          <w:color w:val="auto"/>
+          <w:sz w:val="25"/>
+          <w:szCs w:val="25"/>
+          <w:highlight w:val="none"/>
+          <w:shd w:val="clear" w:color="auto" w:fill="auto"/>
+          <w:lang w:val="en-US"/>
+        </w:rPr>
+        <w:t>5</w:t>
+      </w:r>
     </w:p>
     <w:p>
       <w:pPr>
@@ -1423,6 +1540,20 @@
         </w:rPr>
         <w:tab/>
       </w:r>
+      <w:r>
+        <w:rPr>
+          <w:rFonts w:hint="default" w:cs="Times New Roman"/>
+          <w:b/>
+          <w:bCs/>
+          <w:color w:val="auto"/>
+          <w:sz w:val="25"/>
+          <w:szCs w:val="25"/>
+          <w:highlight w:val="none"/>
+          <w:shd w:val="clear" w:color="auto" w:fill="auto"/>
+          <w:lang w:val="en-US"/>
+        </w:rPr>
+        <w:t>5</w:t>
+      </w:r>
     </w:p>
     <w:p>
       <w:pPr>
@@ -1472,6 +1603,20 @@
         </w:rPr>
         <w:tab/>
       </w:r>
+      <w:r>
+        <w:rPr>
+          <w:rFonts w:hint="default" w:cs="Times New Roman"/>
+          <w:b/>
+          <w:bCs/>
+          <w:color w:val="auto"/>
+          <w:sz w:val="25"/>
+          <w:szCs w:val="25"/>
+          <w:highlight w:val="none"/>
+          <w:shd w:val="clear" w:color="auto" w:fill="auto"/>
+          <w:lang w:val="en-US"/>
+        </w:rPr>
+        <w:t>6</w:t>
+      </w:r>
     </w:p>
     <w:p>
       <w:pPr>
@@ -1521,6 +1666,20 @@
         </w:rPr>
         <w:tab/>
       </w:r>
+      <w:r>
+        <w:rPr>
+          <w:rFonts w:hint="default" w:cs="Times New Roman"/>
+          <w:b/>
+          <w:bCs/>
+          <w:color w:val="auto"/>
+          <w:sz w:val="25"/>
+          <w:szCs w:val="25"/>
+          <w:highlight w:val="none"/>
+          <w:shd w:val="clear" w:color="auto" w:fill="auto"/>
+          <w:lang w:val="en-US"/>
+        </w:rPr>
+        <w:t>7</w:t>
+      </w:r>
     </w:p>
     <w:p>
       <w:pPr>
@@ -1570,6 +1729,20 @@
         </w:rPr>
         <w:tab/>
       </w:r>
+      <w:r>
+        <w:rPr>
+          <w:rFonts w:hint="default" w:cs="Times New Roman"/>
+          <w:b/>
+          <w:bCs/>
+          <w:color w:val="auto"/>
+          <w:sz w:val="25"/>
+          <w:szCs w:val="25"/>
+          <w:highlight w:val="none"/>
+          <w:shd w:val="clear" w:color="auto" w:fill="auto"/>
+          <w:lang w:val="en-US"/>
+        </w:rPr>
+        <w:t>7</w:t>
+      </w:r>
     </w:p>
     <w:p>
       <w:pPr>
@@ -1658,6 +1831,20 @@
           <w:shd w:val="clear" w:color="auto" w:fill="auto"/>
         </w:rPr>
         <w:tab/>
+      </w:r>
+      <w:r>
+        <w:rPr>
+          <w:rFonts w:hint="default" w:cs="Times New Roman"/>
+          <w:b/>
+          <w:bCs/>
+          <w:color w:val="auto"/>
+          <w:sz w:val="25"/>
+          <w:szCs w:val="25"/>
+          <w:highlight w:val="none"/>
+          <w:shd w:val="clear" w:color="auto" w:fill="auto"/>
+          <w:lang w:val="en-US"/>
+        </w:rPr>
+        <w:t>8</w:t>
       </w:r>
     </w:p>
     <w:p>
@@ -1736,6 +1923,20 @@
         </w:rPr>
         <w:tab/>
       </w:r>
+      <w:r>
+        <w:rPr>
+          <w:rFonts w:hint="default" w:cs="Times New Roman"/>
+          <w:b/>
+          <w:bCs/>
+          <w:color w:val="auto"/>
+          <w:sz w:val="25"/>
+          <w:szCs w:val="25"/>
+          <w:highlight w:val="none"/>
+          <w:shd w:val="clear" w:color="auto" w:fill="auto"/>
+          <w:lang w:val="en-US"/>
+        </w:rPr>
+        <w:t>8</w:t>
+      </w:r>
     </w:p>
     <w:p>
       <w:pPr>
@@ -1841,26 +2042,20 @@
         </w:rPr>
         <w:tab/>
       </w:r>
-    </w:p>
-    <w:p>
-      <w:pPr>
-        <w:rPr>
-          <w:rFonts w:hint="default" w:ascii="Times New Roman" w:hAnsi="Times New Roman" w:cs="Times New Roman"/>
-          <w:sz w:val="25"/>
-          <w:szCs w:val="25"/>
-          <w:lang w:val="en-US"/>
-        </w:rPr>
-      </w:pPr>
-    </w:p>
-    <w:p>
-      <w:pPr>
-        <w:rPr>
-          <w:rFonts w:hint="default" w:ascii="Times New Roman" w:hAnsi="Times New Roman" w:cs="Times New Roman"/>
-          <w:sz w:val="25"/>
-          <w:szCs w:val="25"/>
-          <w:lang w:val="en-US"/>
-        </w:rPr>
-      </w:pPr>
+      <w:r>
+        <w:rPr>
+          <w:rFonts w:hint="default" w:cs="Times New Roman"/>
+          <w:b/>
+          <w:bCs/>
+          <w:color w:val="auto"/>
+          <w:sz w:val="25"/>
+          <w:szCs w:val="25"/>
+          <w:highlight w:val="none"/>
+          <w:shd w:val="clear" w:color="auto" w:fill="auto"/>
+          <w:lang w:val="en-US"/>
+        </w:rPr>
+        <w:t>9</w:t>
+      </w:r>
     </w:p>
     <w:p>
       <w:pPr>
@@ -1869,117 +2064,679 @@
           <w:tab w:val="right" w:leader="dot" w:pos="8302"/>
         </w:tabs>
         <w:spacing w:line="240" w:lineRule="auto"/>
-        <w:jc w:val="both"/>
-        <w:rPr>
-          <w:rFonts w:hint="default" w:ascii="Times New Roman" w:hAnsi="Times New Roman" w:cs="Times New Roman"/>
-          <w:color w:val="auto"/>
-          <w:sz w:val="25"/>
-          <w:szCs w:val="25"/>
-          <w:highlight w:val="none"/>
-          <w:shd w:val="clear" w:color="auto" w:fill="auto"/>
-        </w:rPr>
-      </w:pPr>
-    </w:p>
-    <w:p>
-      <w:pPr>
-        <w:jc w:val="both"/>
-        <w:rPr>
-          <w:rFonts w:hint="default" w:ascii="Times New Roman" w:hAnsi="Times New Roman" w:cs="Times New Roman"/>
-          <w:sz w:val="25"/>
-          <w:szCs w:val="25"/>
-          <w:lang w:val="en-US"/>
-        </w:rPr>
-      </w:pPr>
-    </w:p>
-    <w:p>
-      <w:pPr>
+        <w:ind w:left="220" w:leftChars="100" w:firstLine="0" w:firstLineChars="0"/>
+        <w:jc w:val="both"/>
+        <w:rPr>
+          <w:rFonts w:hint="default" w:ascii="Times New Roman" w:hAnsi="Times New Roman" w:cs="Times New Roman"/>
+          <w:b/>
+          <w:bCs/>
+          <w:color w:val="auto"/>
+          <w:sz w:val="28"/>
+          <w:szCs w:val="28"/>
+          <w:highlight w:val="none"/>
+          <w:shd w:val="clear" w:color="auto" w:fill="auto"/>
+          <w:lang w:val="en-US"/>
+        </w:rPr>
+      </w:pPr>
+      <w:r>
+        <w:rPr>
+          <w:rFonts w:hint="default" w:cs="Times New Roman"/>
+          <w:b/>
+          <w:bCs/>
+          <w:color w:val="auto"/>
+          <w:sz w:val="28"/>
+          <w:szCs w:val="28"/>
+          <w:highlight w:val="none"/>
+          <w:shd w:val="clear" w:color="auto" w:fill="auto"/>
+          <w:lang w:val="en-US"/>
+        </w:rPr>
+        <w:t>3</w:t>
+      </w:r>
+      <w:r>
+        <w:rPr>
+          <w:rFonts w:hint="default" w:ascii="Times New Roman" w:hAnsi="Times New Roman" w:cs="Times New Roman"/>
+          <w:b/>
+          <w:bCs/>
+          <w:color w:val="auto"/>
+          <w:sz w:val="28"/>
+          <w:szCs w:val="28"/>
+          <w:highlight w:val="none"/>
+          <w:shd w:val="clear" w:color="auto" w:fill="auto"/>
+          <w:lang w:val="en-US"/>
+        </w:rPr>
+        <w:t>.</w:t>
+      </w:r>
+      <w:r>
+        <w:rPr>
+          <w:rFonts w:hint="default" w:cs="Times New Roman"/>
+          <w:b/>
+          <w:bCs/>
+          <w:color w:val="auto"/>
+          <w:sz w:val="28"/>
+          <w:szCs w:val="28"/>
+          <w:highlight w:val="none"/>
+          <w:shd w:val="clear" w:color="auto" w:fill="auto"/>
+          <w:lang w:val="en-US"/>
+        </w:rPr>
+        <w:t>3</w:t>
+      </w:r>
+      <w:r>
+        <w:rPr>
+          <w:rFonts w:hint="default" w:ascii="Times New Roman" w:hAnsi="Times New Roman" w:cs="Times New Roman"/>
+          <w:b/>
+          <w:bCs/>
+          <w:color w:val="auto"/>
+          <w:sz w:val="28"/>
+          <w:szCs w:val="28"/>
+          <w:highlight w:val="none"/>
+          <w:shd w:val="clear" w:color="auto" w:fill="auto"/>
+          <w:lang w:val="en-US"/>
+        </w:rPr>
+        <w:t xml:space="preserve"> </w:t>
+      </w:r>
+      <w:r>
+        <w:rPr>
+          <w:rFonts w:hint="default" w:cs="Times New Roman"/>
+          <w:b/>
+          <w:bCs/>
+          <w:color w:val="auto"/>
+          <w:sz w:val="28"/>
+          <w:szCs w:val="28"/>
+          <w:highlight w:val="none"/>
+          <w:shd w:val="clear" w:color="auto" w:fill="auto"/>
+          <w:lang w:val="en-US"/>
+        </w:rPr>
+        <w:t>Prediction</w:t>
+      </w:r>
+      <w:r>
+        <w:rPr>
+          <w:rFonts w:hint="default" w:ascii="Times New Roman" w:hAnsi="Times New Roman" w:cs="Times New Roman"/>
+          <w:b/>
+          <w:bCs/>
+          <w:color w:val="auto"/>
+          <w:sz w:val="28"/>
+          <w:szCs w:val="28"/>
+          <w:highlight w:val="none"/>
+          <w:shd w:val="clear" w:color="auto" w:fill="auto"/>
+        </w:rPr>
+        <w:tab/>
+      </w:r>
+      <w:r>
+        <w:rPr>
+          <w:rFonts w:hint="default" w:cs="Times New Roman"/>
+          <w:b/>
+          <w:bCs/>
+          <w:color w:val="auto"/>
+          <w:sz w:val="25"/>
+          <w:szCs w:val="25"/>
+          <w:highlight w:val="none"/>
+          <w:shd w:val="clear" w:color="auto" w:fill="auto"/>
+          <w:lang w:val="en-US"/>
+        </w:rPr>
+        <w:t>10</w:t>
+      </w:r>
+    </w:p>
+    <w:p>
+      <w:pPr>
+        <w:pStyle w:val="21"/>
+        <w:tabs>
+          <w:tab w:val="right" w:leader="dot" w:pos="8302"/>
+        </w:tabs>
         <w:spacing w:line="240" w:lineRule="auto"/>
         <w:jc w:val="both"/>
         <w:rPr>
           <w:rFonts w:hint="default" w:ascii="Times New Roman" w:hAnsi="Times New Roman" w:cs="Times New Roman"/>
-          <w:color w:val="auto"/>
-          <w:sz w:val="25"/>
-          <w:szCs w:val="25"/>
-          <w:highlight w:val="none"/>
-          <w:shd w:val="clear" w:color="auto" w:fill="auto"/>
-        </w:rPr>
-      </w:pPr>
-    </w:p>
-    <w:p>
-      <w:pPr>
+          <w:b/>
+          <w:bCs/>
+          <w:color w:val="auto"/>
+          <w:sz w:val="32"/>
+          <w:szCs w:val="32"/>
+          <w:highlight w:val="none"/>
+          <w:shd w:val="clear" w:color="auto" w:fill="auto"/>
+          <w:lang w:val="en-US"/>
+        </w:rPr>
+      </w:pPr>
+      <w:r>
+        <w:rPr>
+          <w:rStyle w:val="27"/>
+          <w:rFonts w:hint="default" w:ascii="Times New Roman" w:hAnsi="Times New Roman" w:cs="Times New Roman"/>
+          <w:b/>
+          <w:sz w:val="32"/>
+          <w:szCs w:val="32"/>
+          <w:lang w:val="en-US"/>
+        </w:rPr>
+        <w:t xml:space="preserve">Part </w:t>
+      </w:r>
+      <w:r>
+        <w:rPr>
+          <w:rStyle w:val="27"/>
+          <w:rFonts w:hint="default" w:cs="Times New Roman"/>
+          <w:b/>
+          <w:sz w:val="32"/>
+          <w:szCs w:val="32"/>
+          <w:lang w:val="en-US"/>
+        </w:rPr>
+        <w:t>D</w:t>
+      </w:r>
+      <w:r>
+        <w:rPr>
+          <w:rStyle w:val="27"/>
+          <w:rFonts w:hint="default" w:ascii="Times New Roman" w:hAnsi="Times New Roman" w:cs="Times New Roman"/>
+          <w:b/>
+          <w:sz w:val="32"/>
+          <w:szCs w:val="32"/>
+          <w:lang w:val="en-US"/>
+        </w:rPr>
+        <w:t xml:space="preserve">: </w:t>
+      </w:r>
+      <w:r>
+        <w:rPr>
+          <w:rStyle w:val="27"/>
+          <w:rFonts w:hint="default" w:cs="Times New Roman"/>
+          <w:b/>
+          <w:sz w:val="32"/>
+          <w:szCs w:val="32"/>
+          <w:lang w:val="en-US"/>
+        </w:rPr>
+        <w:t>Future Enhancements</w:t>
+      </w:r>
+      <w:r>
+        <w:rPr>
+          <w:rFonts w:hint="default" w:ascii="Times New Roman" w:hAnsi="Times New Roman" w:cs="Times New Roman"/>
+          <w:b/>
+          <w:bCs/>
+          <w:color w:val="auto"/>
+          <w:sz w:val="32"/>
+          <w:szCs w:val="32"/>
+          <w:highlight w:val="none"/>
+          <w:shd w:val="clear" w:color="auto" w:fill="auto"/>
+        </w:rPr>
+        <w:tab/>
+      </w:r>
+      <w:r>
+        <w:rPr>
+          <w:rFonts w:hint="default" w:cs="Times New Roman"/>
+          <w:b/>
+          <w:bCs/>
+          <w:color w:val="auto"/>
+          <w:sz w:val="22"/>
+          <w:szCs w:val="22"/>
+          <w:highlight w:val="none"/>
+          <w:shd w:val="clear" w:color="auto" w:fill="auto"/>
+          <w:lang w:val="en-US"/>
+        </w:rPr>
+        <w:t>11</w:t>
+      </w:r>
+    </w:p>
+    <w:p>
+      <w:pPr>
+        <w:pStyle w:val="21"/>
+        <w:tabs>
+          <w:tab w:val="right" w:leader="dot" w:pos="8302"/>
+        </w:tabs>
         <w:spacing w:line="240" w:lineRule="auto"/>
-        <w:jc w:val="both"/>
-        <w:rPr>
-          <w:rFonts w:hint="default" w:ascii="Times New Roman" w:hAnsi="Times New Roman" w:cs="Times New Roman"/>
-          <w:color w:val="auto"/>
-          <w:sz w:val="25"/>
-          <w:szCs w:val="25"/>
-          <w:highlight w:val="none"/>
-          <w:shd w:val="clear" w:color="auto" w:fill="auto"/>
-        </w:rPr>
-      </w:pPr>
-    </w:p>
-    <w:p>
-      <w:pPr>
+        <w:ind w:left="220" w:leftChars="100" w:firstLine="0" w:firstLineChars="0"/>
+        <w:jc w:val="both"/>
+        <w:rPr>
+          <w:rFonts w:hint="default" w:ascii="Times New Roman" w:hAnsi="Times New Roman" w:cs="Times New Roman"/>
+          <w:b/>
+          <w:bCs/>
+          <w:color w:val="auto"/>
+          <w:sz w:val="28"/>
+          <w:szCs w:val="28"/>
+          <w:highlight w:val="none"/>
+          <w:shd w:val="clear" w:color="auto" w:fill="auto"/>
+          <w:lang w:val="en-US"/>
+        </w:rPr>
+      </w:pPr>
+      <w:r>
+        <w:rPr>
+          <w:rFonts w:hint="default" w:cs="Times New Roman"/>
+          <w:b/>
+          <w:bCs/>
+          <w:color w:val="auto"/>
+          <w:sz w:val="28"/>
+          <w:szCs w:val="28"/>
+          <w:highlight w:val="none"/>
+          <w:shd w:val="clear" w:color="auto" w:fill="auto"/>
+          <w:lang w:val="en-US"/>
+        </w:rPr>
+        <w:t>4</w:t>
+      </w:r>
+      <w:r>
+        <w:rPr>
+          <w:rFonts w:hint="default" w:ascii="Times New Roman" w:hAnsi="Times New Roman" w:cs="Times New Roman"/>
+          <w:b/>
+          <w:bCs/>
+          <w:color w:val="auto"/>
+          <w:sz w:val="28"/>
+          <w:szCs w:val="28"/>
+          <w:highlight w:val="none"/>
+          <w:shd w:val="clear" w:color="auto" w:fill="auto"/>
+          <w:lang w:val="en-US"/>
+        </w:rPr>
+        <w:t xml:space="preserve">.1 </w:t>
+      </w:r>
+      <w:r>
+        <w:rPr>
+          <w:rFonts w:hint="default" w:cs="Times New Roman"/>
+          <w:b/>
+          <w:bCs/>
+          <w:color w:val="auto"/>
+          <w:sz w:val="28"/>
+          <w:szCs w:val="28"/>
+          <w:highlight w:val="none"/>
+          <w:shd w:val="clear" w:color="auto" w:fill="auto"/>
+          <w:lang w:val="en-US"/>
+        </w:rPr>
+        <w:t>Advanced Model Evolution</w:t>
+      </w:r>
+      <w:r>
+        <w:rPr>
+          <w:rFonts w:hint="default" w:ascii="Times New Roman" w:hAnsi="Times New Roman" w:cs="Times New Roman"/>
+          <w:b/>
+          <w:bCs/>
+          <w:color w:val="auto"/>
+          <w:sz w:val="28"/>
+          <w:szCs w:val="28"/>
+          <w:highlight w:val="none"/>
+          <w:shd w:val="clear" w:color="auto" w:fill="auto"/>
+        </w:rPr>
+        <w:tab/>
+      </w:r>
+      <w:r>
+        <w:rPr>
+          <w:rFonts w:hint="default" w:cs="Times New Roman"/>
+          <w:b/>
+          <w:bCs/>
+          <w:color w:val="auto"/>
+          <w:sz w:val="25"/>
+          <w:szCs w:val="25"/>
+          <w:highlight w:val="none"/>
+          <w:shd w:val="clear" w:color="auto" w:fill="auto"/>
+          <w:lang w:val="en-US"/>
+        </w:rPr>
+        <w:t>11</w:t>
+      </w:r>
+    </w:p>
+    <w:p>
+      <w:pPr>
+        <w:pStyle w:val="21"/>
+        <w:tabs>
+          <w:tab w:val="right" w:leader="dot" w:pos="8302"/>
+        </w:tabs>
         <w:spacing w:line="240" w:lineRule="auto"/>
-        <w:jc w:val="both"/>
-        <w:rPr>
-          <w:rFonts w:hint="default" w:ascii="Times New Roman" w:hAnsi="Times New Roman" w:cs="Times New Roman"/>
-          <w:color w:val="auto"/>
-          <w:sz w:val="25"/>
-          <w:szCs w:val="25"/>
-          <w:highlight w:val="none"/>
-          <w:shd w:val="clear" w:color="auto" w:fill="auto"/>
-        </w:rPr>
-      </w:pPr>
-    </w:p>
-    <w:p>
-      <w:pPr>
+        <w:ind w:left="220" w:leftChars="100" w:firstLine="0" w:firstLineChars="0"/>
+        <w:jc w:val="both"/>
+        <w:rPr>
+          <w:rFonts w:hint="default" w:ascii="Times New Roman" w:hAnsi="Times New Roman" w:cs="Times New Roman"/>
+          <w:b/>
+          <w:bCs/>
+          <w:color w:val="auto"/>
+          <w:sz w:val="28"/>
+          <w:szCs w:val="28"/>
+          <w:highlight w:val="none"/>
+          <w:shd w:val="clear" w:color="auto" w:fill="auto"/>
+          <w:lang w:val="en-US"/>
+        </w:rPr>
+      </w:pPr>
+      <w:r>
+        <w:rPr>
+          <w:rFonts w:hint="default" w:cs="Times New Roman"/>
+          <w:b/>
+          <w:bCs/>
+          <w:color w:val="auto"/>
+          <w:sz w:val="28"/>
+          <w:szCs w:val="28"/>
+          <w:highlight w:val="none"/>
+          <w:shd w:val="clear" w:color="auto" w:fill="auto"/>
+          <w:lang w:val="en-US"/>
+        </w:rPr>
+        <w:t>4</w:t>
+      </w:r>
+      <w:r>
+        <w:rPr>
+          <w:rFonts w:hint="default" w:ascii="Times New Roman" w:hAnsi="Times New Roman" w:cs="Times New Roman"/>
+          <w:b/>
+          <w:bCs/>
+          <w:color w:val="auto"/>
+          <w:sz w:val="28"/>
+          <w:szCs w:val="28"/>
+          <w:highlight w:val="none"/>
+          <w:shd w:val="clear" w:color="auto" w:fill="auto"/>
+          <w:lang w:val="en-US"/>
+        </w:rPr>
+        <w:t>.</w:t>
+      </w:r>
+      <w:r>
+        <w:rPr>
+          <w:rFonts w:hint="default" w:cs="Times New Roman"/>
+          <w:b/>
+          <w:bCs/>
+          <w:color w:val="auto"/>
+          <w:sz w:val="28"/>
+          <w:szCs w:val="28"/>
+          <w:highlight w:val="none"/>
+          <w:shd w:val="clear" w:color="auto" w:fill="auto"/>
+          <w:lang w:val="en-US"/>
+        </w:rPr>
+        <w:t>2</w:t>
+      </w:r>
+      <w:r>
+        <w:rPr>
+          <w:rFonts w:hint="default" w:ascii="Times New Roman" w:hAnsi="Times New Roman" w:cs="Times New Roman"/>
+          <w:b/>
+          <w:bCs/>
+          <w:color w:val="auto"/>
+          <w:sz w:val="28"/>
+          <w:szCs w:val="28"/>
+          <w:highlight w:val="none"/>
+          <w:shd w:val="clear" w:color="auto" w:fill="auto"/>
+          <w:lang w:val="en-US"/>
+        </w:rPr>
+        <w:t xml:space="preserve"> </w:t>
+      </w:r>
+      <w:r>
+        <w:rPr>
+          <w:rFonts w:hint="default" w:cs="Times New Roman"/>
+          <w:b/>
+          <w:bCs/>
+          <w:color w:val="auto"/>
+          <w:sz w:val="28"/>
+          <w:szCs w:val="28"/>
+          <w:highlight w:val="none"/>
+          <w:shd w:val="clear" w:color="auto" w:fill="auto"/>
+          <w:lang w:val="en-US"/>
+        </w:rPr>
+        <w:t>Scalable Data Infrastructure</w:t>
+      </w:r>
+      <w:r>
+        <w:rPr>
+          <w:rFonts w:hint="default" w:ascii="Times New Roman" w:hAnsi="Times New Roman" w:cs="Times New Roman"/>
+          <w:b/>
+          <w:bCs/>
+          <w:color w:val="auto"/>
+          <w:sz w:val="28"/>
+          <w:szCs w:val="28"/>
+          <w:highlight w:val="none"/>
+          <w:shd w:val="clear" w:color="auto" w:fill="auto"/>
+        </w:rPr>
+        <w:tab/>
+      </w:r>
+      <w:r>
+        <w:rPr>
+          <w:rFonts w:hint="default" w:cs="Times New Roman"/>
+          <w:b/>
+          <w:bCs/>
+          <w:color w:val="auto"/>
+          <w:sz w:val="25"/>
+          <w:szCs w:val="25"/>
+          <w:highlight w:val="none"/>
+          <w:shd w:val="clear" w:color="auto" w:fill="auto"/>
+          <w:lang w:val="en-US"/>
+        </w:rPr>
+        <w:t>12</w:t>
+      </w:r>
+    </w:p>
+    <w:p>
+      <w:pPr>
+        <w:pStyle w:val="21"/>
+        <w:tabs>
+          <w:tab w:val="right" w:leader="dot" w:pos="8302"/>
+        </w:tabs>
         <w:spacing w:line="240" w:lineRule="auto"/>
-        <w:jc w:val="both"/>
-        <w:rPr>
-          <w:rFonts w:hint="default" w:ascii="Times New Roman" w:hAnsi="Times New Roman" w:cs="Times New Roman"/>
-          <w:color w:val="auto"/>
-          <w:sz w:val="25"/>
-          <w:szCs w:val="25"/>
-          <w:highlight w:val="none"/>
-          <w:shd w:val="clear" w:color="auto" w:fill="auto"/>
-          <w:lang w:val="en-US"/>
-        </w:rPr>
-      </w:pPr>
-    </w:p>
-    <w:p>
-      <w:pPr>
+        <w:ind w:left="220" w:leftChars="100" w:firstLine="0" w:firstLineChars="0"/>
+        <w:jc w:val="both"/>
+        <w:rPr>
+          <w:rFonts w:hint="default" w:ascii="Times New Roman" w:hAnsi="Times New Roman" w:cs="Times New Roman"/>
+          <w:b/>
+          <w:bCs/>
+          <w:color w:val="auto"/>
+          <w:sz w:val="28"/>
+          <w:szCs w:val="28"/>
+          <w:highlight w:val="none"/>
+          <w:shd w:val="clear" w:color="auto" w:fill="auto"/>
+          <w:lang w:val="en-US"/>
+        </w:rPr>
+      </w:pPr>
+      <w:r>
+        <w:rPr>
+          <w:rFonts w:hint="default" w:ascii="Times New Roman" w:hAnsi="Times New Roman" w:cs="Times New Roman"/>
+          <w:b/>
+          <w:bCs/>
+          <w:color w:val="auto"/>
+          <w:sz w:val="28"/>
+          <w:szCs w:val="28"/>
+          <w:highlight w:val="none"/>
+          <w:shd w:val="clear" w:color="auto" w:fill="auto"/>
+          <w:lang w:val="en-US"/>
+        </w:rPr>
+        <w:t>4.3 Explainable AI (XAI) for User Trust</w:t>
+      </w:r>
+      <w:r>
+        <w:rPr>
+          <w:rFonts w:hint="default" w:ascii="Times New Roman" w:hAnsi="Times New Roman" w:cs="Times New Roman"/>
+          <w:b/>
+          <w:bCs/>
+          <w:color w:val="auto"/>
+          <w:sz w:val="28"/>
+          <w:szCs w:val="28"/>
+          <w:highlight w:val="none"/>
+          <w:shd w:val="clear" w:color="auto" w:fill="auto"/>
+        </w:rPr>
+        <w:tab/>
+      </w:r>
+      <w:r>
+        <w:rPr>
+          <w:rFonts w:hint="default" w:ascii="Times New Roman" w:hAnsi="Times New Roman" w:cs="Times New Roman"/>
+          <w:b/>
+          <w:bCs/>
+          <w:color w:val="auto"/>
+          <w:sz w:val="25"/>
+          <w:szCs w:val="25"/>
+          <w:highlight w:val="none"/>
+          <w:shd w:val="clear" w:color="auto" w:fill="auto"/>
+          <w:lang w:val="en-US"/>
+        </w:rPr>
+        <w:t>12</w:t>
+      </w:r>
+    </w:p>
+    <w:p>
+      <w:pPr>
+        <w:pStyle w:val="21"/>
+        <w:tabs>
+          <w:tab w:val="right" w:leader="dot" w:pos="8302"/>
+        </w:tabs>
         <w:spacing w:line="240" w:lineRule="auto"/>
-        <w:jc w:val="both"/>
-        <w:rPr>
-          <w:rFonts w:hint="default" w:ascii="Times New Roman" w:hAnsi="Times New Roman" w:cs="Times New Roman"/>
-          <w:color w:val="auto"/>
-          <w:sz w:val="25"/>
-          <w:szCs w:val="25"/>
-          <w:highlight w:val="none"/>
-          <w:shd w:val="clear" w:color="auto" w:fill="auto"/>
-          <w:lang w:val="en-US"/>
-        </w:rPr>
-      </w:pPr>
-    </w:p>
-    <w:p>
-      <w:pPr>
+        <w:ind w:left="220" w:leftChars="100" w:firstLine="0" w:firstLineChars="0"/>
+        <w:jc w:val="both"/>
+        <w:rPr>
+          <w:rFonts w:hint="default" w:ascii="Times New Roman" w:hAnsi="Times New Roman" w:cs="Times New Roman"/>
+          <w:b/>
+          <w:bCs/>
+          <w:color w:val="auto"/>
+          <w:sz w:val="28"/>
+          <w:szCs w:val="28"/>
+          <w:highlight w:val="none"/>
+          <w:shd w:val="clear" w:color="auto" w:fill="auto"/>
+          <w:lang w:val="en-US"/>
+        </w:rPr>
+      </w:pPr>
+      <w:r>
+        <w:rPr>
+          <w:rFonts w:hint="default" w:ascii="Times New Roman" w:hAnsi="Times New Roman" w:cs="Times New Roman"/>
+          <w:b/>
+          <w:bCs/>
+          <w:color w:val="auto"/>
+          <w:sz w:val="28"/>
+          <w:szCs w:val="28"/>
+          <w:highlight w:val="none"/>
+          <w:shd w:val="clear" w:color="auto" w:fill="auto"/>
+          <w:lang w:val="en-US"/>
+        </w:rPr>
+        <w:t xml:space="preserve">4.4 </w:t>
+      </w:r>
+      <w:r>
+        <w:rPr>
+          <w:rFonts w:hint="default" w:ascii="Times New Roman" w:hAnsi="Times New Roman" w:eastAsia="SimSun" w:cs="Times New Roman"/>
+          <w:sz w:val="28"/>
+          <w:szCs w:val="28"/>
+        </w:rPr>
+        <w:t>Multi-Modal Expansion and Edge Deployment</w:t>
+      </w:r>
+      <w:r>
+        <w:rPr>
+          <w:rFonts w:hint="default" w:ascii="Times New Roman" w:hAnsi="Times New Roman" w:cs="Times New Roman"/>
+          <w:b/>
+          <w:bCs/>
+          <w:color w:val="auto"/>
+          <w:sz w:val="28"/>
+          <w:szCs w:val="28"/>
+          <w:highlight w:val="none"/>
+          <w:shd w:val="clear" w:color="auto" w:fill="auto"/>
+        </w:rPr>
+        <w:tab/>
+      </w:r>
+      <w:r>
+        <w:rPr>
+          <w:rFonts w:hint="default" w:cs="Times New Roman"/>
+          <w:b/>
+          <w:bCs/>
+          <w:color w:val="auto"/>
+          <w:sz w:val="25"/>
+          <w:szCs w:val="25"/>
+          <w:highlight w:val="none"/>
+          <w:shd w:val="clear" w:color="auto" w:fill="auto"/>
+          <w:lang w:val="en-US"/>
+        </w:rPr>
+        <w:t>13</w:t>
+      </w:r>
+    </w:p>
+    <w:p>
+      <w:pPr>
+        <w:pStyle w:val="21"/>
+        <w:tabs>
+          <w:tab w:val="right" w:leader="dot" w:pos="8302"/>
+        </w:tabs>
         <w:spacing w:line="240" w:lineRule="auto"/>
-        <w:jc w:val="both"/>
-        <w:rPr>
-          <w:rFonts w:hint="default" w:ascii="Times New Roman" w:hAnsi="Times New Roman" w:cs="Times New Roman"/>
-          <w:color w:val="auto"/>
-          <w:sz w:val="25"/>
-          <w:szCs w:val="25"/>
-          <w:highlight w:val="none"/>
-          <w:shd w:val="clear" w:color="auto" w:fill="auto"/>
-          <w:lang w:val="en-US" w:eastAsia="en-AU"/>
-        </w:rPr>
-      </w:pPr>
-    </w:p>
-    <w:p>
-      <w:pPr>
+        <w:ind w:left="220" w:leftChars="100" w:firstLine="0" w:firstLineChars="0"/>
+        <w:jc w:val="both"/>
+        <w:rPr>
+          <w:rFonts w:hint="default" w:ascii="Times New Roman" w:hAnsi="Times New Roman" w:cs="Times New Roman"/>
+          <w:b/>
+          <w:bCs/>
+          <w:color w:val="auto"/>
+          <w:sz w:val="28"/>
+          <w:szCs w:val="28"/>
+          <w:highlight w:val="none"/>
+          <w:shd w:val="clear" w:color="auto" w:fill="auto"/>
+          <w:lang w:val="en-US"/>
+        </w:rPr>
+      </w:pPr>
+      <w:r>
+        <w:rPr>
+          <w:rFonts w:hint="default" w:ascii="Times New Roman" w:hAnsi="Times New Roman" w:cs="Times New Roman"/>
+          <w:b/>
+          <w:bCs/>
+          <w:color w:val="auto"/>
+          <w:sz w:val="28"/>
+          <w:szCs w:val="28"/>
+          <w:highlight w:val="none"/>
+          <w:shd w:val="clear" w:color="auto" w:fill="auto"/>
+          <w:lang w:val="en-US"/>
+        </w:rPr>
+        <w:t>4.</w:t>
+      </w:r>
+      <w:r>
+        <w:rPr>
+          <w:rFonts w:hint="default" w:cs="Times New Roman"/>
+          <w:b/>
+          <w:bCs/>
+          <w:color w:val="auto"/>
+          <w:sz w:val="28"/>
+          <w:szCs w:val="28"/>
+          <w:highlight w:val="none"/>
+          <w:shd w:val="clear" w:color="auto" w:fill="auto"/>
+          <w:lang w:val="en-US"/>
+        </w:rPr>
+        <w:t>5</w:t>
+      </w:r>
+      <w:r>
+        <w:rPr>
+          <w:rFonts w:hint="default" w:ascii="Times New Roman" w:hAnsi="Times New Roman" w:cs="Times New Roman"/>
+          <w:b/>
+          <w:bCs/>
+          <w:color w:val="auto"/>
+          <w:sz w:val="28"/>
+          <w:szCs w:val="28"/>
+          <w:highlight w:val="none"/>
+          <w:shd w:val="clear" w:color="auto" w:fill="auto"/>
+          <w:lang w:val="en-US"/>
+        </w:rPr>
+        <w:t xml:space="preserve"> </w:t>
+      </w:r>
+      <w:r>
+        <w:rPr>
+          <w:rFonts w:hint="default" w:cs="Times New Roman"/>
+          <w:b/>
+          <w:bCs/>
+          <w:color w:val="auto"/>
+          <w:sz w:val="28"/>
+          <w:szCs w:val="28"/>
+          <w:highlight w:val="none"/>
+          <w:shd w:val="clear" w:color="auto" w:fill="auto"/>
+          <w:lang w:val="en-US"/>
+        </w:rPr>
+        <w:t>AWS Architecture Migration</w:t>
+      </w:r>
+      <w:r>
+        <w:rPr>
+          <w:rFonts w:hint="default" w:ascii="Times New Roman" w:hAnsi="Times New Roman" w:cs="Times New Roman"/>
+          <w:b/>
+          <w:bCs/>
+          <w:color w:val="auto"/>
+          <w:sz w:val="28"/>
+          <w:szCs w:val="28"/>
+          <w:highlight w:val="none"/>
+          <w:shd w:val="clear" w:color="auto" w:fill="auto"/>
+        </w:rPr>
+        <w:tab/>
+      </w:r>
+      <w:r>
+        <w:rPr>
+          <w:rFonts w:hint="default" w:cs="Times New Roman"/>
+          <w:b/>
+          <w:bCs/>
+          <w:color w:val="auto"/>
+          <w:sz w:val="26"/>
+          <w:szCs w:val="26"/>
+          <w:highlight w:val="none"/>
+          <w:shd w:val="clear" w:color="auto" w:fill="auto"/>
+          <w:lang w:val="en-US"/>
+        </w:rPr>
+        <w:t>.</w:t>
+      </w:r>
+      <w:r>
+        <w:rPr>
+          <w:rFonts w:hint="default" w:cs="Times New Roman"/>
+          <w:b/>
+          <w:bCs/>
+          <w:color w:val="auto"/>
+          <w:sz w:val="25"/>
+          <w:szCs w:val="25"/>
+          <w:highlight w:val="none"/>
+          <w:shd w:val="clear" w:color="auto" w:fill="auto"/>
+          <w:lang w:val="en-US"/>
+        </w:rPr>
+        <w:t>13</w:t>
+      </w:r>
+    </w:p>
+    <w:p>
+      <w:pPr>
+        <w:pStyle w:val="21"/>
+        <w:tabs>
+          <w:tab w:val="right" w:leader="dot" w:pos="8302"/>
+        </w:tabs>
         <w:spacing w:line="240" w:lineRule="auto"/>
         <w:jc w:val="both"/>
         <w:rPr>
@@ -1987,11 +2744,117 @@
           <w:b/>
           <w:bCs/>
           <w:color w:val="auto"/>
-          <w:sz w:val="25"/>
-          <w:szCs w:val="25"/>
-          <w:highlight w:val="none"/>
-          <w:shd w:val="clear" w:color="auto" w:fill="auto"/>
-          <w:lang w:val="en-US"/>
+          <w:sz w:val="32"/>
+          <w:szCs w:val="32"/>
+          <w:highlight w:val="none"/>
+          <w:shd w:val="clear" w:color="auto" w:fill="auto"/>
+          <w:lang w:val="en-US"/>
+        </w:rPr>
+      </w:pPr>
+      <w:r>
+        <w:rPr>
+          <w:rStyle w:val="27"/>
+          <w:rFonts w:hint="default" w:ascii="Times New Roman" w:hAnsi="Times New Roman" w:cs="Times New Roman"/>
+          <w:b/>
+          <w:sz w:val="32"/>
+          <w:szCs w:val="32"/>
+          <w:lang w:val="en-US"/>
+        </w:rPr>
+        <w:t xml:space="preserve">Part </w:t>
+      </w:r>
+      <w:r>
+        <w:rPr>
+          <w:rStyle w:val="27"/>
+          <w:rFonts w:hint="default" w:cs="Times New Roman"/>
+          <w:b/>
+          <w:sz w:val="32"/>
+          <w:szCs w:val="32"/>
+          <w:lang w:val="en-US"/>
+        </w:rPr>
+        <w:t>E</w:t>
+      </w:r>
+      <w:r>
+        <w:rPr>
+          <w:rStyle w:val="27"/>
+          <w:rFonts w:hint="default" w:ascii="Times New Roman" w:hAnsi="Times New Roman" w:cs="Times New Roman"/>
+          <w:b/>
+          <w:sz w:val="32"/>
+          <w:szCs w:val="32"/>
+          <w:lang w:val="en-US"/>
+        </w:rPr>
+        <w:t xml:space="preserve">: </w:t>
+      </w:r>
+      <w:r>
+        <w:rPr>
+          <w:rStyle w:val="27"/>
+          <w:rFonts w:hint="default" w:cs="Times New Roman"/>
+          <w:b/>
+          <w:sz w:val="32"/>
+          <w:szCs w:val="32"/>
+          <w:lang w:val="en-US"/>
+        </w:rPr>
+        <w:t>Conclusion</w:t>
+      </w:r>
+      <w:r>
+        <w:rPr>
+          <w:rFonts w:hint="default" w:ascii="Times New Roman" w:hAnsi="Times New Roman" w:cs="Times New Roman"/>
+          <w:b/>
+          <w:bCs/>
+          <w:color w:val="auto"/>
+          <w:sz w:val="32"/>
+          <w:szCs w:val="32"/>
+          <w:highlight w:val="none"/>
+          <w:shd w:val="clear" w:color="auto" w:fill="auto"/>
+        </w:rPr>
+        <w:tab/>
+      </w:r>
+      <w:r>
+        <w:rPr>
+          <w:rFonts w:hint="default" w:cs="Times New Roman"/>
+          <w:b/>
+          <w:bCs/>
+          <w:color w:val="auto"/>
+          <w:sz w:val="25"/>
+          <w:szCs w:val="25"/>
+          <w:highlight w:val="none"/>
+          <w:shd w:val="clear" w:color="auto" w:fill="auto"/>
+          <w:lang w:val="en-US"/>
+        </w:rPr>
+        <w:t>14</w:t>
+      </w:r>
+    </w:p>
+    <w:p>
+      <w:pPr>
+        <w:rPr>
+          <w:rFonts w:hint="default" w:ascii="Times New Roman" w:hAnsi="Times New Roman" w:cs="Times New Roman"/>
+          <w:sz w:val="25"/>
+          <w:szCs w:val="25"/>
+          <w:lang w:val="en-US"/>
+        </w:rPr>
+      </w:pPr>
+    </w:p>
+    <w:p>
+      <w:pPr>
+        <w:jc w:val="both"/>
+        <w:rPr>
+          <w:rFonts w:hint="default" w:ascii="Times New Roman" w:hAnsi="Times New Roman" w:cs="Times New Roman"/>
+          <w:sz w:val="25"/>
+          <w:szCs w:val="25"/>
+          <w:lang w:val="en-US"/>
+        </w:rPr>
+      </w:pPr>
+    </w:p>
+    <w:p>
+      <w:pPr>
+        <w:spacing w:line="240" w:lineRule="auto"/>
+        <w:jc w:val="both"/>
+        <w:rPr>
+          <w:rFonts w:hint="default" w:ascii="Times New Roman" w:hAnsi="Times New Roman" w:cs="Times New Roman"/>
+          <w:color w:val="auto"/>
+          <w:sz w:val="25"/>
+          <w:szCs w:val="25"/>
+          <w:highlight w:val="none"/>
+          <w:shd w:val="clear" w:color="auto" w:fill="auto"/>
         </w:rPr>
       </w:pPr>
     </w:p>
@@ -2007,90 +2870,6 @@
         <w:suppressLineNumbers w:val="0"/>
         <w:bidi w:val="0"/>
         <w:spacing w:before="0" w:beforeAutospacing="1" w:after="0" w:afterAutospacing="1" w:line="240" w:lineRule="auto"/>
-        <w:ind w:left="220" w:leftChars="100" w:firstLine="0" w:firstLineChars="0"/>
-        <w:jc w:val="both"/>
-        <w:textAlignment w:val="baseline"/>
-        <w:rPr>
-          <w:rFonts w:hint="default" w:ascii="Times New Roman" w:hAnsi="Times New Roman" w:cs="Times New Roman"/>
-          <w:b/>
-          <w:bCs/>
-          <w:color w:val="auto"/>
-          <w:sz w:val="25"/>
-          <w:szCs w:val="25"/>
-          <w:highlight w:val="none"/>
-          <w:shd w:val="clear" w:color="auto" w:fill="auto"/>
-          <w:lang w:val="en-US"/>
-        </w:rPr>
-      </w:pPr>
-    </w:p>
-    <w:p>
-      <w:pPr>
-        <w:keepNext w:val="0"/>
-        <w:keepLines w:val="0"/>
-        <w:widowControl/>
-        <w:numPr>
-          <w:ilvl w:val="0"/>
-          <w:numId w:val="0"/>
-        </w:numPr>
-        <w:suppressLineNumbers w:val="0"/>
-        <w:bidi w:val="0"/>
-        <w:spacing w:before="0" w:beforeAutospacing="1" w:after="0" w:afterAutospacing="1" w:line="240" w:lineRule="auto"/>
-        <w:ind w:left="220" w:leftChars="100" w:firstLine="0" w:firstLineChars="0"/>
-        <w:jc w:val="both"/>
-        <w:textAlignment w:val="baseline"/>
-        <w:rPr>
-          <w:rFonts w:hint="default" w:ascii="Times New Roman" w:hAnsi="Times New Roman" w:cs="Times New Roman"/>
-          <w:b/>
-          <w:bCs/>
-          <w:color w:val="auto"/>
-          <w:sz w:val="25"/>
-          <w:szCs w:val="25"/>
-          <w:highlight w:val="none"/>
-          <w:shd w:val="clear" w:color="auto" w:fill="auto"/>
-          <w:lang w:val="en-US"/>
-        </w:rPr>
-      </w:pPr>
-    </w:p>
-    <w:p>
-      <w:pPr>
-        <w:keepNext w:val="0"/>
-        <w:keepLines w:val="0"/>
-        <w:widowControl/>
-        <w:numPr>
-          <w:ilvl w:val="0"/>
-          <w:numId w:val="0"/>
-        </w:numPr>
-        <w:suppressLineNumbers w:val="0"/>
-        <w:bidi w:val="0"/>
-        <w:spacing w:before="0" w:beforeAutospacing="1" w:after="0" w:afterAutospacing="1" w:line="240" w:lineRule="auto"/>
-        <w:jc w:val="both"/>
-        <w:textAlignment w:val="baseline"/>
-        <w:rPr>
-          <w:rFonts w:hint="default" w:ascii="Times New Roman" w:hAnsi="Times New Roman" w:cs="Times New Roman"/>
-          <w:b/>
-          <w:bCs/>
-          <w:color w:val="auto"/>
-          <w:sz w:val="25"/>
-          <w:szCs w:val="25"/>
-          <w:highlight w:val="none"/>
-          <w:shd w:val="clear" w:color="auto" w:fill="auto"/>
-          <w:lang w:val="en-US"/>
-        </w:rPr>
-      </w:pPr>
-    </w:p>
-    <w:p>
-      <w:pPr>
-        <w:keepNext w:val="0"/>
-        <w:keepLines w:val="0"/>
-        <w:widowControl/>
-        <w:numPr>
-          <w:ilvl w:val="0"/>
-          <w:numId w:val="0"/>
-        </w:numPr>
-        <w:suppressLineNumbers w:val="0"/>
-        <w:bidi w:val="0"/>
-        <w:spacing w:before="0" w:beforeAutospacing="1" w:after="0" w:afterAutospacing="1" w:line="240" w:lineRule="auto"/>
-        <w:ind w:left="220" w:leftChars="100" w:firstLine="0" w:firstLineChars="0"/>
         <w:jc w:val="both"/>
         <w:textAlignment w:val="baseline"/>
         <w:rPr>
@@ -2705,6 +3484,152 @@
           <w:lang w:val="en-US"/>
         </w:rPr>
         <w:t>1.4 Executive Summary</w:t>
+      </w:r>
+    </w:p>
+    <w:p>
+      <w:pPr>
+        <w:jc w:val="both"/>
+        <w:rPr>
+          <w:rFonts w:hint="default" w:ascii="Times New Roman" w:hAnsi="Times New Roman" w:eastAsia="SimSun" w:cs="Times New Roman"/>
+          <w:b w:val="0"/>
+          <w:bCs w:val="0"/>
+          <w:sz w:val="25"/>
+          <w:szCs w:val="25"/>
+          <w:lang w:val="en-US"/>
+        </w:rPr>
+      </w:pPr>
+      <w:r>
+        <w:rPr>
+          <w:rFonts w:hint="default" w:ascii="Times New Roman" w:hAnsi="Times New Roman" w:eastAsia="SimSun" w:cs="Times New Roman"/>
+          <w:b w:val="0"/>
+          <w:bCs w:val="0"/>
+          <w:sz w:val="25"/>
+          <w:szCs w:val="25"/>
+        </w:rPr>
+        <w:t>TruthGuard is an advanced AI-driven platform designed to combat the proliferation of digital misinformation through real-time content verification. This project integrates a robust Machine Learning pipeline with a modern Vue.js frontend to provide users with instantaneous, data-backed risk assessments</w:t>
+      </w:r>
+      <w:r>
+        <w:rPr>
+          <w:rFonts w:hint="default" w:ascii="Times New Roman" w:hAnsi="Times New Roman" w:eastAsia="SimSun" w:cs="Times New Roman"/>
+          <w:b w:val="0"/>
+          <w:bCs w:val="0"/>
+          <w:sz w:val="25"/>
+          <w:szCs w:val="25"/>
+          <w:lang w:val="en-US"/>
+        </w:rPr>
+        <w:t>:</w:t>
+      </w:r>
+    </w:p>
+    <w:p>
+      <w:pPr>
+        <w:pStyle w:val="19"/>
+        <w:keepNext w:val="0"/>
+        <w:keepLines w:val="0"/>
+        <w:widowControl/>
+        <w:numPr>
+          <w:ilvl w:val="0"/>
+          <w:numId w:val="3"/>
+        </w:numPr>
+        <w:suppressLineNumbers w:val="0"/>
+        <w:tabs>
+          <w:tab w:val="clear" w:pos="420"/>
+        </w:tabs>
+        <w:ind w:left="880" w:leftChars="0" w:hanging="420" w:firstLineChars="0"/>
+        <w:jc w:val="both"/>
+        <w:rPr>
+          <w:b w:val="0"/>
+          <w:bCs w:val="0"/>
+        </w:rPr>
+      </w:pPr>
+      <w:r>
+        <w:rPr>
+          <w:b w:val="0"/>
+          <w:bCs w:val="0"/>
+        </w:rPr>
+        <w:t>Hybrid Detection Engine: Utilizing optimized algorithms to achieve high predictive accuracy in identifying malicious linguistic patterns.</w:t>
+      </w:r>
+    </w:p>
+    <w:p>
+      <w:pPr>
+        <w:pStyle w:val="19"/>
+        <w:keepNext w:val="0"/>
+        <w:keepLines w:val="0"/>
+        <w:widowControl/>
+        <w:numPr>
+          <w:ilvl w:val="0"/>
+          <w:numId w:val="3"/>
+        </w:numPr>
+        <w:suppressLineNumbers w:val="0"/>
+        <w:tabs>
+          <w:tab w:val="clear" w:pos="420"/>
+        </w:tabs>
+        <w:ind w:left="880" w:leftChars="0" w:hanging="420" w:firstLineChars="0"/>
+        <w:jc w:val="both"/>
+        <w:rPr>
+          <w:b w:val="0"/>
+          <w:bCs w:val="0"/>
+        </w:rPr>
+      </w:pPr>
+      <w:r>
+        <w:rPr>
+          <w:b w:val="0"/>
+          <w:bCs w:val="0"/>
+        </w:rPr>
+        <w:t>Scalable Infrastructure: Designed for future migration to AWS cloud-native services, ensuring enterprise-grade reliability and low-latency performance.</w:t>
+      </w:r>
+    </w:p>
+    <w:p>
+      <w:pPr>
+        <w:pStyle w:val="19"/>
+        <w:keepNext w:val="0"/>
+        <w:keepLines w:val="0"/>
+        <w:widowControl/>
+        <w:numPr>
+          <w:ilvl w:val="0"/>
+          <w:numId w:val="3"/>
+        </w:numPr>
+        <w:suppressLineNumbers w:val="0"/>
+        <w:tabs>
+          <w:tab w:val="clear" w:pos="420"/>
+        </w:tabs>
+        <w:ind w:left="880" w:leftChars="0" w:hanging="420" w:firstLineChars="0"/>
+        <w:jc w:val="both"/>
+        <w:rPr>
+          <w:b w:val="0"/>
+          <w:bCs w:val="0"/>
+        </w:rPr>
+      </w:pPr>
+      <w:r>
+        <w:rPr>
+          <w:b w:val="0"/>
+          <w:bCs w:val="0"/>
+        </w:rPr>
+        <w:t>Transparency &amp; Ethics: A strategic roadmap focused on Explainable AI (XAI) to demystify model decision-making and build user trust.</w:t>
+      </w:r>
+    </w:p>
+    <w:p>
+      <w:pPr>
+        <w:pStyle w:val="19"/>
+        <w:keepNext w:val="0"/>
+        <w:keepLines w:val="0"/>
+        <w:widowControl/>
+        <w:suppressLineNumbers w:val="0"/>
+        <w:jc w:val="both"/>
+        <w:rPr>
+          <w:rFonts w:hint="default" w:ascii="Times New Roman" w:hAnsi="Times New Roman" w:eastAsia="SimSun" w:cs="Times New Roman"/>
+          <w:b w:val="0"/>
+          <w:bCs w:val="0"/>
+          <w:sz w:val="25"/>
+          <w:szCs w:val="25"/>
+          <w:lang w:val="en-US"/>
+        </w:rPr>
+      </w:pPr>
+      <w:r>
+        <w:rPr>
+          <w:b w:val="0"/>
+          <w:bCs w:val="0"/>
+        </w:rPr>
+        <w:t>Ultimately, TruthGuard serves as a critical defense mechanism in the modern information landscape, delivering a seamless bridge between complex AI analysis and intuitive user protection</w:t>
       </w:r>
     </w:p>
     <w:p>
@@ -3097,7 +4022,7 @@
         <w:widowControl/>
         <w:numPr>
           <w:ilvl w:val="0"/>
-          <w:numId w:val="3"/>
+          <w:numId w:val="4"/>
         </w:numPr>
         <w:suppressLineNumbers w:val="0"/>
         <w:tabs>
@@ -3120,138 +4045,6 @@
           <w:szCs w:val="25"/>
         </w:rPr>
         <w:t>Data Validation &amp; Processing: Upon receiving a request from the Web Client, the FastAPI server utilizes Pydantic to ensure input integrity before performing real-time preprocessing (vectorization).</w:t>
-      </w:r>
-    </w:p>
-    <w:p>
-      <w:pPr>
-        <w:pStyle w:val="19"/>
-        <w:keepNext w:val="0"/>
-        <w:keepLines w:val="0"/>
-        <w:widowControl/>
-        <w:numPr>
-          <w:ilvl w:val="0"/>
-          <w:numId w:val="3"/>
-        </w:numPr>
-        <w:suppressLineNumbers w:val="0"/>
-        <w:tabs>
-          <w:tab w:val="clear" w:pos="840"/>
-        </w:tabs>
-        <w:ind w:left="1300" w:leftChars="0" w:hanging="420" w:firstLineChars="0"/>
-        <w:jc w:val="both"/>
-        <w:rPr>
-          <w:b w:val="0"/>
-          <w:bCs w:val="0"/>
-          <w:sz w:val="25"/>
-          <w:szCs w:val="25"/>
-        </w:rPr>
-      </w:pPr>
-      <w:r>
-        <w:rPr>
-          <w:b w:val="0"/>
-          <w:bCs w:val="0"/>
-          <w:sz w:val="25"/>
-          <w:szCs w:val="25"/>
-        </w:rPr>
-        <w:t>Model Inference: The system then routes the processed data to the specific specialized engine—Multinomial Naive Bayes for Spam detection or Random Forest for Fake News and Malware analysis.</w:t>
-      </w:r>
-    </w:p>
-    <w:p>
-      <w:pPr>
-        <w:pStyle w:val="19"/>
-        <w:keepNext w:val="0"/>
-        <w:keepLines w:val="0"/>
-        <w:widowControl/>
-        <w:numPr>
-          <w:ilvl w:val="0"/>
-          <w:numId w:val="3"/>
-        </w:numPr>
-        <w:suppressLineNumbers w:val="0"/>
-        <w:tabs>
-          <w:tab w:val="clear" w:pos="840"/>
-        </w:tabs>
-        <w:ind w:left="1300" w:leftChars="0" w:hanging="420" w:firstLineChars="0"/>
-        <w:jc w:val="both"/>
-        <w:rPr>
-          <w:b w:val="0"/>
-          <w:bCs w:val="0"/>
-          <w:sz w:val="25"/>
-          <w:szCs w:val="25"/>
-        </w:rPr>
-      </w:pPr>
-      <w:r>
-        <w:rPr>
-          <w:b w:val="0"/>
-          <w:bCs w:val="0"/>
-          <w:sz w:val="25"/>
-          <w:szCs w:val="25"/>
-        </w:rPr>
-        <w:t>Inference Response: Each model performs a probabilistic prediction, and the result is encapsulated into a JSON response, which is then sent back to the client for immediate visualization."</w:t>
-      </w:r>
-    </w:p>
-    <w:p>
-      <w:pPr>
-        <w:pStyle w:val="3"/>
-        <w:bidi w:val="0"/>
-        <w:rPr>
-          <w:rFonts w:hint="default" w:ascii="Times New Roman" w:hAnsi="Times New Roman" w:cs="Times New Roman"/>
-          <w:b/>
-          <w:bCs/>
-          <w:color w:val="auto"/>
-          <w:sz w:val="28"/>
-          <w:szCs w:val="28"/>
-          <w:highlight w:val="none"/>
-          <w:shd w:val="clear" w:color="auto" w:fill="auto"/>
-          <w:lang w:val="en-US"/>
-        </w:rPr>
-      </w:pPr>
-      <w:r>
-        <w:rPr>
-          <w:rFonts w:hint="default" w:ascii="Times New Roman" w:hAnsi="Times New Roman" w:cs="Times New Roman"/>
-          <w:sz w:val="28"/>
-          <w:szCs w:val="28"/>
-          <w:lang w:val="en-US"/>
-        </w:rPr>
-        <w:t xml:space="preserve">2.2 </w:t>
-      </w:r>
-      <w:r>
-        <w:rPr>
-          <w:rFonts w:hint="default" w:ascii="Times New Roman" w:hAnsi="Times New Roman" w:cs="Times New Roman"/>
-          <w:b/>
-          <w:bCs/>
-          <w:color w:val="auto"/>
-          <w:sz w:val="28"/>
-          <w:szCs w:val="28"/>
-          <w:highlight w:val="none"/>
-          <w:shd w:val="clear" w:color="auto" w:fill="auto"/>
-          <w:lang w:val="en-US"/>
-        </w:rPr>
-        <w:t>Model Serialization and Loading</w:t>
-      </w:r>
-    </w:p>
-    <w:p>
-      <w:pPr>
-        <w:pStyle w:val="19"/>
-        <w:keepNext w:val="0"/>
-        <w:keepLines w:val="0"/>
-        <w:widowControl/>
-        <w:suppressLineNumbers w:val="0"/>
-      </w:pPr>
-      <w:r>
-        <w:rPr>
-          <w:rFonts w:hint="default" w:ascii="Times New Roman" w:hAnsi="Times New Roman" w:cs="Times New Roman"/>
-          <w:b w:val="0"/>
-          <w:bCs w:val="0"/>
-          <w:color w:val="auto"/>
-          <w:sz w:val="25"/>
-          <w:szCs w:val="25"/>
-          <w:highlight w:val="none"/>
-          <w:shd w:val="clear" w:color="auto" w:fill="auto"/>
-          <w:lang w:val="en-US"/>
-        </w:rPr>
-        <w:t xml:space="preserve">In the model serialization and loading part, </w:t>
-      </w:r>
-      <w:r>
-        <w:t>the team ensures that the intelligence engines are portable and ready for production. This process is executed through three concise steps:</w:t>
       </w:r>
     </w:p>
     <w:p>
@@ -3266,104 +4059,25 @@
         </w:numPr>
         <w:suppressLineNumbers w:val="0"/>
         <w:tabs>
-          <w:tab w:val="clear" w:pos="420"/>
+          <w:tab w:val="clear" w:pos="840"/>
         </w:tabs>
-        <w:ind w:left="880" w:leftChars="0" w:hanging="420" w:firstLineChars="0"/>
-        <w:jc w:val="both"/>
-        <w:rPr>
-          <w:b w:val="0"/>
-          <w:bCs w:val="0"/>
-          <w:sz w:val="25"/>
-          <w:szCs w:val="25"/>
-        </w:rPr>
-      </w:pPr>
-      <w:r>
-        <w:rPr>
-          <w:b w:val="0"/>
-          <w:bCs w:val="0"/>
-          <w:sz w:val="25"/>
-          <w:szCs w:val="25"/>
-        </w:rPr>
-        <w:t xml:space="preserve">Serialization with Joblib: </w:t>
-      </w:r>
-      <w:r>
-        <w:rPr>
-          <w:rFonts w:hint="default"/>
-          <w:b w:val="0"/>
-          <w:bCs w:val="0"/>
-          <w:sz w:val="25"/>
-          <w:szCs w:val="25"/>
-          <w:lang w:val="en-US"/>
-        </w:rPr>
-        <w:t>Our team</w:t>
-      </w:r>
-      <w:r>
-        <w:rPr>
-          <w:b w:val="0"/>
-          <w:bCs w:val="0"/>
-          <w:sz w:val="25"/>
-          <w:szCs w:val="25"/>
-        </w:rPr>
-        <w:t xml:space="preserve"> utilize the Joblib library to serialize the trained Multinomial Naive Bayes and Random Forest models into binary </w:t>
-      </w:r>
-      <w:r>
-        <w:rPr>
-          <w:rStyle w:val="17"/>
-          <w:b w:val="0"/>
-          <w:bCs w:val="0"/>
-          <w:sz w:val="25"/>
-          <w:szCs w:val="25"/>
-        </w:rPr>
-        <w:t>.pkl</w:t>
-      </w:r>
-      <w:r>
-        <w:rPr>
-          <w:b w:val="0"/>
-          <w:bCs w:val="0"/>
-          <w:sz w:val="25"/>
-          <w:szCs w:val="25"/>
-        </w:rPr>
-        <w:t xml:space="preserve"> files. </w:t>
-      </w:r>
-      <w:r>
-        <w:rPr>
-          <w:rFonts w:hint="default"/>
-          <w:b w:val="0"/>
-          <w:bCs w:val="0"/>
-          <w:sz w:val="25"/>
-          <w:szCs w:val="25"/>
-          <w:lang w:val="en-US"/>
-        </w:rPr>
-        <w:t>As a result, t</w:t>
-      </w:r>
-      <w:r>
-        <w:rPr>
-          <w:b w:val="0"/>
-          <w:bCs w:val="0"/>
-          <w:sz w:val="25"/>
-          <w:szCs w:val="25"/>
-        </w:rPr>
-        <w:t>his</w:t>
-      </w:r>
-      <w:r>
-        <w:rPr>
-          <w:rFonts w:hint="default"/>
-          <w:b w:val="0"/>
-          <w:bCs w:val="0"/>
-          <w:sz w:val="25"/>
-          <w:szCs w:val="25"/>
-          <w:lang w:val="en-US"/>
-        </w:rPr>
-        <w:t xml:space="preserve"> approach</w:t>
-      </w:r>
-      <w:r>
-        <w:rPr>
-          <w:b w:val="0"/>
-          <w:bCs w:val="0"/>
-          <w:sz w:val="25"/>
-          <w:szCs w:val="25"/>
-        </w:rPr>
-        <w:t xml:space="preserve"> allows the system to store the exact weights and decision logic obtained from the training phase.</w:t>
+        <w:ind w:left="1300" w:leftChars="0" w:hanging="420" w:firstLineChars="0"/>
+        <w:jc w:val="both"/>
+        <w:rPr>
+          <w:b w:val="0"/>
+          <w:bCs w:val="0"/>
+          <w:sz w:val="25"/>
+          <w:szCs w:val="25"/>
+        </w:rPr>
+      </w:pPr>
+      <w:r>
+        <w:rPr>
+          <w:b w:val="0"/>
+          <w:bCs w:val="0"/>
+          <w:sz w:val="25"/>
+          <w:szCs w:val="25"/>
+        </w:rPr>
+        <w:t>Model Inference: The system then routes the processed data to the specific specialized engine—Multinomial Naive Bayes for Spam detection or Random Forest for Fake News and Malware analysis.</w:t>
       </w:r>
     </w:p>
     <w:p>
@@ -3378,45 +4092,91 @@
         </w:numPr>
         <w:suppressLineNumbers w:val="0"/>
         <w:tabs>
-          <w:tab w:val="clear" w:pos="420"/>
+          <w:tab w:val="clear" w:pos="840"/>
         </w:tabs>
-        <w:ind w:left="880" w:leftChars="0" w:hanging="420" w:firstLineChars="0"/>
-        <w:jc w:val="both"/>
-        <w:rPr>
-          <w:b w:val="0"/>
-          <w:bCs w:val="0"/>
-          <w:sz w:val="25"/>
-          <w:szCs w:val="25"/>
-        </w:rPr>
-      </w:pPr>
-      <w:r>
-        <w:rPr>
-          <w:b w:val="0"/>
-          <w:bCs w:val="0"/>
-          <w:sz w:val="25"/>
-          <w:szCs w:val="25"/>
-        </w:rPr>
-        <w:t>Vectorizer Preservation: Alongside the models, the TfidfVectorizer is also serialized</w:t>
-      </w:r>
-      <w:r>
-        <w:rPr>
-          <w:rFonts w:hint="default"/>
-          <w:b w:val="0"/>
-          <w:bCs w:val="0"/>
-          <w:sz w:val="25"/>
-          <w:szCs w:val="25"/>
-          <w:lang w:val="en-US"/>
-        </w:rPr>
-        <w:t xml:space="preserve"> which </w:t>
-      </w:r>
-      <w:r>
-        <w:rPr>
-          <w:b w:val="0"/>
-          <w:bCs w:val="0"/>
-          <w:sz w:val="25"/>
-          <w:szCs w:val="25"/>
-        </w:rPr>
-        <w:t>is crucial to ensure that the numerical mapping of input data remains consistent between the training and inference stages, preventing feature mismatch.</w:t>
+        <w:ind w:left="1300" w:leftChars="0" w:hanging="420" w:firstLineChars="0"/>
+        <w:jc w:val="both"/>
+        <w:rPr>
+          <w:b w:val="0"/>
+          <w:bCs w:val="0"/>
+          <w:sz w:val="25"/>
+          <w:szCs w:val="25"/>
+        </w:rPr>
+      </w:pPr>
+      <w:r>
+        <w:rPr>
+          <w:b w:val="0"/>
+          <w:bCs w:val="0"/>
+          <w:sz w:val="25"/>
+          <w:szCs w:val="25"/>
+        </w:rPr>
+        <w:t>Inference Response: Each model performs a probabilistic prediction, and the result is encapsulated into a JSON response, which is then sent back to the client for immediate visualization."</w:t>
+      </w:r>
+    </w:p>
+    <w:p>
+      <w:pPr>
+        <w:pStyle w:val="3"/>
+        <w:bidi w:val="0"/>
+        <w:rPr>
+          <w:rFonts w:hint="default" w:ascii="Times New Roman" w:hAnsi="Times New Roman" w:cs="Times New Roman"/>
+          <w:b/>
+          <w:bCs/>
+          <w:color w:val="auto"/>
+          <w:sz w:val="28"/>
+          <w:szCs w:val="28"/>
+          <w:highlight w:val="none"/>
+          <w:shd w:val="clear" w:color="auto" w:fill="auto"/>
+          <w:lang w:val="en-US"/>
+        </w:rPr>
+      </w:pPr>
+      <w:r>
+        <w:rPr>
+          <w:rFonts w:hint="default" w:ascii="Times New Roman" w:hAnsi="Times New Roman" w:cs="Times New Roman"/>
+          <w:sz w:val="28"/>
+          <w:szCs w:val="28"/>
+          <w:lang w:val="en-US"/>
+        </w:rPr>
+        <w:t xml:space="preserve">2.2 </w:t>
+      </w:r>
+      <w:r>
+        <w:rPr>
+          <w:rFonts w:hint="default" w:ascii="Times New Roman" w:hAnsi="Times New Roman" w:cs="Times New Roman"/>
+          <w:b/>
+          <w:bCs/>
+          <w:color w:val="auto"/>
+          <w:sz w:val="28"/>
+          <w:szCs w:val="28"/>
+          <w:highlight w:val="none"/>
+          <w:shd w:val="clear" w:color="auto" w:fill="auto"/>
+          <w:lang w:val="en-US"/>
+        </w:rPr>
+        <w:t>Model Serialization and Loading</w:t>
+      </w:r>
+    </w:p>
+    <w:p>
+      <w:pPr>
+        <w:pStyle w:val="19"/>
+        <w:keepNext w:val="0"/>
+        <w:keepLines w:val="0"/>
+        <w:widowControl/>
+        <w:suppressLineNumbers w:val="0"/>
+      </w:pPr>
+      <w:r>
+        <w:rPr>
+          <w:rFonts w:hint="default" w:ascii="Times New Roman" w:hAnsi="Times New Roman" w:cs="Times New Roman"/>
+          <w:b w:val="0"/>
+          <w:bCs w:val="0"/>
+          <w:color w:val="auto"/>
+          <w:sz w:val="25"/>
+          <w:szCs w:val="25"/>
+          <w:highlight w:val="none"/>
+          <w:shd w:val="clear" w:color="auto" w:fill="auto"/>
+          <w:lang w:val="en-US"/>
+        </w:rPr>
+        <w:t xml:space="preserve">In the model serialization and loading part, </w:t>
+      </w:r>
+      <w:r>
+        <w:t>the team ensures that the intelligence engines are portable and ready for production. This process is executed through three concise steps:</w:t>
       </w:r>
     </w:p>
     <w:p>
@@ -3427,7 +4187,172 @@
         <w:widowControl/>
         <w:numPr>
           <w:ilvl w:val="0"/>
-          <w:numId w:val="4"/>
+          <w:numId w:val="5"/>
+        </w:numPr>
+        <w:suppressLineNumbers w:val="0"/>
+        <w:tabs>
+          <w:tab w:val="clear" w:pos="420"/>
+        </w:tabs>
+        <w:ind w:left="880" w:leftChars="0" w:hanging="420" w:firstLineChars="0"/>
+        <w:jc w:val="both"/>
+        <w:rPr>
+          <w:b w:val="0"/>
+          <w:bCs w:val="0"/>
+          <w:sz w:val="25"/>
+          <w:szCs w:val="25"/>
+        </w:rPr>
+      </w:pPr>
+      <w:r>
+        <w:rPr>
+          <w:b w:val="0"/>
+          <w:bCs w:val="0"/>
+          <w:sz w:val="25"/>
+          <w:szCs w:val="25"/>
+        </w:rPr>
+        <w:t xml:space="preserve">Serialization with Joblib: </w:t>
+      </w:r>
+      <w:r>
+        <w:rPr>
+          <w:rFonts w:hint="default"/>
+          <w:b w:val="0"/>
+          <w:bCs w:val="0"/>
+          <w:sz w:val="25"/>
+          <w:szCs w:val="25"/>
+          <w:lang w:val="en-US"/>
+        </w:rPr>
+        <w:t>Our team</w:t>
+      </w:r>
+      <w:r>
+        <w:rPr>
+          <w:b w:val="0"/>
+          <w:bCs w:val="0"/>
+          <w:sz w:val="25"/>
+          <w:szCs w:val="25"/>
+        </w:rPr>
+        <w:t xml:space="preserve"> utilize the Joblib library to serialize the trained Multinomial Naive Bayes and Random Forest models into binary </w:t>
+      </w:r>
+      <w:r>
+        <w:rPr>
+          <w:rStyle w:val="17"/>
+          <w:b w:val="0"/>
+          <w:bCs w:val="0"/>
+          <w:sz w:val="25"/>
+          <w:szCs w:val="25"/>
+        </w:rPr>
+        <w:t>.pkl</w:t>
+      </w:r>
+      <w:r>
+        <w:rPr>
+          <w:b w:val="0"/>
+          <w:bCs w:val="0"/>
+          <w:sz w:val="25"/>
+          <w:szCs w:val="25"/>
+        </w:rPr>
+        <w:t xml:space="preserve"> files. </w:t>
+      </w:r>
+      <w:r>
+        <w:rPr>
+          <w:rFonts w:hint="default"/>
+          <w:b w:val="0"/>
+          <w:bCs w:val="0"/>
+          <w:sz w:val="25"/>
+          <w:szCs w:val="25"/>
+          <w:lang w:val="en-US"/>
+        </w:rPr>
+        <w:t>As a result, t</w:t>
+      </w:r>
+      <w:r>
+        <w:rPr>
+          <w:b w:val="0"/>
+          <w:bCs w:val="0"/>
+          <w:sz w:val="25"/>
+          <w:szCs w:val="25"/>
+        </w:rPr>
+        <w:t>his</w:t>
+      </w:r>
+      <w:r>
+        <w:rPr>
+          <w:rFonts w:hint="default"/>
+          <w:b w:val="0"/>
+          <w:bCs w:val="0"/>
+          <w:sz w:val="25"/>
+          <w:szCs w:val="25"/>
+          <w:lang w:val="en-US"/>
+        </w:rPr>
+        <w:t xml:space="preserve"> approach</w:t>
+      </w:r>
+      <w:r>
+        <w:rPr>
+          <w:b w:val="0"/>
+          <w:bCs w:val="0"/>
+          <w:sz w:val="25"/>
+          <w:szCs w:val="25"/>
+        </w:rPr>
+        <w:t xml:space="preserve"> allows the system to store the exact weights and decision logic obtained from the training phase.</w:t>
+      </w:r>
+    </w:p>
+    <w:p>
+      <w:pPr>
+        <w:pStyle w:val="19"/>
+        <w:keepNext w:val="0"/>
+        <w:keepLines w:val="0"/>
+        <w:widowControl/>
+        <w:numPr>
+          <w:ilvl w:val="0"/>
+          <w:numId w:val="5"/>
+        </w:numPr>
+        <w:suppressLineNumbers w:val="0"/>
+        <w:tabs>
+          <w:tab w:val="clear" w:pos="420"/>
+        </w:tabs>
+        <w:ind w:left="880" w:leftChars="0" w:hanging="420" w:firstLineChars="0"/>
+        <w:jc w:val="both"/>
+        <w:rPr>
+          <w:b w:val="0"/>
+          <w:bCs w:val="0"/>
+          <w:sz w:val="25"/>
+          <w:szCs w:val="25"/>
+        </w:rPr>
+      </w:pPr>
+      <w:r>
+        <w:rPr>
+          <w:b w:val="0"/>
+          <w:bCs w:val="0"/>
+          <w:sz w:val="25"/>
+          <w:szCs w:val="25"/>
+        </w:rPr>
+        <w:t>Vectorizer Preservation: Alongside the models, the TfidfVectorizer is also serialized</w:t>
+      </w:r>
+      <w:r>
+        <w:rPr>
+          <w:rFonts w:hint="default"/>
+          <w:b w:val="0"/>
+          <w:bCs w:val="0"/>
+          <w:sz w:val="25"/>
+          <w:szCs w:val="25"/>
+          <w:lang w:val="en-US"/>
+        </w:rPr>
+        <w:t xml:space="preserve"> which </w:t>
+      </w:r>
+      <w:r>
+        <w:rPr>
+          <w:b w:val="0"/>
+          <w:bCs w:val="0"/>
+          <w:sz w:val="25"/>
+          <w:szCs w:val="25"/>
+        </w:rPr>
+        <w:t>is crucial to ensure that the numerical mapping of input data remains consistent between the training and inference stages, preventing feature mismatch.</w:t>
+      </w:r>
+    </w:p>
+    <w:p>
+      <w:pPr>
+        <w:pStyle w:val="19"/>
+        <w:keepNext w:val="0"/>
+        <w:keepLines w:val="0"/>
+        <w:widowControl/>
+        <w:numPr>
+          <w:ilvl w:val="0"/>
+          <w:numId w:val="5"/>
         </w:numPr>
         <w:suppressLineNumbers w:val="0"/>
         <w:tabs>
@@ -3790,12 +4715,11 @@
       <w:pPr>
         <w:jc w:val="both"/>
         <w:rPr>
-          <w:rFonts w:hint="default" w:ascii="Times New Roman" w:hAnsi="Times New Roman" w:cs="Times New Roman"/>
-          <w:b w:val="0"/>
-          <w:bCs w:val="0"/>
-          <w:sz w:val="25"/>
-          <w:szCs w:val="25"/>
-          <w:lang w:val="en-US"/>
+          <w:rFonts w:hint="default" w:ascii="Times New Roman" w:hAnsi="Times New Roman" w:eastAsia="SimSun" w:cs="Times New Roman"/>
+          <w:b w:val="0"/>
+          <w:bCs w:val="0"/>
+          <w:sz w:val="25"/>
+          <w:szCs w:val="25"/>
         </w:rPr>
       </w:pPr>
       <w:r>
@@ -3949,97 +4873,44 @@
     </w:p>
     <w:p>
       <w:pPr>
+        <w:jc w:val="both"/>
+        <w:rPr>
+          <w:rFonts w:hint="default" w:ascii="Times New Roman" w:hAnsi="Times New Roman" w:eastAsia="SimSun" w:cs="Times New Roman"/>
+          <w:b w:val="0"/>
+          <w:bCs w:val="0"/>
+          <w:sz w:val="25"/>
+          <w:szCs w:val="25"/>
+          <w:lang w:val="en-US"/>
+        </w:rPr>
+      </w:pPr>
+    </w:p>
+    <w:p>
+      <w:pPr>
         <w:pStyle w:val="3"/>
         <w:bidi w:val="0"/>
         <w:rPr>
+          <w:rFonts w:hint="default"/>
+          <w:lang w:val="en-US"/>
+        </w:rPr>
+      </w:pPr>
+      <w:r>
+        <w:rPr>
+          <w:rFonts w:hint="default" w:ascii="Times New Roman" w:hAnsi="Times New Roman" w:cs="Times New Roman"/>
+          <w:sz w:val="28"/>
+          <w:szCs w:val="28"/>
+          <w:lang w:val="en-US"/>
+        </w:rPr>
+        <w:t>2.</w:t>
+      </w:r>
+      <w:r>
+        <w:rPr>
           <w:rFonts w:hint="default" w:cs="Times New Roman"/>
           <w:sz w:val="28"/>
           <w:szCs w:val="28"/>
           <w:lang w:val="en-US"/>
         </w:rPr>
-      </w:pPr>
-      <w:r>
-        <w:rPr>
-          <w:rFonts w:hint="default" w:ascii="Times New Roman" w:hAnsi="Times New Roman" w:cs="Times New Roman"/>
-          <w:sz w:val="28"/>
-          <w:szCs w:val="28"/>
-          <w:lang w:val="en-US"/>
-        </w:rPr>
-        <w:t>2.</w:t>
-      </w:r>
-      <w:r>
-        <w:rPr>
-          <w:rFonts w:hint="default" w:cs="Times New Roman"/>
-          <w:sz w:val="28"/>
-          <w:szCs w:val="28"/>
-          <w:lang w:val="en-US"/>
-        </w:rPr>
         <w:t>4 Data Processing Workflow</w:t>
       </w:r>
-    </w:p>
-    <w:p>
-      <w:pPr>
-        <w:rPr>
-          <w:rFonts w:hint="default"/>
-          <w:lang w:val="en-US"/>
-        </w:rPr>
-      </w:pPr>
-    </w:p>
-    <w:p>
-      <w:pPr>
-        <w:rPr>
-          <w:rFonts w:hint="default"/>
-          <w:lang w:val="en-US"/>
-        </w:rPr>
-      </w:pPr>
-    </w:p>
-    <w:p>
-      <w:pPr>
-        <w:rPr>
-          <w:rFonts w:hint="default"/>
-          <w:lang w:val="en-US"/>
-        </w:rPr>
-      </w:pPr>
-    </w:p>
-    <w:p>
-      <w:pPr>
-        <w:keepNext w:val="0"/>
-        <w:keepLines w:val="0"/>
-        <w:widowControl/>
-        <w:numPr>
-          <w:ilvl w:val="0"/>
-          <w:numId w:val="0"/>
-        </w:numPr>
-        <w:suppressLineNumbers w:val="0"/>
-        <w:spacing w:before="0" w:beforeAutospacing="1" w:after="0" w:afterAutospacing="1"/>
-      </w:pPr>
-    </w:p>
-    <w:p>
-      <w:pPr>
-        <w:jc w:val="both"/>
-        <w:rPr>
-          <w:rFonts w:hint="default" w:ascii="Times New Roman" w:hAnsi="Times New Roman" w:cs="Times New Roman"/>
-          <w:sz w:val="25"/>
-          <w:szCs w:val="25"/>
-          <w:lang w:val="en-US"/>
-        </w:rPr>
-      </w:pPr>
-    </w:p>
-    <w:p>
-      <w:pPr>
-        <w:rPr>
-          <w:rFonts w:hint="default"/>
-          <w:lang w:val="en-US"/>
-        </w:rPr>
-      </w:pPr>
-    </w:p>
-    <w:p>
-      <w:pPr>
-        <w:rPr>
-          <w:rFonts w:hint="default"/>
-          <w:lang w:val="en-US"/>
-        </w:rPr>
-      </w:pPr>
     </w:p>
     <w:p>
       <w:pPr>
@@ -4250,7 +5121,7 @@
         <w:widowControl/>
         <w:numPr>
           <w:ilvl w:val="0"/>
-          <w:numId w:val="5"/>
+          <w:numId w:val="6"/>
         </w:numPr>
         <w:suppressLineNumbers w:val="0"/>
         <w:tabs>
@@ -4318,266 +5189,6 @@
           <w:szCs w:val="25"/>
         </w:rPr>
         <w:t>.</w:t>
-      </w:r>
-    </w:p>
-    <w:p>
-      <w:pPr>
-        <w:pStyle w:val="19"/>
-        <w:keepNext w:val="0"/>
-        <w:keepLines w:val="0"/>
-        <w:widowControl/>
-        <w:numPr>
-          <w:ilvl w:val="0"/>
-          <w:numId w:val="5"/>
-        </w:numPr>
-        <w:suppressLineNumbers w:val="0"/>
-        <w:tabs>
-          <w:tab w:val="clear" w:pos="420"/>
-        </w:tabs>
-        <w:ind w:left="880" w:leftChars="0" w:hanging="420" w:firstLineChars="0"/>
-        <w:jc w:val="both"/>
-        <w:rPr>
-          <w:rFonts w:hint="default" w:ascii="Times New Roman" w:hAnsi="Times New Roman" w:cs="Times New Roman"/>
-          <w:b w:val="0"/>
-          <w:bCs w:val="0"/>
-          <w:sz w:val="25"/>
-          <w:szCs w:val="25"/>
-        </w:rPr>
-      </w:pPr>
-      <w:r>
-        <w:rPr>
-          <w:rFonts w:hint="default" w:ascii="Times New Roman" w:hAnsi="Times New Roman" w:cs="Times New Roman"/>
-          <w:b w:val="0"/>
-          <w:bCs w:val="0"/>
-          <w:sz w:val="25"/>
-          <w:szCs w:val="25"/>
-        </w:rPr>
-        <w:t>Step 2 (Validation): The FastAPI Backend triggers Pydantic (ScanRequest) to validate the input structure, ensuring data integrity before processing.</w:t>
-      </w:r>
-    </w:p>
-    <w:p>
-      <w:pPr>
-        <w:pStyle w:val="19"/>
-        <w:keepNext w:val="0"/>
-        <w:keepLines w:val="0"/>
-        <w:widowControl/>
-        <w:numPr>
-          <w:ilvl w:val="0"/>
-          <w:numId w:val="5"/>
-        </w:numPr>
-        <w:suppressLineNumbers w:val="0"/>
-        <w:tabs>
-          <w:tab w:val="clear" w:pos="420"/>
-        </w:tabs>
-        <w:ind w:left="880" w:leftChars="0" w:hanging="420" w:firstLineChars="0"/>
-        <w:jc w:val="both"/>
-        <w:rPr>
-          <w:rFonts w:hint="default" w:ascii="Times New Roman" w:hAnsi="Times New Roman" w:cs="Times New Roman"/>
-          <w:b w:val="0"/>
-          <w:bCs w:val="0"/>
-          <w:sz w:val="25"/>
-          <w:szCs w:val="25"/>
-        </w:rPr>
-      </w:pPr>
-      <w:r>
-        <w:rPr>
-          <w:rFonts w:hint="default" w:ascii="Times New Roman" w:hAnsi="Times New Roman" w:cs="Times New Roman"/>
-          <w:b w:val="0"/>
-          <w:bCs w:val="0"/>
-          <w:sz w:val="25"/>
-          <w:szCs w:val="25"/>
-        </w:rPr>
-        <w:t>Step 3 (Routing): The Input Classifier (</w:t>
-      </w:r>
-      <w:r>
-        <w:rPr>
-          <w:rFonts w:hint="default" w:ascii="Times New Roman" w:hAnsi="Times New Roman" w:cs="Times New Roman"/>
-          <w:b/>
-          <w:bCs/>
-          <w:i/>
-          <w:iCs/>
-          <w:sz w:val="25"/>
-          <w:szCs w:val="25"/>
-        </w:rPr>
-        <w:t>classifier.py</w:t>
-      </w:r>
-      <w:r>
-        <w:rPr>
-          <w:rFonts w:hint="default" w:ascii="Times New Roman" w:hAnsi="Times New Roman" w:cs="Times New Roman"/>
-          <w:b w:val="0"/>
-          <w:bCs w:val="0"/>
-          <w:sz w:val="25"/>
-          <w:szCs w:val="25"/>
-        </w:rPr>
-        <w:t>) analyzes the raw string (Regex for URLs, Keywords for Malware) to dynamically route the request to the correct AI logic.</w:t>
-      </w:r>
-    </w:p>
-    <w:p>
-      <w:pPr>
-        <w:pStyle w:val="19"/>
-        <w:keepNext w:val="0"/>
-        <w:keepLines w:val="0"/>
-        <w:widowControl/>
-        <w:numPr>
-          <w:ilvl w:val="0"/>
-          <w:numId w:val="5"/>
-        </w:numPr>
-        <w:suppressLineNumbers w:val="0"/>
-        <w:tabs>
-          <w:tab w:val="clear" w:pos="420"/>
-        </w:tabs>
-        <w:ind w:left="880" w:leftChars="0" w:hanging="420" w:firstLineChars="0"/>
-        <w:jc w:val="both"/>
-        <w:rPr>
-          <w:rFonts w:hint="default" w:ascii="Times New Roman" w:hAnsi="Times New Roman" w:cs="Times New Roman"/>
-          <w:b w:val="0"/>
-          <w:bCs w:val="0"/>
-          <w:sz w:val="25"/>
-          <w:szCs w:val="25"/>
-        </w:rPr>
-      </w:pPr>
-      <w:r>
-        <w:rPr>
-          <w:rFonts w:hint="default" w:ascii="Times New Roman" w:hAnsi="Times New Roman" w:cs="Times New Roman"/>
-          <w:b w:val="0"/>
-          <w:bCs w:val="0"/>
-          <w:sz w:val="25"/>
-          <w:szCs w:val="25"/>
-        </w:rPr>
-        <w:t>Step 4 (Inference): The Models Handler performs text vectorization and executes the prediction using pre-loaded .pkl models (</w:t>
-      </w:r>
-      <w:r>
-        <w:rPr>
-          <w:rStyle w:val="17"/>
-          <w:rFonts w:hint="default" w:ascii="Times New Roman" w:hAnsi="Times New Roman" w:cs="Times New Roman"/>
-          <w:b w:val="0"/>
-          <w:bCs w:val="0"/>
-          <w:sz w:val="25"/>
-          <w:szCs w:val="25"/>
-        </w:rPr>
-        <w:t>predict_proba</w:t>
-      </w:r>
-      <w:r>
-        <w:rPr>
-          <w:rFonts w:hint="default" w:ascii="Times New Roman" w:hAnsi="Times New Roman" w:cs="Times New Roman"/>
-          <w:b w:val="0"/>
-          <w:bCs w:val="0"/>
-          <w:sz w:val="25"/>
-          <w:szCs w:val="25"/>
-        </w:rPr>
-        <w:t>).</w:t>
-      </w:r>
-    </w:p>
-    <w:p>
-      <w:pPr>
-        <w:pStyle w:val="19"/>
-        <w:keepNext w:val="0"/>
-        <w:keepLines w:val="0"/>
-        <w:widowControl/>
-        <w:numPr>
-          <w:ilvl w:val="0"/>
-          <w:numId w:val="5"/>
-        </w:numPr>
-        <w:suppressLineNumbers w:val="0"/>
-        <w:tabs>
-          <w:tab w:val="clear" w:pos="420"/>
-        </w:tabs>
-        <w:ind w:left="880" w:leftChars="0" w:hanging="420" w:firstLineChars="0"/>
-        <w:jc w:val="both"/>
-        <w:rPr>
-          <w:rFonts w:hint="default" w:ascii="Times New Roman" w:hAnsi="Times New Roman" w:eastAsia="SimSun" w:cs="Times New Roman"/>
-          <w:sz w:val="25"/>
-          <w:szCs w:val="25"/>
-          <w:lang w:val="en-US"/>
-        </w:rPr>
-      </w:pPr>
-      <w:r>
-        <w:rPr>
-          <w:rFonts w:hint="default" w:ascii="Times New Roman" w:hAnsi="Times New Roman" w:cs="Times New Roman"/>
-          <w:b w:val="0"/>
-          <w:bCs w:val="0"/>
-          <w:sz w:val="25"/>
-          <w:szCs w:val="25"/>
-        </w:rPr>
-        <w:t>Step 5 (Response): The system returns a comprehensive JSON response (Labels, Confidence, Risk Scores) to the Frontend for immediate UI update</w:t>
-      </w:r>
-      <w:r>
-        <w:rPr>
-          <w:rFonts w:hint="default" w:ascii="Times New Roman" w:hAnsi="Times New Roman" w:cs="Times New Roman"/>
-          <w:b w:val="0"/>
-          <w:bCs w:val="0"/>
-          <w:sz w:val="25"/>
-          <w:szCs w:val="25"/>
-          <w:lang w:val="en-US"/>
-        </w:rPr>
-        <w:t>.</w:t>
-      </w:r>
-    </w:p>
-    <w:p>
-      <w:pPr>
-        <w:pStyle w:val="3"/>
-        <w:bidi w:val="0"/>
-        <w:rPr>
-          <w:rFonts w:hint="default" w:cs="Times New Roman"/>
-          <w:sz w:val="28"/>
-          <w:szCs w:val="28"/>
-          <w:lang w:val="en-US"/>
-        </w:rPr>
-      </w:pPr>
-      <w:r>
-        <w:rPr>
-          <w:rFonts w:hint="default" w:ascii="Times New Roman" w:hAnsi="Times New Roman" w:cs="Times New Roman"/>
-          <w:sz w:val="28"/>
-          <w:szCs w:val="28"/>
-          <w:lang w:val="en-US"/>
-        </w:rPr>
-        <w:t>2.</w:t>
-      </w:r>
-      <w:r>
-        <w:rPr>
-          <w:rFonts w:hint="default" w:cs="Times New Roman"/>
-          <w:sz w:val="28"/>
-          <w:szCs w:val="28"/>
-          <w:lang w:val="en-US"/>
-        </w:rPr>
-        <w:t>5 Error Handling and Validation</w:t>
-      </w:r>
-    </w:p>
-    <w:p>
-      <w:pPr>
-        <w:jc w:val="both"/>
-        <w:rPr>
-          <w:rFonts w:hint="default" w:ascii="Times New Roman" w:hAnsi="Times New Roman" w:eastAsia="SimSun" w:cs="Times New Roman"/>
-          <w:sz w:val="25"/>
-          <w:szCs w:val="25"/>
-          <w:lang w:val="en-US"/>
-        </w:rPr>
-      </w:pPr>
-      <w:r>
-        <w:rPr>
-          <w:rFonts w:hint="default" w:ascii="Times New Roman" w:hAnsi="Times New Roman" w:cs="Times New Roman"/>
-          <w:sz w:val="25"/>
-          <w:szCs w:val="25"/>
-          <w:lang w:val="en-US"/>
-        </w:rPr>
-        <w:t>Finally, t</w:t>
-      </w:r>
-      <w:r>
-        <w:rPr>
-          <w:rFonts w:hint="default" w:ascii="Times New Roman" w:hAnsi="Times New Roman" w:eastAsia="SimSun" w:cs="Times New Roman"/>
-          <w:sz w:val="25"/>
-          <w:szCs w:val="25"/>
-        </w:rPr>
-        <w:t>his section outlines the mechanisms ensuring system stability and data integrity during the integration process</w:t>
-      </w:r>
-      <w:r>
-        <w:rPr>
-          <w:rFonts w:hint="default" w:ascii="Times New Roman" w:hAnsi="Times New Roman" w:eastAsia="SimSun" w:cs="Times New Roman"/>
-          <w:sz w:val="25"/>
-          <w:szCs w:val="25"/>
-          <w:lang w:val="en-US"/>
-        </w:rPr>
-        <w:t>:</w:t>
       </w:r>
     </w:p>
     <w:p>
@@ -4612,7 +5223,7 @@
           <w:sz w:val="25"/>
           <w:szCs w:val="25"/>
         </w:rPr>
-        <w:t>Schema Validation: The backend utilizes Pydantic (ScanRequest) to enforce strict data types. Any request lacking the "content" field is automatically rejected with a 422 Unprocessable Entity error before reaching the AI logic.</w:t>
+        <w:t>Step 2 (Validation): The FastAPI Backend triggers Pydantic (ScanRequest) to validate the input structure, ensuring data integrity before processing.</w:t>
       </w:r>
     </w:p>
     <w:p>
@@ -4647,14 +5258,15 @@
           <w:sz w:val="25"/>
           <w:szCs w:val="25"/>
         </w:rPr>
-        <w:t xml:space="preserve">Input Sanitization: Within </w:t>
-      </w:r>
-      <w:r>
-        <w:rPr>
-          <w:rStyle w:val="17"/>
-          <w:rFonts w:hint="default" w:ascii="Times New Roman" w:hAnsi="Times New Roman" w:cs="Times New Roman"/>
-          <w:b w:val="0"/>
-          <w:bCs w:val="0"/>
+        <w:t>Step 3 (Routing): The Input Classifier (</w:t>
+      </w:r>
+      <w:r>
+        <w:rPr>
+          <w:rFonts w:hint="default" w:ascii="Times New Roman" w:hAnsi="Times New Roman" w:cs="Times New Roman"/>
+          <w:b/>
+          <w:bCs/>
+          <w:i/>
+          <w:iCs/>
           <w:sz w:val="25"/>
           <w:szCs w:val="25"/>
         </w:rPr>
@@ -4668,49 +5280,7 @@
           <w:sz w:val="25"/>
           <w:szCs w:val="25"/>
         </w:rPr>
-        <w:t xml:space="preserve">, the </w:t>
-      </w:r>
-      <w:r>
-        <w:rPr>
-          <w:rStyle w:val="17"/>
-          <w:rFonts w:hint="default" w:ascii="Times New Roman" w:hAnsi="Times New Roman" w:cs="Times New Roman"/>
-          <w:b w:val="0"/>
-          <w:bCs w:val="0"/>
-          <w:sz w:val="25"/>
-          <w:szCs w:val="25"/>
-        </w:rPr>
-        <w:t>predict_logic</w:t>
-      </w:r>
-      <w:r>
-        <w:rPr>
-          <w:rFonts w:hint="default" w:ascii="Times New Roman" w:hAnsi="Times New Roman" w:cs="Times New Roman"/>
-          <w:b w:val="0"/>
-          <w:bCs w:val="0"/>
-          <w:sz w:val="25"/>
-          <w:szCs w:val="25"/>
-        </w:rPr>
-        <w:t xml:space="preserve"> function applies </w:t>
-      </w:r>
-      <w:r>
-        <w:rPr>
-          <w:rStyle w:val="17"/>
-          <w:rFonts w:hint="default" w:ascii="Times New Roman" w:hAnsi="Times New Roman" w:cs="Times New Roman"/>
-          <w:b w:val="0"/>
-          <w:bCs w:val="0"/>
-          <w:sz w:val="25"/>
-          <w:szCs w:val="25"/>
-        </w:rPr>
-        <w:t>.strip()</w:t>
-      </w:r>
-      <w:r>
-        <w:rPr>
-          <w:rFonts w:hint="default" w:ascii="Times New Roman" w:hAnsi="Times New Roman" w:cs="Times New Roman"/>
-          <w:b w:val="0"/>
-          <w:bCs w:val="0"/>
-          <w:sz w:val="25"/>
-          <w:szCs w:val="25"/>
-        </w:rPr>
-        <w:t xml:space="preserve"> and Regex matching to handle empty strings or malformed URLs, ensuring that only valid data is routed to the inference engines.</w:t>
+        <w:t>) analyzes the raw string (Regex for URLs, Keywords for Malware) to dynamically route the request to the correct AI logic.</w:t>
       </w:r>
     </w:p>
     <w:p>
@@ -4722,6 +5292,307 @@
         <w:numPr>
           <w:ilvl w:val="0"/>
           <w:numId w:val="6"/>
+        </w:numPr>
+        <w:suppressLineNumbers w:val="0"/>
+        <w:tabs>
+          <w:tab w:val="clear" w:pos="420"/>
+        </w:tabs>
+        <w:ind w:left="880" w:leftChars="0" w:hanging="420" w:firstLineChars="0"/>
+        <w:jc w:val="both"/>
+        <w:rPr>
+          <w:rFonts w:hint="default" w:ascii="Times New Roman" w:hAnsi="Times New Roman" w:cs="Times New Roman"/>
+          <w:b w:val="0"/>
+          <w:bCs w:val="0"/>
+          <w:sz w:val="25"/>
+          <w:szCs w:val="25"/>
+        </w:rPr>
+      </w:pPr>
+      <w:r>
+        <w:rPr>
+          <w:rFonts w:hint="default" w:ascii="Times New Roman" w:hAnsi="Times New Roman" w:cs="Times New Roman"/>
+          <w:b w:val="0"/>
+          <w:bCs w:val="0"/>
+          <w:sz w:val="25"/>
+          <w:szCs w:val="25"/>
+        </w:rPr>
+        <w:t>Step 4 (Inference): The Models Handler performs text vectorization and executes the prediction using pre-loaded .pkl models (</w:t>
+      </w:r>
+      <w:r>
+        <w:rPr>
+          <w:rStyle w:val="17"/>
+          <w:rFonts w:hint="default" w:ascii="Times New Roman" w:hAnsi="Times New Roman" w:cs="Times New Roman"/>
+          <w:b w:val="0"/>
+          <w:bCs w:val="0"/>
+          <w:sz w:val="25"/>
+          <w:szCs w:val="25"/>
+        </w:rPr>
+        <w:t>predict_proba</w:t>
+      </w:r>
+      <w:r>
+        <w:rPr>
+          <w:rFonts w:hint="default" w:ascii="Times New Roman" w:hAnsi="Times New Roman" w:cs="Times New Roman"/>
+          <w:b w:val="0"/>
+          <w:bCs w:val="0"/>
+          <w:sz w:val="25"/>
+          <w:szCs w:val="25"/>
+        </w:rPr>
+        <w:t>).</w:t>
+      </w:r>
+    </w:p>
+    <w:p>
+      <w:pPr>
+        <w:pStyle w:val="19"/>
+        <w:keepNext w:val="0"/>
+        <w:keepLines w:val="0"/>
+        <w:widowControl/>
+        <w:numPr>
+          <w:ilvl w:val="0"/>
+          <w:numId w:val="6"/>
+        </w:numPr>
+        <w:suppressLineNumbers w:val="0"/>
+        <w:tabs>
+          <w:tab w:val="clear" w:pos="420"/>
+        </w:tabs>
+        <w:ind w:left="880" w:leftChars="0" w:hanging="420" w:firstLineChars="0"/>
+        <w:jc w:val="both"/>
+        <w:rPr>
+          <w:rFonts w:hint="default" w:ascii="Times New Roman" w:hAnsi="Times New Roman" w:eastAsia="SimSun" w:cs="Times New Roman"/>
+          <w:sz w:val="25"/>
+          <w:szCs w:val="25"/>
+          <w:lang w:val="en-US"/>
+        </w:rPr>
+      </w:pPr>
+      <w:r>
+        <w:rPr>
+          <w:rFonts w:hint="default" w:ascii="Times New Roman" w:hAnsi="Times New Roman" w:cs="Times New Roman"/>
+          <w:b w:val="0"/>
+          <w:bCs w:val="0"/>
+          <w:sz w:val="25"/>
+          <w:szCs w:val="25"/>
+        </w:rPr>
+        <w:t>Step 5 (Response): The system returns a comprehensive JSON response (Labels, Confidence, Risk Scores) to the Frontend for immediate UI update</w:t>
+      </w:r>
+      <w:r>
+        <w:rPr>
+          <w:rFonts w:hint="default" w:ascii="Times New Roman" w:hAnsi="Times New Roman" w:cs="Times New Roman"/>
+          <w:b w:val="0"/>
+          <w:bCs w:val="0"/>
+          <w:sz w:val="25"/>
+          <w:szCs w:val="25"/>
+          <w:lang w:val="en-US"/>
+        </w:rPr>
+        <w:t>.</w:t>
+      </w:r>
+    </w:p>
+    <w:p>
+      <w:pPr>
+        <w:pStyle w:val="3"/>
+        <w:bidi w:val="0"/>
+        <w:rPr>
+          <w:rFonts w:hint="default" w:cs="Times New Roman"/>
+          <w:sz w:val="28"/>
+          <w:szCs w:val="28"/>
+          <w:lang w:val="en-US"/>
+        </w:rPr>
+      </w:pPr>
+      <w:r>
+        <w:rPr>
+          <w:rFonts w:hint="default" w:ascii="Times New Roman" w:hAnsi="Times New Roman" w:cs="Times New Roman"/>
+          <w:sz w:val="28"/>
+          <w:szCs w:val="28"/>
+          <w:lang w:val="en-US"/>
+        </w:rPr>
+        <w:t>2.</w:t>
+      </w:r>
+      <w:r>
+        <w:rPr>
+          <w:rFonts w:hint="default" w:cs="Times New Roman"/>
+          <w:sz w:val="28"/>
+          <w:szCs w:val="28"/>
+          <w:lang w:val="en-US"/>
+        </w:rPr>
+        <w:t>5 Error Handling and Validation</w:t>
+      </w:r>
+    </w:p>
+    <w:p>
+      <w:pPr>
+        <w:jc w:val="both"/>
+        <w:rPr>
+          <w:rFonts w:hint="default" w:ascii="Times New Roman" w:hAnsi="Times New Roman" w:eastAsia="SimSun" w:cs="Times New Roman"/>
+          <w:sz w:val="25"/>
+          <w:szCs w:val="25"/>
+          <w:lang w:val="en-US"/>
+        </w:rPr>
+      </w:pPr>
+      <w:r>
+        <w:rPr>
+          <w:rFonts w:hint="default" w:ascii="Times New Roman" w:hAnsi="Times New Roman" w:cs="Times New Roman"/>
+          <w:sz w:val="25"/>
+          <w:szCs w:val="25"/>
+          <w:lang w:val="en-US"/>
+        </w:rPr>
+        <w:t>Finally, t</w:t>
+      </w:r>
+      <w:r>
+        <w:rPr>
+          <w:rFonts w:hint="default" w:ascii="Times New Roman" w:hAnsi="Times New Roman" w:eastAsia="SimSun" w:cs="Times New Roman"/>
+          <w:sz w:val="25"/>
+          <w:szCs w:val="25"/>
+        </w:rPr>
+        <w:t>his section outlines the mechanisms ensuring system stability and data integrity during the integration process</w:t>
+      </w:r>
+      <w:r>
+        <w:rPr>
+          <w:rFonts w:hint="default" w:ascii="Times New Roman" w:hAnsi="Times New Roman" w:eastAsia="SimSun" w:cs="Times New Roman"/>
+          <w:sz w:val="25"/>
+          <w:szCs w:val="25"/>
+          <w:lang w:val="en-US"/>
+        </w:rPr>
+        <w:t>:</w:t>
+      </w:r>
+    </w:p>
+    <w:p>
+      <w:pPr>
+        <w:pStyle w:val="19"/>
+        <w:keepNext w:val="0"/>
+        <w:keepLines w:val="0"/>
+        <w:widowControl/>
+        <w:numPr>
+          <w:ilvl w:val="0"/>
+          <w:numId w:val="7"/>
+        </w:numPr>
+        <w:suppressLineNumbers w:val="0"/>
+        <w:tabs>
+          <w:tab w:val="clear" w:pos="420"/>
+        </w:tabs>
+        <w:ind w:left="880" w:leftChars="0" w:hanging="420" w:firstLineChars="0"/>
+        <w:jc w:val="both"/>
+        <w:rPr>
+          <w:rFonts w:hint="default" w:ascii="Times New Roman" w:hAnsi="Times New Roman" w:cs="Times New Roman"/>
+          <w:b w:val="0"/>
+          <w:bCs w:val="0"/>
+          <w:sz w:val="25"/>
+          <w:szCs w:val="25"/>
+        </w:rPr>
+      </w:pPr>
+      <w:r>
+        <w:rPr>
+          <w:rFonts w:hint="default" w:ascii="Times New Roman" w:hAnsi="Times New Roman" w:cs="Times New Roman"/>
+          <w:b w:val="0"/>
+          <w:bCs w:val="0"/>
+          <w:sz w:val="25"/>
+          <w:szCs w:val="25"/>
+        </w:rPr>
+        <w:t>Schema Validation: The backend utilizes Pydantic (ScanRequest) to enforce strict data types. Any request lacking the "content" field is automatically rejected with a 422 Unprocessable Entity error before reaching the AI logic.</w:t>
+      </w:r>
+    </w:p>
+    <w:p>
+      <w:pPr>
+        <w:pStyle w:val="19"/>
+        <w:keepNext w:val="0"/>
+        <w:keepLines w:val="0"/>
+        <w:widowControl/>
+        <w:numPr>
+          <w:ilvl w:val="0"/>
+          <w:numId w:val="7"/>
+        </w:numPr>
+        <w:suppressLineNumbers w:val="0"/>
+        <w:tabs>
+          <w:tab w:val="clear" w:pos="420"/>
+        </w:tabs>
+        <w:ind w:left="880" w:leftChars="0" w:hanging="420" w:firstLineChars="0"/>
+        <w:jc w:val="both"/>
+        <w:rPr>
+          <w:rFonts w:hint="default" w:ascii="Times New Roman" w:hAnsi="Times New Roman" w:cs="Times New Roman"/>
+          <w:b w:val="0"/>
+          <w:bCs w:val="0"/>
+          <w:sz w:val="25"/>
+          <w:szCs w:val="25"/>
+        </w:rPr>
+      </w:pPr>
+      <w:r>
+        <w:rPr>
+          <w:rFonts w:hint="default" w:ascii="Times New Roman" w:hAnsi="Times New Roman" w:cs="Times New Roman"/>
+          <w:b w:val="0"/>
+          <w:bCs w:val="0"/>
+          <w:sz w:val="25"/>
+          <w:szCs w:val="25"/>
+        </w:rPr>
+        <w:t xml:space="preserve">Input Sanitization: Within </w:t>
+      </w:r>
+      <w:r>
+        <w:rPr>
+          <w:rStyle w:val="17"/>
+          <w:rFonts w:hint="default" w:ascii="Times New Roman" w:hAnsi="Times New Roman" w:cs="Times New Roman"/>
+          <w:b w:val="0"/>
+          <w:bCs w:val="0"/>
+          <w:sz w:val="25"/>
+          <w:szCs w:val="25"/>
+        </w:rPr>
+        <w:t>classifier.py</w:t>
+      </w:r>
+      <w:r>
+        <w:rPr>
+          <w:rFonts w:hint="default" w:ascii="Times New Roman" w:hAnsi="Times New Roman" w:cs="Times New Roman"/>
+          <w:b w:val="0"/>
+          <w:bCs w:val="0"/>
+          <w:sz w:val="25"/>
+          <w:szCs w:val="25"/>
+        </w:rPr>
+        <w:t xml:space="preserve">, the </w:t>
+      </w:r>
+      <w:r>
+        <w:rPr>
+          <w:rStyle w:val="17"/>
+          <w:rFonts w:hint="default" w:ascii="Times New Roman" w:hAnsi="Times New Roman" w:cs="Times New Roman"/>
+          <w:b w:val="0"/>
+          <w:bCs w:val="0"/>
+          <w:sz w:val="25"/>
+          <w:szCs w:val="25"/>
+        </w:rPr>
+        <w:t>predict_logic</w:t>
+      </w:r>
+      <w:r>
+        <w:rPr>
+          <w:rFonts w:hint="default" w:ascii="Times New Roman" w:hAnsi="Times New Roman" w:cs="Times New Roman"/>
+          <w:b w:val="0"/>
+          <w:bCs w:val="0"/>
+          <w:sz w:val="25"/>
+          <w:szCs w:val="25"/>
+        </w:rPr>
+        <w:t xml:space="preserve"> function applies </w:t>
+      </w:r>
+      <w:r>
+        <w:rPr>
+          <w:rStyle w:val="17"/>
+          <w:rFonts w:hint="default" w:ascii="Times New Roman" w:hAnsi="Times New Roman" w:cs="Times New Roman"/>
+          <w:b w:val="0"/>
+          <w:bCs w:val="0"/>
+          <w:sz w:val="25"/>
+          <w:szCs w:val="25"/>
+        </w:rPr>
+        <w:t>.strip()</w:t>
+      </w:r>
+      <w:r>
+        <w:rPr>
+          <w:rFonts w:hint="default" w:ascii="Times New Roman" w:hAnsi="Times New Roman" w:cs="Times New Roman"/>
+          <w:b w:val="0"/>
+          <w:bCs w:val="0"/>
+          <w:sz w:val="25"/>
+          <w:szCs w:val="25"/>
+        </w:rPr>
+        <w:t xml:space="preserve"> and Regex matching to handle empty strings or malformed URLs, ensuring that only valid data is routed to the inference engines.</w:t>
+      </w:r>
+    </w:p>
+    <w:p>
+      <w:pPr>
+        <w:pStyle w:val="19"/>
+        <w:keepNext w:val="0"/>
+        <w:keepLines w:val="0"/>
+        <w:widowControl/>
+        <w:numPr>
+          <w:ilvl w:val="0"/>
+          <w:numId w:val="7"/>
         </w:numPr>
         <w:suppressLineNumbers w:val="0"/>
         <w:tabs>
@@ -5338,7 +6209,7 @@
         <w:widowControl/>
         <w:numPr>
           <w:ilvl w:val="0"/>
-          <w:numId w:val="6"/>
+          <w:numId w:val="7"/>
         </w:numPr>
         <w:suppressLineNumbers w:val="0"/>
         <w:tabs>
@@ -5444,7 +6315,7 @@
         <w:widowControl/>
         <w:numPr>
           <w:ilvl w:val="0"/>
-          <w:numId w:val="6"/>
+          <w:numId w:val="7"/>
         </w:numPr>
         <w:suppressLineNumbers w:val="0"/>
         <w:tabs>
@@ -5584,7 +6455,7 @@
         <w:widowControl/>
         <w:numPr>
           <w:ilvl w:val="0"/>
-          <w:numId w:val="6"/>
+          <w:numId w:val="7"/>
         </w:numPr>
         <w:suppressLineNumbers w:val="0"/>
         <w:tabs>
@@ -6620,7 +7491,7 @@
         <w:widowControl/>
         <w:numPr>
           <w:ilvl w:val="0"/>
-          <w:numId w:val="6"/>
+          <w:numId w:val="7"/>
         </w:numPr>
         <w:suppressLineNumbers w:val="0"/>
         <w:tabs>
@@ -6673,7 +7544,7 @@
         <w:widowControl/>
         <w:numPr>
           <w:ilvl w:val="0"/>
-          <w:numId w:val="6"/>
+          <w:numId w:val="7"/>
         </w:numPr>
         <w:suppressLineNumbers w:val="0"/>
         <w:tabs>
@@ -6936,7 +7807,7 @@
         <w:widowControl/>
         <w:numPr>
           <w:ilvl w:val="0"/>
-          <w:numId w:val="7"/>
+          <w:numId w:val="8"/>
         </w:numPr>
         <w:suppressLineNumbers w:val="0"/>
         <w:tabs>
@@ -6965,7 +7836,7 @@
         <w:widowControl/>
         <w:numPr>
           <w:ilvl w:val="0"/>
-          <w:numId w:val="7"/>
+          <w:numId w:val="8"/>
         </w:numPr>
         <w:suppressLineNumbers w:val="0"/>
         <w:tabs>
@@ -7026,6 +7897,1002 @@
           <w:bCs w:val="0"/>
         </w:rPr>
         <w:t>translating complex AI probability into a definitive security status for the end-user.</w:t>
+      </w:r>
+    </w:p>
+    <w:p>
+      <w:pPr>
+        <w:pStyle w:val="19"/>
+        <w:keepNext w:val="0"/>
+        <w:keepLines w:val="0"/>
+        <w:widowControl/>
+        <w:numPr>
+          <w:ilvl w:val="0"/>
+          <w:numId w:val="0"/>
+        </w:numPr>
+        <w:suppressLineNumbers w:val="0"/>
+        <w:jc w:val="both"/>
+        <w:rPr>
+          <w:rFonts w:hint="default" w:ascii="Times New Roman" w:hAnsi="Times New Roman" w:cs="Times New Roman"/>
+          <w:b w:val="0"/>
+          <w:bCs w:val="0"/>
+          <w:i w:val="0"/>
+          <w:iCs w:val="0"/>
+          <w:sz w:val="25"/>
+          <w:szCs w:val="25"/>
+          <w:lang w:val="en-US"/>
+        </w:rPr>
+      </w:pPr>
+      <w:r>
+        <w:rPr>
+          <w:rFonts w:hint="default" w:ascii="Times New Roman" w:hAnsi="Times New Roman" w:cs="Times New Roman"/>
+          <w:b w:val="0"/>
+          <w:bCs w:val="0"/>
+          <w:sz w:val="25"/>
+          <w:szCs w:val="25"/>
+          <w:lang w:val="en-US"/>
+        </w:rPr>
+        <w:t>Finally, t</w:t>
+      </w:r>
+      <w:r>
+        <w:rPr>
+          <w:rFonts w:hint="default" w:ascii="Times New Roman" w:hAnsi="Times New Roman" w:eastAsia="SimSun" w:cs="Times New Roman"/>
+          <w:b w:val="0"/>
+          <w:bCs w:val="0"/>
+          <w:sz w:val="25"/>
+          <w:szCs w:val="25"/>
+        </w:rPr>
+        <w:t xml:space="preserve">he frontend integration successfully converts complex AI data into a user-centric security dashboard. By leveraging Vue.js’s reactive architecture and dynamic visualization tools, the system provides a transparent, real-time view of threat analysis. </w:t>
+      </w:r>
+      <w:r>
+        <w:rPr>
+          <w:rFonts w:hint="default" w:ascii="Times New Roman" w:hAnsi="Times New Roman" w:eastAsia="SimSun" w:cs="Times New Roman"/>
+          <w:b w:val="0"/>
+          <w:bCs w:val="0"/>
+          <w:sz w:val="25"/>
+          <w:szCs w:val="25"/>
+          <w:lang w:val="en-US"/>
+        </w:rPr>
+        <w:t>Conseuqently, t</w:t>
+      </w:r>
+      <w:r>
+        <w:rPr>
+          <w:rFonts w:hint="default" w:ascii="Times New Roman" w:hAnsi="Times New Roman" w:eastAsia="SimSun" w:cs="Times New Roman"/>
+          <w:b w:val="0"/>
+          <w:bCs w:val="0"/>
+          <w:sz w:val="25"/>
+          <w:szCs w:val="25"/>
+        </w:rPr>
+        <w:t>his synergy between the Input Intelligence Hub and the Result Visualization Layer ensures that high-fidelity security insights are not only accurate but also actionable, bridging the gap between advanced data science and practical user safety.</w:t>
+      </w:r>
+    </w:p>
+    <w:p>
+      <w:pPr>
+        <w:pStyle w:val="2"/>
+        <w:bidi w:val="0"/>
+        <w:rPr>
+          <w:rFonts w:hint="default" w:cs="Times New Roman"/>
+          <w:lang w:val="en-US"/>
+        </w:rPr>
+      </w:pPr>
+      <w:r>
+        <w:rPr>
+          <w:rFonts w:hint="default" w:ascii="Times New Roman" w:hAnsi="Times New Roman" w:cs="Times New Roman"/>
+          <w:lang w:val="en-US"/>
+        </w:rPr>
+        <w:t xml:space="preserve">Part </w:t>
+      </w:r>
+      <w:r>
+        <w:rPr>
+          <w:rFonts w:hint="default" w:cs="Times New Roman"/>
+          <w:lang w:val="en-US"/>
+        </w:rPr>
+        <w:t>D</w:t>
+      </w:r>
+      <w:r>
+        <w:rPr>
+          <w:rFonts w:hint="default" w:ascii="Times New Roman" w:hAnsi="Times New Roman" w:cs="Times New Roman"/>
+          <w:lang w:val="en-US"/>
+        </w:rPr>
+        <w:t xml:space="preserve">: </w:t>
+      </w:r>
+      <w:r>
+        <w:rPr>
+          <w:rFonts w:hint="default" w:cs="Times New Roman"/>
+          <w:lang w:val="en-US"/>
+        </w:rPr>
+        <w:t>Future Enhancements</w:t>
+      </w:r>
+    </w:p>
+    <w:p>
+      <w:pPr>
+        <w:pStyle w:val="3"/>
+        <w:bidi w:val="0"/>
+        <w:rPr>
+          <w:rFonts w:hint="default" w:ascii="Times New Roman" w:hAnsi="Times New Roman" w:cs="Times New Roman"/>
+          <w:b/>
+          <w:bCs/>
+          <w:color w:val="auto"/>
+          <w:sz w:val="28"/>
+          <w:szCs w:val="28"/>
+          <w:highlight w:val="none"/>
+          <w:shd w:val="clear" w:color="auto" w:fill="auto"/>
+          <w:lang w:val="en-US"/>
+        </w:rPr>
+      </w:pPr>
+      <w:r>
+        <w:rPr>
+          <w:rFonts w:hint="default" w:ascii="Times New Roman" w:hAnsi="Times New Roman" w:cs="Times New Roman"/>
+          <w:sz w:val="28"/>
+          <w:szCs w:val="28"/>
+          <w:lang w:val="en-US"/>
+        </w:rPr>
+        <w:t xml:space="preserve">4.1 </w:t>
+      </w:r>
+      <w:r>
+        <w:rPr>
+          <w:rFonts w:hint="default" w:ascii="Times New Roman" w:hAnsi="Times New Roman" w:eastAsia="SimSun" w:cs="Times New Roman"/>
+          <w:sz w:val="28"/>
+          <w:szCs w:val="28"/>
+        </w:rPr>
+        <w:t xml:space="preserve">Advanced Model Evolution </w:t>
+      </w:r>
+    </w:p>
+    <w:p>
+      <w:pPr>
+        <w:keepNext w:val="0"/>
+        <w:keepLines w:val="0"/>
+        <w:widowControl/>
+        <w:numPr>
+          <w:numId w:val="0"/>
+        </w:numPr>
+        <w:suppressLineNumbers w:val="0"/>
+        <w:spacing w:before="0" w:beforeAutospacing="1" w:after="0" w:afterAutospacing="1"/>
+        <w:jc w:val="both"/>
+        <w:rPr>
+          <w:rFonts w:hint="default" w:ascii="Times New Roman" w:hAnsi="Times New Roman" w:eastAsia="SimSun" w:cs="Times New Roman"/>
+          <w:b w:val="0"/>
+          <w:bCs w:val="0"/>
+          <w:sz w:val="25"/>
+          <w:szCs w:val="25"/>
+          <w:lang w:val="en-US"/>
+        </w:rPr>
+      </w:pPr>
+      <w:r>
+        <w:rPr>
+          <w:rFonts w:hint="default" w:ascii="Times New Roman" w:hAnsi="Times New Roman" w:eastAsia="SimSun" w:cs="Times New Roman"/>
+          <w:b w:val="0"/>
+          <w:bCs w:val="0"/>
+          <w:sz w:val="25"/>
+          <w:szCs w:val="25"/>
+        </w:rPr>
+        <w:t>First and foremost, the current platform faces inherent limitations in capturing complex linguistic structures and contextual nuances. By addressing these challenges, the next iteration will transition toward Transformer-based Deep Learning architectures to significantly enhance detection precision and semantic understanding</w:t>
+      </w:r>
+      <w:r>
+        <w:rPr>
+          <w:rFonts w:hint="default" w:ascii="Times New Roman" w:hAnsi="Times New Roman" w:eastAsia="SimSun" w:cs="Times New Roman"/>
+          <w:b w:val="0"/>
+          <w:bCs w:val="0"/>
+          <w:sz w:val="25"/>
+          <w:szCs w:val="25"/>
+          <w:lang w:val="en-US"/>
+        </w:rPr>
+        <w:t>.</w:t>
+      </w:r>
+    </w:p>
+    <w:p>
+      <w:pPr>
+        <w:pStyle w:val="19"/>
+        <w:keepNext w:val="0"/>
+        <w:keepLines w:val="0"/>
+        <w:widowControl/>
+        <w:numPr>
+          <w:ilvl w:val="0"/>
+          <w:numId w:val="8"/>
+        </w:numPr>
+        <w:suppressLineNumbers w:val="0"/>
+        <w:tabs>
+          <w:tab w:val="clear" w:pos="420"/>
+        </w:tabs>
+        <w:ind w:left="880" w:leftChars="0" w:hanging="420" w:firstLineChars="0"/>
+        <w:jc w:val="both"/>
+        <w:rPr>
+          <w:b w:val="0"/>
+          <w:bCs w:val="0"/>
+          <w:sz w:val="25"/>
+          <w:szCs w:val="25"/>
+        </w:rPr>
+      </w:pPr>
+      <w:r>
+        <w:rPr>
+          <w:b w:val="0"/>
+          <w:bCs w:val="0"/>
+          <w:sz w:val="25"/>
+          <w:szCs w:val="25"/>
+        </w:rPr>
+        <w:t>Implementation of Transformer Models: Future development aims to integrate models such as BERT or RoBERTa. By utilizing Attention Mechanisms, these models can analyze the context of words bidirectionally</w:t>
+      </w:r>
+      <w:r>
+        <w:rPr>
+          <w:rFonts w:hint="default"/>
+          <w:b w:val="0"/>
+          <w:bCs w:val="0"/>
+          <w:sz w:val="25"/>
+          <w:szCs w:val="25"/>
+          <w:lang w:val="en-US"/>
+        </w:rPr>
+        <w:t xml:space="preserve"> which allow </w:t>
+      </w:r>
+      <w:r>
+        <w:rPr>
+          <w:b w:val="0"/>
+          <w:bCs w:val="0"/>
+          <w:sz w:val="25"/>
+          <w:szCs w:val="25"/>
+        </w:rPr>
+        <w:t>for a superior understanding of intent compared to traditional feature-based classifiers.</w:t>
+      </w:r>
+    </w:p>
+    <w:p>
+      <w:pPr>
+        <w:pStyle w:val="19"/>
+        <w:keepNext w:val="0"/>
+        <w:keepLines w:val="0"/>
+        <w:widowControl/>
+        <w:numPr>
+          <w:ilvl w:val="0"/>
+          <w:numId w:val="8"/>
+        </w:numPr>
+        <w:suppressLineNumbers w:val="0"/>
+        <w:tabs>
+          <w:tab w:val="clear" w:pos="420"/>
+        </w:tabs>
+        <w:ind w:left="880" w:leftChars="0" w:hanging="420" w:firstLineChars="0"/>
+        <w:jc w:val="both"/>
+        <w:rPr>
+          <w:b w:val="0"/>
+          <w:bCs w:val="0"/>
+          <w:sz w:val="25"/>
+          <w:szCs w:val="25"/>
+        </w:rPr>
+      </w:pPr>
+      <w:r>
+        <w:rPr>
+          <w:b w:val="0"/>
+          <w:bCs w:val="0"/>
+          <w:sz w:val="25"/>
+          <w:szCs w:val="25"/>
+        </w:rPr>
+        <w:t xml:space="preserve">Semantic Nuance Detection: Leveraging pre-trained language models allows TruthGuard to identify "Deep-fake" text and sophisticated phishing attempts. </w:t>
+      </w:r>
+      <w:r>
+        <w:rPr>
+          <w:rFonts w:hint="default"/>
+          <w:b w:val="0"/>
+          <w:bCs w:val="0"/>
+          <w:sz w:val="25"/>
+          <w:szCs w:val="25"/>
+          <w:lang w:val="en-US"/>
+        </w:rPr>
+        <w:t>As a result, my team believe that t</w:t>
+      </w:r>
+      <w:r>
+        <w:rPr>
+          <w:b w:val="0"/>
+          <w:bCs w:val="0"/>
+          <w:sz w:val="25"/>
+          <w:szCs w:val="25"/>
+        </w:rPr>
+        <w:t>his transition focuses on capturing long-range dependencies and semantic subtleties, ensuring the system can differentiate between legitimate content and highly-curated misinformation.</w:t>
+      </w:r>
+    </w:p>
+    <w:p>
+      <w:pPr>
+        <w:pStyle w:val="19"/>
+        <w:keepNext w:val="0"/>
+        <w:keepLines w:val="0"/>
+        <w:widowControl/>
+        <w:numPr>
+          <w:ilvl w:val="0"/>
+          <w:numId w:val="8"/>
+        </w:numPr>
+        <w:suppressLineNumbers w:val="0"/>
+        <w:tabs>
+          <w:tab w:val="clear" w:pos="420"/>
+        </w:tabs>
+        <w:ind w:left="880" w:leftChars="0" w:hanging="420" w:firstLineChars="0"/>
+        <w:jc w:val="both"/>
+        <w:rPr>
+          <w:rFonts w:hint="default" w:ascii="Times New Roman" w:hAnsi="Times New Roman" w:eastAsia="SimSun" w:cs="Times New Roman"/>
+          <w:b w:val="0"/>
+          <w:bCs w:val="0"/>
+          <w:sz w:val="25"/>
+          <w:szCs w:val="25"/>
+          <w:lang w:val="en-US"/>
+        </w:rPr>
+      </w:pPr>
+      <w:r>
+        <w:rPr>
+          <w:b w:val="0"/>
+          <w:bCs w:val="0"/>
+          <w:sz w:val="25"/>
+          <w:szCs w:val="25"/>
+        </w:rPr>
+        <w:t>Dynamic Learning Pipelines: We propose a Continuous Learning Loop where the model is periodically fine-tuned on emerging threat datasets</w:t>
+      </w:r>
+      <w:r>
+        <w:rPr>
+          <w:rFonts w:hint="default"/>
+          <w:b w:val="0"/>
+          <w:bCs w:val="0"/>
+          <w:sz w:val="25"/>
+          <w:szCs w:val="25"/>
+          <w:lang w:val="en-US"/>
+        </w:rPr>
+        <w:t xml:space="preserve">, </w:t>
+      </w:r>
+      <w:r>
+        <w:rPr>
+          <w:b w:val="0"/>
+          <w:bCs w:val="0"/>
+          <w:sz w:val="25"/>
+          <w:szCs w:val="25"/>
+        </w:rPr>
+        <w:t xml:space="preserve"> ensur</w:t>
+      </w:r>
+      <w:r>
+        <w:rPr>
+          <w:rFonts w:hint="default"/>
+          <w:b w:val="0"/>
+          <w:bCs w:val="0"/>
+          <w:sz w:val="25"/>
+          <w:szCs w:val="25"/>
+          <w:lang w:val="en-US"/>
+        </w:rPr>
+        <w:t>ing</w:t>
+      </w:r>
+      <w:r>
+        <w:rPr>
+          <w:b w:val="0"/>
+          <w:bCs w:val="0"/>
+          <w:sz w:val="25"/>
+          <w:szCs w:val="25"/>
+        </w:rPr>
+        <w:t xml:space="preserve"> the platform remains resilient against evolving tactics in digital deception, maintaining a high baseline of predictive reliability.</w:t>
+      </w:r>
+    </w:p>
+    <w:p>
+      <w:pPr>
+        <w:pStyle w:val="3"/>
+        <w:bidi w:val="0"/>
+        <w:rPr>
+          <w:rFonts w:hint="default" w:ascii="Times New Roman" w:hAnsi="Times New Roman" w:cs="Times New Roman"/>
+          <w:b/>
+          <w:bCs/>
+          <w:color w:val="auto"/>
+          <w:sz w:val="28"/>
+          <w:szCs w:val="28"/>
+          <w:highlight w:val="none"/>
+          <w:shd w:val="clear" w:color="auto" w:fill="auto"/>
+          <w:lang w:val="en-US"/>
+        </w:rPr>
+      </w:pPr>
+      <w:r>
+        <w:rPr>
+          <w:rFonts w:hint="default" w:cs="Times New Roman"/>
+          <w:sz w:val="28"/>
+          <w:szCs w:val="28"/>
+          <w:lang w:val="en-US"/>
+        </w:rPr>
+        <w:t>4.2</w:t>
+      </w:r>
+      <w:r>
+        <w:rPr>
+          <w:rFonts w:hint="default" w:ascii="Times New Roman" w:hAnsi="Times New Roman" w:cs="Times New Roman"/>
+          <w:sz w:val="28"/>
+          <w:szCs w:val="28"/>
+          <w:lang w:val="en-US"/>
+        </w:rPr>
+        <w:t xml:space="preserve"> </w:t>
+      </w:r>
+      <w:r>
+        <w:rPr>
+          <w:rFonts w:hint="default" w:cs="Times New Roman"/>
+          <w:b/>
+          <w:bCs/>
+          <w:color w:val="auto"/>
+          <w:sz w:val="28"/>
+          <w:szCs w:val="28"/>
+          <w:highlight w:val="none"/>
+          <w:shd w:val="clear" w:color="auto" w:fill="auto"/>
+          <w:lang w:val="en-US"/>
+        </w:rPr>
+        <w:t>Scalable Data Infrastructure</w:t>
+      </w:r>
+    </w:p>
+    <w:p>
+      <w:pPr>
+        <w:jc w:val="both"/>
+        <w:rPr>
+          <w:rFonts w:hint="default" w:ascii="Times New Roman" w:hAnsi="Times New Roman" w:cs="Times New Roman"/>
+          <w:b w:val="0"/>
+          <w:bCs w:val="0"/>
+          <w:sz w:val="25"/>
+          <w:szCs w:val="25"/>
+          <w:lang w:val="en-US"/>
+        </w:rPr>
+      </w:pPr>
+      <w:r>
+        <w:rPr>
+          <w:rFonts w:hint="default" w:ascii="Times New Roman" w:hAnsi="Times New Roman" w:cs="Times New Roman"/>
+          <w:b w:val="0"/>
+          <w:bCs w:val="0"/>
+          <w:sz w:val="25"/>
+          <w:szCs w:val="25"/>
+          <w:lang w:val="en-US"/>
+        </w:rPr>
+        <w:t xml:space="preserve">Next, for managing expanding </w:t>
+      </w:r>
+      <w:r>
+        <w:rPr>
+          <w:rFonts w:hint="default" w:ascii="Times New Roman" w:hAnsi="Times New Roman" w:eastAsia="SimSun" w:cs="Times New Roman"/>
+          <w:b w:val="0"/>
+          <w:bCs w:val="0"/>
+          <w:sz w:val="25"/>
+          <w:szCs w:val="25"/>
+        </w:rPr>
+        <w:t xml:space="preserve">datasets and accelerate detection, the architecture will integrate a Vector Database </w:t>
+      </w:r>
+      <w:r>
+        <w:rPr>
+          <w:rFonts w:hint="default" w:ascii="Times New Roman" w:hAnsi="Times New Roman" w:eastAsia="SimSun" w:cs="Times New Roman"/>
+          <w:b w:val="0"/>
+          <w:bCs w:val="0"/>
+          <w:sz w:val="25"/>
+          <w:szCs w:val="25"/>
+          <w:lang w:val="en-US"/>
+        </w:rPr>
+        <w:t xml:space="preserve">such as </w:t>
+      </w:r>
+      <w:r>
+        <w:rPr>
+          <w:rFonts w:hint="default" w:ascii="Times New Roman" w:hAnsi="Times New Roman" w:eastAsia="SimSun" w:cs="Times New Roman"/>
+          <w:b w:val="0"/>
+          <w:bCs w:val="0"/>
+          <w:sz w:val="25"/>
+          <w:szCs w:val="25"/>
+        </w:rPr>
+        <w:t xml:space="preserve">Pinecone. </w:t>
+      </w:r>
+      <w:r>
+        <w:rPr>
+          <w:rFonts w:hint="default" w:ascii="Times New Roman" w:hAnsi="Times New Roman" w:eastAsia="SimSun" w:cs="Times New Roman"/>
+          <w:b w:val="0"/>
+          <w:bCs w:val="0"/>
+          <w:sz w:val="25"/>
+          <w:szCs w:val="25"/>
+          <w:lang w:val="en-US"/>
+        </w:rPr>
+        <w:t>Consequently, t</w:t>
+      </w:r>
+      <w:r>
+        <w:rPr>
+          <w:rFonts w:hint="default" w:ascii="Times New Roman" w:hAnsi="Times New Roman" w:eastAsia="SimSun" w:cs="Times New Roman"/>
+          <w:b w:val="0"/>
+          <w:bCs w:val="0"/>
+          <w:sz w:val="25"/>
+          <w:szCs w:val="25"/>
+        </w:rPr>
+        <w:t>his transition shifts the system from repetitive inference to a high-performance, memory-enabled framework.</w:t>
+      </w:r>
+    </w:p>
+    <w:p>
+      <w:pPr>
+        <w:pStyle w:val="19"/>
+        <w:keepNext w:val="0"/>
+        <w:keepLines w:val="0"/>
+        <w:widowControl/>
+        <w:numPr>
+          <w:ilvl w:val="0"/>
+          <w:numId w:val="8"/>
+        </w:numPr>
+        <w:suppressLineNumbers w:val="0"/>
+        <w:tabs>
+          <w:tab w:val="clear" w:pos="420"/>
+        </w:tabs>
+        <w:ind w:left="880" w:leftChars="0" w:hanging="420" w:firstLineChars="0"/>
+        <w:jc w:val="both"/>
+        <w:rPr>
+          <w:b w:val="0"/>
+          <w:bCs w:val="0"/>
+          <w:sz w:val="25"/>
+          <w:szCs w:val="25"/>
+        </w:rPr>
+      </w:pPr>
+      <w:r>
+        <w:rPr>
+          <w:b w:val="0"/>
+          <w:bCs w:val="0"/>
+          <w:sz w:val="25"/>
+          <w:szCs w:val="25"/>
+        </w:rPr>
+        <w:t>Semantic Similarity Search: By storing high-dimensional embeddings of known threats, the system can identify similar malicious patterns instantaneously without re-running full model inference.</w:t>
+      </w:r>
+    </w:p>
+    <w:p>
+      <w:pPr>
+        <w:pStyle w:val="19"/>
+        <w:keepNext w:val="0"/>
+        <w:keepLines w:val="0"/>
+        <w:widowControl/>
+        <w:numPr>
+          <w:ilvl w:val="0"/>
+          <w:numId w:val="8"/>
+        </w:numPr>
+        <w:suppressLineNumbers w:val="0"/>
+        <w:tabs>
+          <w:tab w:val="clear" w:pos="420"/>
+        </w:tabs>
+        <w:ind w:left="880" w:leftChars="0" w:hanging="420" w:firstLineChars="0"/>
+        <w:jc w:val="both"/>
+        <w:rPr>
+          <w:b w:val="0"/>
+          <w:bCs w:val="0"/>
+          <w:sz w:val="25"/>
+          <w:szCs w:val="25"/>
+        </w:rPr>
+      </w:pPr>
+      <w:r>
+        <w:rPr>
+          <w:b w:val="0"/>
+          <w:bCs w:val="0"/>
+          <w:sz w:val="25"/>
+          <w:szCs w:val="25"/>
+        </w:rPr>
+        <w:t>Latency Optimization: Vector indexing enables sub-millisecond lookups across millions of records, drastically reducing computational overhead and ensuring real-time responsiveness.</w:t>
+      </w:r>
+    </w:p>
+    <w:p>
+      <w:pPr>
+        <w:pStyle w:val="19"/>
+        <w:keepNext w:val="0"/>
+        <w:keepLines w:val="0"/>
+        <w:widowControl/>
+        <w:numPr>
+          <w:ilvl w:val="0"/>
+          <w:numId w:val="8"/>
+        </w:numPr>
+        <w:suppressLineNumbers w:val="0"/>
+        <w:tabs>
+          <w:tab w:val="clear" w:pos="420"/>
+        </w:tabs>
+        <w:ind w:left="880" w:leftChars="0" w:hanging="420" w:firstLineChars="0"/>
+        <w:jc w:val="both"/>
+        <w:rPr>
+          <w:b w:val="0"/>
+          <w:bCs w:val="0"/>
+          <w:sz w:val="25"/>
+          <w:szCs w:val="25"/>
+        </w:rPr>
+      </w:pPr>
+      <w:r>
+        <w:rPr>
+          <w:b w:val="0"/>
+          <w:bCs w:val="0"/>
+          <w:sz w:val="25"/>
+          <w:szCs w:val="25"/>
+        </w:rPr>
+        <w:t>Self-Evolving Intelligence: This infrastructure facilitates a continuous feedback loop where new confirmed threats are indexed immediately, creating a resilient and up-to-date repository of global threat intelligence.</w:t>
+      </w:r>
+    </w:p>
+    <w:p>
+      <w:pPr>
+        <w:pStyle w:val="3"/>
+        <w:bidi w:val="0"/>
+        <w:rPr>
+          <w:b w:val="0"/>
+          <w:bCs w:val="0"/>
+          <w:sz w:val="25"/>
+          <w:szCs w:val="25"/>
+        </w:rPr>
+      </w:pPr>
+      <w:r>
+        <w:rPr>
+          <w:rFonts w:hint="default" w:cs="Times New Roman"/>
+          <w:sz w:val="28"/>
+          <w:szCs w:val="28"/>
+          <w:lang w:val="en-US"/>
+        </w:rPr>
+        <w:t>4.3</w:t>
+      </w:r>
+      <w:r>
+        <w:rPr>
+          <w:rFonts w:hint="default" w:ascii="Times New Roman" w:hAnsi="Times New Roman" w:cs="Times New Roman"/>
+          <w:sz w:val="28"/>
+          <w:szCs w:val="28"/>
+          <w:lang w:val="en-US"/>
+        </w:rPr>
+        <w:t xml:space="preserve"> </w:t>
+      </w:r>
+      <w:r>
+        <w:rPr>
+          <w:rFonts w:hint="default" w:ascii="Times New Roman" w:hAnsi="Times New Roman" w:cs="Times New Roman"/>
+          <w:b/>
+          <w:bCs/>
+          <w:color w:val="auto"/>
+          <w:sz w:val="28"/>
+          <w:szCs w:val="28"/>
+          <w:highlight w:val="none"/>
+          <w:shd w:val="clear" w:color="auto" w:fill="auto"/>
+          <w:lang w:val="en-US"/>
+        </w:rPr>
+        <w:t>Explainable AI (XAI) for User Trust</w:t>
+      </w:r>
+    </w:p>
+    <w:p>
+      <w:pPr>
+        <w:jc w:val="both"/>
+        <w:rPr>
+          <w:rFonts w:hint="default" w:ascii="Times New Roman" w:hAnsi="Times New Roman" w:cs="Times New Roman"/>
+          <w:b w:val="0"/>
+          <w:bCs w:val="0"/>
+          <w:sz w:val="25"/>
+          <w:szCs w:val="25"/>
+          <w:lang w:val="en-US"/>
+        </w:rPr>
+      </w:pPr>
+      <w:r>
+        <w:rPr>
+          <w:rFonts w:hint="default" w:ascii="Times New Roman" w:hAnsi="Times New Roman" w:eastAsia="SimSun" w:cs="Times New Roman"/>
+          <w:b w:val="0"/>
+          <w:bCs w:val="0"/>
+          <w:sz w:val="25"/>
+          <w:szCs w:val="25"/>
+          <w:lang w:val="en-US"/>
+        </w:rPr>
+        <w:t>Then</w:t>
+      </w:r>
+      <w:r>
+        <w:rPr>
+          <w:rFonts w:hint="default" w:ascii="Times New Roman" w:hAnsi="Times New Roman" w:eastAsia="SimSun" w:cs="Times New Roman"/>
+          <w:b w:val="0"/>
+          <w:bCs w:val="0"/>
+          <w:sz w:val="25"/>
+          <w:szCs w:val="25"/>
+        </w:rPr>
+        <w:t>, our website faces limitations in capturing complex linguistic structures. By addressing these challenges, the next phase of development will focus on integrating Explainable AI (XAI) frameworks to demystify the model's decision-making process and provide verifiable security insights</w:t>
+      </w:r>
+    </w:p>
+    <w:p>
+      <w:pPr>
+        <w:pStyle w:val="19"/>
+        <w:keepNext w:val="0"/>
+        <w:keepLines w:val="0"/>
+        <w:widowControl/>
+        <w:numPr>
+          <w:ilvl w:val="0"/>
+          <w:numId w:val="8"/>
+        </w:numPr>
+        <w:suppressLineNumbers w:val="0"/>
+        <w:tabs>
+          <w:tab w:val="clear" w:pos="420"/>
+        </w:tabs>
+        <w:ind w:left="880" w:leftChars="0" w:hanging="420" w:firstLineChars="0"/>
+        <w:jc w:val="both"/>
+        <w:rPr>
+          <w:b w:val="0"/>
+          <w:bCs w:val="0"/>
+          <w:sz w:val="25"/>
+          <w:szCs w:val="25"/>
+        </w:rPr>
+      </w:pPr>
+      <w:r>
+        <w:rPr>
+          <w:b w:val="0"/>
+          <w:bCs w:val="0"/>
+          <w:sz w:val="25"/>
+          <w:szCs w:val="25"/>
+        </w:rPr>
+        <w:t>Feature Importance Heatmaps: Integration of frameworks like SHAP or LIME will enable the UI to highlight specific linguistic patterns that triggered a high-risk score, ensuring transparency over arbitrary verdicts.</w:t>
+      </w:r>
+    </w:p>
+    <w:p>
+      <w:pPr>
+        <w:pStyle w:val="19"/>
+        <w:keepNext w:val="0"/>
+        <w:keepLines w:val="0"/>
+        <w:widowControl/>
+        <w:numPr>
+          <w:ilvl w:val="0"/>
+          <w:numId w:val="8"/>
+        </w:numPr>
+        <w:suppressLineNumbers w:val="0"/>
+        <w:tabs>
+          <w:tab w:val="clear" w:pos="420"/>
+        </w:tabs>
+        <w:ind w:left="880" w:leftChars="0" w:hanging="420" w:firstLineChars="0"/>
+        <w:jc w:val="both"/>
+        <w:rPr>
+          <w:b w:val="0"/>
+          <w:bCs w:val="0"/>
+          <w:sz w:val="25"/>
+          <w:szCs w:val="25"/>
+        </w:rPr>
+      </w:pPr>
+      <w:r>
+        <w:rPr>
+          <w:b w:val="0"/>
+          <w:bCs w:val="0"/>
+          <w:sz w:val="25"/>
+          <w:szCs w:val="25"/>
+        </w:rPr>
+        <w:t>User Education: Providing local explanations for individual predictions transforms TruthGuard into an educational platform, reducing user skepticism through logical evidence.</w:t>
+      </w:r>
+    </w:p>
+    <w:p>
+      <w:pPr>
+        <w:pStyle w:val="19"/>
+        <w:keepNext w:val="0"/>
+        <w:keepLines w:val="0"/>
+        <w:widowControl/>
+        <w:numPr>
+          <w:ilvl w:val="0"/>
+          <w:numId w:val="8"/>
+        </w:numPr>
+        <w:suppressLineNumbers w:val="0"/>
+        <w:tabs>
+          <w:tab w:val="clear" w:pos="420"/>
+        </w:tabs>
+        <w:ind w:left="880" w:leftChars="0" w:hanging="420" w:firstLineChars="0"/>
+        <w:jc w:val="both"/>
+        <w:rPr>
+          <w:rFonts w:hint="default" w:ascii="Times New Roman" w:hAnsi="Times New Roman" w:eastAsia="SimSun" w:cs="Times New Roman"/>
+          <w:b w:val="0"/>
+          <w:bCs w:val="0"/>
+          <w:i w:val="0"/>
+          <w:iCs w:val="0"/>
+          <w:sz w:val="25"/>
+          <w:szCs w:val="25"/>
+          <w:lang w:val="en-US"/>
+        </w:rPr>
+      </w:pPr>
+      <w:r>
+        <w:rPr>
+          <w:b w:val="0"/>
+          <w:bCs w:val="0"/>
+          <w:sz w:val="25"/>
+          <w:szCs w:val="25"/>
+        </w:rPr>
+        <w:t>Bias Mitigation: XAI tools allow for continuous auditing of the model's internal weighting, ensuring the system remains objective and free from unintended linguistic biases.</w:t>
+      </w:r>
+    </w:p>
+    <w:p>
+      <w:pPr>
+        <w:pStyle w:val="3"/>
+        <w:bidi w:val="0"/>
+        <w:rPr>
+          <w:rFonts w:hint="default" w:ascii="Times New Roman" w:hAnsi="Times New Roman"/>
+          <w:sz w:val="28"/>
+          <w:szCs w:val="28"/>
+          <w:lang w:val="en-US"/>
+        </w:rPr>
+      </w:pPr>
+      <w:r>
+        <w:rPr>
+          <w:rFonts w:hint="default" w:cs="Times New Roman"/>
+          <w:sz w:val="28"/>
+          <w:szCs w:val="28"/>
+          <w:lang w:val="en-US"/>
+        </w:rPr>
+        <w:t>4.4</w:t>
+      </w:r>
+      <w:r>
+        <w:rPr>
+          <w:rFonts w:hint="default" w:ascii="Times New Roman" w:hAnsi="Times New Roman" w:cs="Times New Roman"/>
+          <w:sz w:val="28"/>
+          <w:szCs w:val="28"/>
+          <w:lang w:val="en-US"/>
+        </w:rPr>
+        <w:t xml:space="preserve"> </w:t>
+      </w:r>
+      <w:r>
+        <w:rPr>
+          <w:rFonts w:hint="default" w:ascii="Times New Roman" w:hAnsi="Times New Roman"/>
+          <w:sz w:val="28"/>
+          <w:szCs w:val="28"/>
+          <w:lang w:val="en-US"/>
+        </w:rPr>
+        <w:t>Multi-Model Expansion and Edge Deployment</w:t>
+      </w:r>
+    </w:p>
+    <w:p>
+      <w:pPr>
+        <w:jc w:val="both"/>
+        <w:rPr>
+          <w:rFonts w:hint="default" w:ascii="Times New Roman" w:hAnsi="Times New Roman" w:cs="Times New Roman"/>
+          <w:sz w:val="25"/>
+          <w:szCs w:val="25"/>
+          <w:lang w:val="en-US"/>
+        </w:rPr>
+      </w:pPr>
+      <w:r>
+        <w:rPr>
+          <w:rFonts w:hint="default" w:ascii="Times New Roman" w:hAnsi="Times New Roman" w:cs="Times New Roman"/>
+          <w:sz w:val="25"/>
+          <w:szCs w:val="25"/>
+          <w:lang w:val="en-US"/>
+        </w:rPr>
+        <w:t>Finally, our team aims to expand beyond text analysis toward multi-modal detection and localized edge processing to provide a comprehensive security suite. Consequently, this strategic shift ensures TruthGuard remains resilient against diverse threat vectors while maintaining near-instantaneous responsiveness.</w:t>
+      </w:r>
+    </w:p>
+    <w:p>
+      <w:pPr>
+        <w:numPr>
+          <w:ilvl w:val="0"/>
+          <w:numId w:val="9"/>
+        </w:numPr>
+        <w:tabs>
+          <w:tab w:val="clear" w:pos="420"/>
+        </w:tabs>
+        <w:ind w:left="880" w:leftChars="0" w:hanging="420" w:firstLineChars="0"/>
+        <w:jc w:val="both"/>
+        <w:rPr>
+          <w:rFonts w:hint="default" w:ascii="Times New Roman" w:hAnsi="Times New Roman" w:cs="Times New Roman"/>
+          <w:sz w:val="25"/>
+          <w:szCs w:val="25"/>
+          <w:lang w:val="en-US"/>
+        </w:rPr>
+      </w:pPr>
+      <w:r>
+        <w:rPr>
+          <w:rFonts w:hint="default" w:ascii="Times New Roman" w:hAnsi="Times New Roman" w:cs="Times New Roman"/>
+          <w:sz w:val="25"/>
+          <w:szCs w:val="25"/>
+          <w:lang w:val="en-US"/>
+        </w:rPr>
+        <w:t>Multi-Modal Detection: Future iterations will incorporate the ability to analyze images and metadata within suspicious links. By integrating Computer Vision (CV) models, TruthGuard can identify visual phishing cues or malicious QR codes, offering a unified defense against diverse threat vectors.</w:t>
+      </w:r>
+    </w:p>
+    <w:p>
+      <w:pPr>
+        <w:numPr>
+          <w:ilvl w:val="0"/>
+          <w:numId w:val="9"/>
+        </w:numPr>
+        <w:tabs>
+          <w:tab w:val="clear" w:pos="420"/>
+        </w:tabs>
+        <w:ind w:left="880" w:leftChars="0" w:hanging="420" w:firstLineChars="0"/>
+        <w:jc w:val="both"/>
+        <w:rPr>
+          <w:rFonts w:hint="default" w:ascii="Times New Roman" w:hAnsi="Times New Roman" w:cs="Times New Roman"/>
+          <w:sz w:val="25"/>
+          <w:szCs w:val="25"/>
+          <w:lang w:val="en-US"/>
+        </w:rPr>
+      </w:pPr>
+      <w:r>
+        <w:rPr>
+          <w:rFonts w:hint="default" w:ascii="Times New Roman" w:hAnsi="Times New Roman" w:cs="Times New Roman"/>
+          <w:sz w:val="25"/>
+          <w:szCs w:val="25"/>
+          <w:lang w:val="en-US"/>
+        </w:rPr>
+        <w:t>Edge-Side Processing: By leveraging TensorFlow.js or ONNX Runtime, lightweight versions of the detection models can be deployed directly to the user's browser. This "Edge Deployment" reduces dependency on constant backend communication, ensuring near-instantaneous analysis while enhancing user data privacy.</w:t>
+      </w:r>
+    </w:p>
+    <w:p>
+      <w:pPr>
+        <w:numPr>
+          <w:ilvl w:val="0"/>
+          <w:numId w:val="9"/>
+        </w:numPr>
+        <w:tabs>
+          <w:tab w:val="clear" w:pos="420"/>
+        </w:tabs>
+        <w:ind w:left="880" w:leftChars="0" w:hanging="420" w:firstLineChars="0"/>
+        <w:jc w:val="both"/>
+        <w:rPr>
+          <w:rFonts w:hint="default" w:ascii="Times New Roman" w:hAnsi="Times New Roman" w:cs="Times New Roman"/>
+          <w:sz w:val="25"/>
+          <w:szCs w:val="25"/>
+          <w:lang w:val="en-US"/>
+        </w:rPr>
+      </w:pPr>
+      <w:r>
+        <w:rPr>
+          <w:rFonts w:hint="default" w:ascii="Times New Roman" w:hAnsi="Times New Roman" w:cs="Times New Roman"/>
+          <w:sz w:val="25"/>
+          <w:szCs w:val="25"/>
+          <w:lang w:val="en-US"/>
+        </w:rPr>
+        <w:t>Browser Extension Integration: To transition from a standalone web app to a proactive security companion, a dedicated browser extension will be developed. This will allow TruthGuard to scan active tabs and incoming emails in real-time, providing an extra layer of "always-on" protection for the user's digital environment.</w:t>
+      </w:r>
+    </w:p>
+    <w:p>
+      <w:pPr>
+        <w:pStyle w:val="3"/>
+        <w:bidi w:val="0"/>
+        <w:rPr>
+          <w:rFonts w:hint="default" w:ascii="Times New Roman" w:hAnsi="Times New Roman" w:eastAsia="SimSun" w:cs="Times New Roman"/>
+          <w:sz w:val="28"/>
+          <w:szCs w:val="28"/>
+        </w:rPr>
+      </w:pPr>
+      <w:r>
+        <w:rPr>
+          <w:rFonts w:hint="default" w:ascii="Times New Roman" w:hAnsi="Times New Roman" w:cs="Times New Roman"/>
+          <w:sz w:val="28"/>
+          <w:szCs w:val="28"/>
+          <w:lang w:val="en-US"/>
+        </w:rPr>
+        <w:t xml:space="preserve">4.5 </w:t>
+      </w:r>
+      <w:r>
+        <w:rPr>
+          <w:rFonts w:hint="default" w:ascii="Times New Roman" w:hAnsi="Times New Roman" w:eastAsia="SimSun" w:cs="Times New Roman"/>
+          <w:sz w:val="28"/>
+          <w:szCs w:val="28"/>
+        </w:rPr>
+        <w:t>AWS Architecture Migration</w:t>
+      </w:r>
+    </w:p>
+    <w:p>
+      <w:pPr>
+        <w:rPr>
+          <w:rFonts w:hint="default"/>
+          <w:lang w:val="en-US"/>
+        </w:rPr>
+      </w:pPr>
+      <w:r>
+        <w:rPr>
+          <w:rFonts w:hint="default"/>
+          <w:lang w:val="en-US"/>
+        </w:rPr>
+        <w:drawing>
+          <wp:anchor distT="0" distB="0" distL="114300" distR="114300" simplePos="0" relativeHeight="251666432" behindDoc="0" locked="0" layoutInCell="1" allowOverlap="1">
+            <wp:simplePos x="0" y="0"/>
+            <wp:positionH relativeFrom="column">
+              <wp:posOffset>417195</wp:posOffset>
+            </wp:positionH>
+            <wp:positionV relativeFrom="paragraph">
+              <wp:posOffset>30480</wp:posOffset>
+            </wp:positionV>
+            <wp:extent cx="4443730" cy="2962910"/>
+            <wp:effectExtent l="0" t="0" r="6350" b="8890"/>
+            <wp:wrapSquare wrapText="bothSides"/>
+            <wp:docPr id="3" name="Picture 3" descr="ChatGPT Image 20_26_53 11 thg 4, 2026"/>
+            <wp:cNvGraphicFramePr>
+              <a:graphicFrameLocks xmlns:a="http://schemas.openxmlformats.org/drawingml/2006/main" noChangeAspect="1"/>
+            </wp:cNvGraphicFramePr>
+            <a:graphic xmlns:a="http://schemas.openxmlformats.org/drawingml/2006/main">
+              <a:graphicData uri="http://schemas.openxmlformats.org/drawingml/2006/picture">
+                <pic:pic xmlns:pic="http://schemas.openxmlformats.org/drawingml/2006/picture">
+                  <pic:nvPicPr>
+                    <pic:cNvPr id="3" name="Picture 3" descr="ChatGPT Image 20_26_53 11 thg 4, 2026"/>
+                    <pic:cNvPicPr>
+                      <a:picLocks noChangeAspect="1"/>
+                    </pic:cNvPicPr>
+                  </pic:nvPicPr>
+                  <pic:blipFill>
+                    <a:blip r:embed="rId15"/>
+                    <a:stretch>
+                      <a:fillRect/>
+                    </a:stretch>
+                  </pic:blipFill>
+                  <pic:spPr>
+                    <a:xfrm>
+                      <a:off x="0" y="0"/>
+                      <a:ext cx="4443730" cy="2962910"/>
+                    </a:xfrm>
+                    <a:prstGeom prst="rect">
+                      <a:avLst/>
+                    </a:prstGeom>
+                  </pic:spPr>
+                </pic:pic>
+              </a:graphicData>
+            </a:graphic>
+          </wp:anchor>
+        </w:drawing>
       </w:r>
     </w:p>
     <w:p>
@@ -7043,57 +8910,11 @@
           <w:rFonts w:hint="default" w:ascii="Times New Roman" w:hAnsi="Times New Roman" w:cs="Times New Roman"/>
           <w:b w:val="0"/>
           <w:bCs w:val="0"/>
-          <w:i w:val="0"/>
-          <w:iCs w:val="0"/>
-          <w:sz w:val="25"/>
-          <w:szCs w:val="25"/>
-          <w:lang w:val="en-US"/>
-        </w:rPr>
-      </w:pPr>
-      <w:r>
-        <w:rPr>
-          <w:rFonts w:hint="default" w:ascii="Times New Roman" w:hAnsi="Times New Roman" w:cs="Times New Roman"/>
-          <w:b w:val="0"/>
-          <w:bCs w:val="0"/>
-          <w:sz w:val="25"/>
-          <w:szCs w:val="25"/>
-          <w:lang w:val="en-US"/>
-        </w:rPr>
-        <w:t>Finally, t</w:t>
-      </w:r>
-      <w:r>
-        <w:rPr>
-          <w:rFonts w:hint="default" w:ascii="Times New Roman" w:hAnsi="Times New Roman" w:eastAsia="SimSun" w:cs="Times New Roman"/>
-          <w:b w:val="0"/>
-          <w:bCs w:val="0"/>
-          <w:sz w:val="25"/>
-          <w:szCs w:val="25"/>
-        </w:rPr>
-        <w:t xml:space="preserve">he frontend integration successfully converts complex AI data into a user-centric security dashboard. By leveraging Vue.js’s reactive architecture and dynamic visualization tools, the system provides a transparent, real-time view of threat analysis. </w:t>
-      </w:r>
-      <w:r>
-        <w:rPr>
-          <w:rFonts w:hint="default" w:ascii="Times New Roman" w:hAnsi="Times New Roman" w:eastAsia="SimSun" w:cs="Times New Roman"/>
-          <w:b w:val="0"/>
-          <w:bCs w:val="0"/>
-          <w:sz w:val="25"/>
-          <w:szCs w:val="25"/>
-          <w:lang w:val="en-US"/>
-        </w:rPr>
-        <w:t>Conseuqently, t</w:t>
-      </w:r>
-      <w:bookmarkStart w:id="9" w:name="_GoBack"/>
-      <w:bookmarkEnd w:id="9"/>
-      <w:r>
-        <w:rPr>
-          <w:rFonts w:hint="default" w:ascii="Times New Roman" w:hAnsi="Times New Roman" w:eastAsia="SimSun" w:cs="Times New Roman"/>
-          <w:b w:val="0"/>
-          <w:bCs w:val="0"/>
-          <w:sz w:val="25"/>
-          <w:szCs w:val="25"/>
-        </w:rPr>
-        <w:t>his synergy between the Input Intelligence Hub and the Result Visualization Layer ensures that high-fidelity security insights are not only accurate but also actionable, bridging the gap between advanced data science and practical user safety.</w:t>
-      </w:r>
+          <w:sz w:val="25"/>
+          <w:szCs w:val="25"/>
+          <w:lang w:val="en-US"/>
+        </w:rPr>
+      </w:pPr>
     </w:p>
     <w:p>
       <w:pPr>
@@ -7101,25 +8922,140 @@
         <w:keepNext w:val="0"/>
         <w:keepLines w:val="0"/>
         <w:widowControl/>
+        <w:numPr>
+          <w:numId w:val="0"/>
+        </w:numPr>
         <w:suppressLineNumbers w:val="0"/>
         <w:jc w:val="both"/>
         <w:rPr>
-          <w:rFonts w:hint="default" w:ascii="Times New Roman" w:hAnsi="Times New Roman" w:eastAsia="SimSun" w:cs="Times New Roman"/>
-          <w:b w:val="0"/>
-          <w:bCs w:val="0"/>
-          <w:i w:val="0"/>
-          <w:iCs w:val="0"/>
-          <w:sz w:val="25"/>
-          <w:szCs w:val="25"/>
-          <w:lang w:val="en-US"/>
-        </w:rPr>
-      </w:pPr>
-    </w:p>
-    <w:p>
-      <w:pPr>
-        <w:jc w:val="both"/>
-        <w:rPr>
-          <w:rFonts w:hint="default" w:ascii="Times New Roman" w:hAnsi="Times New Roman" w:eastAsia="SimSun" w:cs="Times New Roman"/>
+          <w:rFonts w:hint="default" w:ascii="Times New Roman" w:hAnsi="Times New Roman" w:cs="Times New Roman"/>
+          <w:b w:val="0"/>
+          <w:bCs w:val="0"/>
+          <w:sz w:val="25"/>
+          <w:szCs w:val="25"/>
+          <w:lang w:val="en-US"/>
+        </w:rPr>
+      </w:pPr>
+    </w:p>
+    <w:p>
+      <w:pPr>
+        <w:pStyle w:val="19"/>
+        <w:keepNext w:val="0"/>
+        <w:keepLines w:val="0"/>
+        <w:widowControl/>
+        <w:numPr>
+          <w:numId w:val="0"/>
+        </w:numPr>
+        <w:suppressLineNumbers w:val="0"/>
+        <w:jc w:val="both"/>
+        <w:rPr>
+          <w:rFonts w:hint="default" w:ascii="Times New Roman" w:hAnsi="Times New Roman" w:cs="Times New Roman"/>
+          <w:b w:val="0"/>
+          <w:bCs w:val="0"/>
+          <w:sz w:val="25"/>
+          <w:szCs w:val="25"/>
+          <w:lang w:val="en-US"/>
+        </w:rPr>
+      </w:pPr>
+      <w:r>
+        <w:rPr>
+          <w:rFonts w:hint="default" w:ascii="Times New Roman" w:hAnsi="Times New Roman" w:cs="Times New Roman"/>
+          <w:b w:val="0"/>
+          <w:bCs w:val="0"/>
+          <w:sz w:val="25"/>
+          <w:szCs w:val="25"/>
+          <w:lang w:val="en-US"/>
+        </w:rPr>
+        <w:br w:type="textWrapping"/>
+      </w:r>
+      <w:r>
+        <w:rPr>
+          <w:rFonts w:hint="default" w:ascii="Times New Roman" w:hAnsi="Times New Roman" w:cs="Times New Roman"/>
+          <w:b w:val="0"/>
+          <w:bCs w:val="0"/>
+          <w:sz w:val="25"/>
+          <w:szCs w:val="25"/>
+          <w:lang w:val="en-US"/>
+        </w:rPr>
+        <w:br w:type="textWrapping"/>
+      </w:r>
+    </w:p>
+    <w:p>
+      <w:pPr>
+        <w:pStyle w:val="19"/>
+        <w:keepNext w:val="0"/>
+        <w:keepLines w:val="0"/>
+        <w:widowControl/>
+        <w:numPr>
+          <w:numId w:val="0"/>
+        </w:numPr>
+        <w:suppressLineNumbers w:val="0"/>
+        <w:jc w:val="both"/>
+        <w:rPr>
+          <w:rFonts w:hint="default" w:ascii="Times New Roman" w:hAnsi="Times New Roman" w:cs="Times New Roman"/>
+          <w:b w:val="0"/>
+          <w:bCs w:val="0"/>
+          <w:sz w:val="25"/>
+          <w:szCs w:val="25"/>
+          <w:lang w:val="en-US"/>
+        </w:rPr>
+      </w:pPr>
+    </w:p>
+    <w:p>
+      <w:pPr>
+        <w:pStyle w:val="19"/>
+        <w:keepNext w:val="0"/>
+        <w:keepLines w:val="0"/>
+        <w:widowControl/>
+        <w:numPr>
+          <w:numId w:val="0"/>
+        </w:numPr>
+        <w:suppressLineNumbers w:val="0"/>
+        <w:jc w:val="both"/>
+        <w:rPr>
+          <w:rFonts w:hint="default" w:ascii="Times New Roman" w:hAnsi="Times New Roman" w:cs="Times New Roman"/>
+          <w:b w:val="0"/>
+          <w:bCs w:val="0"/>
+          <w:sz w:val="25"/>
+          <w:szCs w:val="25"/>
+          <w:lang w:val="en-US"/>
+        </w:rPr>
+      </w:pPr>
+    </w:p>
+    <w:p>
+      <w:pPr>
+        <w:pStyle w:val="19"/>
+        <w:keepNext w:val="0"/>
+        <w:keepLines w:val="0"/>
+        <w:widowControl/>
+        <w:numPr>
+          <w:numId w:val="0"/>
+        </w:numPr>
+        <w:suppressLineNumbers w:val="0"/>
+        <w:jc w:val="both"/>
+        <w:rPr>
+          <w:rFonts w:hint="default" w:ascii="Times New Roman" w:hAnsi="Times New Roman" w:cs="Times New Roman"/>
+          <w:b w:val="0"/>
+          <w:bCs w:val="0"/>
+          <w:sz w:val="25"/>
+          <w:szCs w:val="25"/>
+          <w:lang w:val="en-US"/>
+        </w:rPr>
+      </w:pPr>
+    </w:p>
+    <w:p>
+      <w:pPr>
+        <w:pStyle w:val="19"/>
+        <w:keepNext w:val="0"/>
+        <w:keepLines w:val="0"/>
+        <w:widowControl/>
+        <w:numPr>
+          <w:numId w:val="0"/>
+        </w:numPr>
+        <w:suppressLineNumbers w:val="0"/>
+        <w:jc w:val="center"/>
+        <w:rPr>
+          <w:rFonts w:hint="default" w:ascii="Times New Roman" w:hAnsi="Times New Roman" w:cs="Times New Roman"/>
           <w:b/>
           <w:bCs/>
           <w:i/>
@@ -7129,6 +9065,280 @@
           <w:lang w:val="en-US"/>
         </w:rPr>
       </w:pPr>
+      <w:r>
+        <w:rPr>
+          <w:rFonts w:hint="default" w:ascii="Times New Roman" w:hAnsi="Times New Roman" w:cs="Times New Roman"/>
+          <w:b w:val="0"/>
+          <w:bCs w:val="0"/>
+          <w:sz w:val="25"/>
+          <w:szCs w:val="25"/>
+          <w:lang w:val="en-US"/>
+        </w:rPr>
+        <w:br w:type="textWrapping"/>
+      </w:r>
+    </w:p>
+    <w:p>
+      <w:pPr>
+        <w:pStyle w:val="19"/>
+        <w:keepNext w:val="0"/>
+        <w:keepLines w:val="0"/>
+        <w:widowControl/>
+        <w:numPr>
+          <w:numId w:val="0"/>
+        </w:numPr>
+        <w:suppressLineNumbers w:val="0"/>
+        <w:jc w:val="center"/>
+        <w:rPr>
+          <w:rFonts w:hint="default" w:ascii="Times New Roman" w:hAnsi="Times New Roman" w:cs="Times New Roman"/>
+          <w:b/>
+          <w:bCs/>
+          <w:i/>
+          <w:iCs/>
+          <w:sz w:val="21"/>
+          <w:szCs w:val="21"/>
+          <w:lang w:val="en-US"/>
+        </w:rPr>
+      </w:pPr>
+      <w:r>
+        <w:rPr>
+          <w:rFonts w:hint="default" w:ascii="Times New Roman" w:hAnsi="Times New Roman" w:cs="Times New Roman"/>
+          <w:b/>
+          <w:bCs/>
+          <w:i/>
+          <w:iCs/>
+          <w:sz w:val="21"/>
+          <w:szCs w:val="21"/>
+          <w:lang w:val="en-US"/>
+        </w:rPr>
+        <w:t xml:space="preserve">Figure 8: </w:t>
+      </w:r>
+      <w:r>
+        <w:rPr>
+          <w:rFonts w:hint="default" w:ascii="Times New Roman" w:hAnsi="Times New Roman" w:eastAsia="SimSun" w:cs="Times New Roman"/>
+          <w:b/>
+          <w:bCs/>
+          <w:i/>
+          <w:iCs/>
+          <w:sz w:val="21"/>
+          <w:szCs w:val="21"/>
+        </w:rPr>
+        <w:t>Proposed Cloud-Native Architecture for TruthGuard on AWS</w:t>
+      </w:r>
+    </w:p>
+    <w:p>
+      <w:pPr>
+        <w:pStyle w:val="19"/>
+        <w:keepNext w:val="0"/>
+        <w:keepLines w:val="0"/>
+        <w:widowControl/>
+        <w:numPr>
+          <w:numId w:val="0"/>
+        </w:numPr>
+        <w:suppressLineNumbers w:val="0"/>
+        <w:jc w:val="both"/>
+        <w:rPr>
+          <w:rFonts w:hint="default" w:ascii="Times New Roman" w:hAnsi="Times New Roman" w:cs="Times New Roman"/>
+          <w:b w:val="0"/>
+          <w:bCs w:val="0"/>
+          <w:sz w:val="25"/>
+          <w:szCs w:val="25"/>
+          <w:lang w:val="en-US"/>
+        </w:rPr>
+      </w:pPr>
+      <w:r>
+        <w:rPr>
+          <w:rFonts w:hint="default" w:ascii="Times New Roman" w:hAnsi="Times New Roman" w:cs="Times New Roman"/>
+          <w:b w:val="0"/>
+          <w:bCs w:val="0"/>
+          <w:sz w:val="25"/>
+          <w:szCs w:val="25"/>
+          <w:lang w:val="en-US"/>
+        </w:rPr>
+        <w:t xml:space="preserve">Finally, for transforming </w:t>
+      </w:r>
+      <w:r>
+        <w:rPr>
+          <w:rFonts w:hint="default" w:ascii="Times New Roman" w:hAnsi="Times New Roman" w:eastAsia="SimSun" w:cs="Times New Roman"/>
+          <w:b w:val="0"/>
+          <w:bCs w:val="0"/>
+          <w:sz w:val="25"/>
+          <w:szCs w:val="25"/>
+        </w:rPr>
+        <w:t>TruthGuard into a production-ready enterprise solution, the architecture will transition to a fully managed Amazon Web Services (AWS) ecosystem. This strategic migration ensures high availability, automated scaling, and global deployment through a three-tier serverless framework.</w:t>
+      </w:r>
+    </w:p>
+    <w:p>
+      <w:pPr>
+        <w:pStyle w:val="19"/>
+        <w:keepNext w:val="0"/>
+        <w:keepLines w:val="0"/>
+        <w:widowControl/>
+        <w:numPr>
+          <w:ilvl w:val="0"/>
+          <w:numId w:val="10"/>
+        </w:numPr>
+        <w:suppressLineNumbers w:val="0"/>
+        <w:tabs>
+          <w:tab w:val="clear" w:pos="420"/>
+        </w:tabs>
+        <w:ind w:left="880" w:leftChars="0" w:hanging="420" w:firstLineChars="0"/>
+        <w:jc w:val="both"/>
+        <w:rPr>
+          <w:b w:val="0"/>
+          <w:bCs w:val="0"/>
+        </w:rPr>
+      </w:pPr>
+      <w:r>
+        <w:rPr>
+          <w:b w:val="0"/>
+          <w:bCs w:val="0"/>
+        </w:rPr>
+        <w:t>Frontend &amp; Security Layer: The Vue.js application will be hosted on Amazon S3 and distributed globally via Amazon CloudFront. This ensures sub-millisecond latency for users worldwide, while AWS WAF provides a robust firewall against common web vulnerabilities.</w:t>
+      </w:r>
+    </w:p>
+    <w:p>
+      <w:pPr>
+        <w:pStyle w:val="19"/>
+        <w:keepNext w:val="0"/>
+        <w:keepLines w:val="0"/>
+        <w:widowControl/>
+        <w:numPr>
+          <w:ilvl w:val="0"/>
+          <w:numId w:val="10"/>
+        </w:numPr>
+        <w:suppressLineNumbers w:val="0"/>
+        <w:tabs>
+          <w:tab w:val="clear" w:pos="420"/>
+        </w:tabs>
+        <w:ind w:left="880" w:leftChars="0" w:hanging="420" w:firstLineChars="0"/>
+        <w:jc w:val="both"/>
+        <w:rPr>
+          <w:b w:val="0"/>
+          <w:bCs w:val="0"/>
+        </w:rPr>
+      </w:pPr>
+      <w:r>
+        <w:rPr>
+          <w:b w:val="0"/>
+          <w:bCs w:val="0"/>
+        </w:rPr>
+        <w:t>Logic &amp; AI Inference Layer: By leveraging AWS Lambda and Amazon API Gateway, the system achieves a serverless "Logic Controller" environment. This connects directly to Amazon SageMaker, which serves as the core inference engine for BERT and other complex machine learning models, scaling compute resources dynamically based on traffic.</w:t>
+      </w:r>
+    </w:p>
+    <w:p>
+      <w:pPr>
+        <w:pStyle w:val="19"/>
+        <w:keepNext w:val="0"/>
+        <w:keepLines w:val="0"/>
+        <w:widowControl/>
+        <w:numPr>
+          <w:ilvl w:val="0"/>
+          <w:numId w:val="10"/>
+        </w:numPr>
+        <w:suppressLineNumbers w:val="0"/>
+        <w:tabs>
+          <w:tab w:val="clear" w:pos="420"/>
+        </w:tabs>
+        <w:ind w:left="880" w:leftChars="0" w:hanging="420" w:firstLineChars="0"/>
+        <w:jc w:val="both"/>
+        <w:rPr>
+          <w:b w:val="0"/>
+          <w:bCs w:val="0"/>
+        </w:rPr>
+      </w:pPr>
+      <w:r>
+        <w:rPr>
+          <w:b w:val="0"/>
+          <w:bCs w:val="0"/>
+        </w:rPr>
+        <w:t>Data &amp; Knowledge Layer: The infrastructure utilizes a dual-database approach. Amazon DynamoDB stores structured user logs and threat history, while a specialized Vector Database enables "Semantic Similarity Search" to instantaneously identify recurring malicious patterns without re-running full model inference.</w:t>
+      </w:r>
+    </w:p>
+    <w:p>
+      <w:pPr>
+        <w:jc w:val="both"/>
+        <w:rPr>
+          <w:rFonts w:hint="default" w:ascii="Times New Roman" w:hAnsi="Times New Roman" w:eastAsia="SimSun" w:cs="Times New Roman"/>
+          <w:b w:val="0"/>
+          <w:bCs w:val="0"/>
+          <w:i/>
+          <w:iCs/>
+          <w:sz w:val="25"/>
+          <w:szCs w:val="25"/>
+          <w:lang w:val="en-US"/>
+        </w:rPr>
+      </w:pPr>
+      <w:r>
+        <w:rPr>
+          <w:rFonts w:hint="default" w:ascii="Times New Roman" w:hAnsi="Times New Roman" w:eastAsia="SimSun" w:cs="Times New Roman"/>
+          <w:b w:val="0"/>
+          <w:bCs w:val="0"/>
+          <w:sz w:val="25"/>
+          <w:szCs w:val="25"/>
+        </w:rPr>
+        <w:t>In conclusion, these enhancements transition TruthGuard from a functional prototype to an enterprise-grade ecosystem. By integrating Transformer-based models with a scalable AWS architecture, the platform ensures high-performance detection and global reliability. Furthermore, the adoption of Explainable AI and multi-modal capabilities provides a transparent, adaptive, and comprehensive defense mechanism, solidifying TruthGuard’s resilience against the evolving complexities of digital misinformation</w:t>
+      </w:r>
+    </w:p>
+    <w:p>
+      <w:pPr>
+        <w:pStyle w:val="2"/>
+        <w:bidi w:val="0"/>
+        <w:rPr>
+          <w:rFonts w:hint="default" w:cs="Times New Roman"/>
+          <w:lang w:val="en-US"/>
+        </w:rPr>
+      </w:pPr>
+      <w:r>
+        <w:rPr>
+          <w:rFonts w:hint="default" w:ascii="Times New Roman" w:hAnsi="Times New Roman" w:cs="Times New Roman"/>
+          <w:lang w:val="en-US"/>
+        </w:rPr>
+        <w:t xml:space="preserve">Part </w:t>
+      </w:r>
+      <w:r>
+        <w:rPr>
+          <w:rFonts w:hint="default" w:cs="Times New Roman"/>
+          <w:lang w:val="en-US"/>
+        </w:rPr>
+        <w:t>E</w:t>
+      </w:r>
+      <w:r>
+        <w:rPr>
+          <w:rFonts w:hint="default" w:ascii="Times New Roman" w:hAnsi="Times New Roman" w:cs="Times New Roman"/>
+          <w:lang w:val="en-US"/>
+        </w:rPr>
+        <w:t xml:space="preserve">: </w:t>
+      </w:r>
+      <w:r>
+        <w:rPr>
+          <w:rFonts w:hint="default" w:cs="Times New Roman"/>
+          <w:lang w:val="en-US"/>
+        </w:rPr>
+        <w:t>Conclusion</w:t>
+      </w:r>
+    </w:p>
+    <w:p>
+      <w:pPr>
+        <w:jc w:val="both"/>
+        <w:rPr>
+          <w:rFonts w:hint="default" w:ascii="Times New Roman" w:hAnsi="Times New Roman" w:cs="Times New Roman"/>
+          <w:b w:val="0"/>
+          <w:bCs w:val="0"/>
+          <w:sz w:val="25"/>
+          <w:szCs w:val="25"/>
+          <w:lang w:val="en-US"/>
+        </w:rPr>
+      </w:pPr>
+      <w:r>
+        <w:rPr>
+          <w:rFonts w:hint="default" w:ascii="Times New Roman" w:hAnsi="Times New Roman" w:eastAsia="SimSun" w:cs="Times New Roman"/>
+          <w:b w:val="0"/>
+          <w:bCs w:val="0"/>
+          <w:sz w:val="25"/>
+          <w:szCs w:val="25"/>
+        </w:rPr>
+        <w:t>In conclusion, this project has successfully developed TruthGuard, an AI-driven platform dedicated to enhancing digital integrity through automated misinformation detection. By leveraging a combination of Machine Learning models and a modern web framework, the system effectively addresses the critical need for real-time content verification. The research and implementation phases have demonstrated that while current technologies provide a solid foundation, the integration of Transformer-based architectures and cloud-native scalability is essential for long-term resilience. Ultimately, TruthGuard serves as a proactive defense mechanism, empowering users with the tools necessary to navigate the complexities of the modern information landscape with greater transparency and security.</w:t>
+      </w:r>
     </w:p>
     <w:p>
       <w:pPr>
@@ -7418,6 +9628,74 @@
       </w:pPr>
       <w:rPr>
         <w:rFonts w:hint="default" w:ascii="Wingdings" w:hAnsi="Wingdings"/>
+        <w:sz w:val="15"/>
+        <w:szCs w:val="15"/>
+      </w:rPr>
+    </w:lvl>
+  </w:abstractNum>
+  <w:abstractNum w:abstractNumId="7">
+    <w:nsid w:val="3B0E832B"/>
+    <w:multiLevelType w:val="singleLevel"/>
+    <w:tmpl w:val="3B0E832B"/>
+    <w:lvl w:ilvl="0" w:tentative="0">
+      <w:start w:val="1"/>
+      <w:numFmt w:val="bullet"/>
+      <w:lvlText w:val=""/>
+      <w:lvlJc w:val="left"/>
+      <w:pPr>
+        <w:tabs>
+          <w:tab w:val="left" w:pos="420"/>
+        </w:tabs>
+        <w:ind w:left="420" w:leftChars="0" w:hanging="420" w:firstLineChars="0"/>
+      </w:pPr>
+      <w:rPr>
+        <w:rFonts w:hint="default" w:ascii="Wingdings" w:hAnsi="Wingdings"/>
+        <w:sz w:val="15"/>
+        <w:szCs w:val="15"/>
+      </w:rPr>
+    </w:lvl>
+  </w:abstractNum>
+  <w:abstractNum w:abstractNumId="8">
+    <w:nsid w:val="3DE6F11F"/>
+    <w:multiLevelType w:val="singleLevel"/>
+    <w:tmpl w:val="3DE6F11F"/>
+    <w:lvl w:ilvl="0" w:tentative="0">
+      <w:start w:val="1"/>
+      <w:numFmt w:val="bullet"/>
+      <w:lvlText w:val=""/>
+      <w:lvlJc w:val="left"/>
+      <w:pPr>
+        <w:tabs>
+          <w:tab w:val="left" w:pos="420"/>
+        </w:tabs>
+        <w:ind w:left="420" w:leftChars="0" w:hanging="420" w:firstLineChars="0"/>
+      </w:pPr>
+      <w:rPr>
+        <w:rFonts w:hint="default" w:ascii="Wingdings" w:hAnsi="Wingdings"/>
+        <w:sz w:val="15"/>
+        <w:szCs w:val="15"/>
+      </w:rPr>
+    </w:lvl>
+  </w:abstractNum>
+  <w:abstractNum w:abstractNumId="9">
+    <w:nsid w:val="4DBA4CDF"/>
+    <w:multiLevelType w:val="singleLevel"/>
+    <w:tmpl w:val="4DBA4CDF"/>
+    <w:lvl w:ilvl="0" w:tentative="0">
+      <w:start w:val="1"/>
+      <w:numFmt w:val="bullet"/>
+      <w:lvlText w:val=""/>
+      <w:lvlJc w:val="left"/>
+      <w:pPr>
+        <w:tabs>
+          <w:tab w:val="left" w:pos="420"/>
+        </w:tabs>
+        <w:ind w:left="420" w:leftChars="0" w:hanging="420" w:firstLineChars="0"/>
+      </w:pPr>
+      <w:rPr>
+        <w:rFonts w:hint="default" w:ascii="Wingdings" w:hAnsi="Wingdings"/>
+        <w:sz w:val="15"/>
+        <w:szCs w:val="15"/>
       </w:rPr>
     </w:lvl>
   </w:abstractNum>
@@ -7428,19 +9706,28 @@
     <w:abstractNumId w:val="2"/>
   </w:num>
   <w:num w:numId="3">
+    <w:abstractNumId w:val="9"/>
+  </w:num>
+  <w:num w:numId="4">
     <w:abstractNumId w:val="3"/>
   </w:num>
-  <w:num w:numId="4">
+  <w:num w:numId="5">
     <w:abstractNumId w:val="1"/>
   </w:num>
-  <w:num w:numId="5">
+  <w:num w:numId="6">
     <w:abstractNumId w:val="4"/>
   </w:num>
-  <w:num w:numId="6">
+  <w:num w:numId="7">
     <w:abstractNumId w:val="5"/>
   </w:num>
-  <w:num w:numId="7">
+  <w:num w:numId="8">
     <w:abstractNumId w:val="6"/>
+  </w:num>
+  <w:num w:numId="9">
+    <w:abstractNumId w:val="8"/>
+  </w:num>
+  <w:num w:numId="10">
+    <w:abstractNumId w:val="7"/>
   </w:num>
 </w:numbering>
 </file>
